--- a/08-传感器电路/11-声音传感器电路/驻极体麦克风电路/驻极体麦克风电路.docx
+++ b/08-传感器电路/11-声音传感器电路/驻极体麦克风电路/驻极体麦克风电路.docx
@@ -2383,6 +2383,20 @@
     </w:p>
     <w:bookmarkEnd w:id="26"/>
     <w:bookmarkEnd w:id="27"/>
+    <w:p>
+      <w:pPr>
+        <w:spacing w:before="360"/>
+        <w:jc w:val="center"/>
+      </w:pPr>
+      <w:r>
+        <w:rPr>
+          <w:rFonts w:ascii="Times New Roman" w:hAnsi="Times New Roman"/>
+          <w:color w:val="555555"/>
+          <w:sz w:val="21"/>
+        </w:rPr>
+        <w:t>材料收集者：杜文杰</w:t>
+      </w:r>
+    </w:p>
     <w:sectPr>
       <w:headerReference r:id="rId9" w:type="default"/>
       <w:footerReference r:id="rId10" w:type="default"/>

--- a/08-传感器电路/11-声音传感器电路/驻极体麦克风电路/驻极体麦克风电路.docx
+++ b/08-传感器电路/11-声音传感器电路/驻极体麦克风电路/驻极体麦克风电路.docx
@@ -1,6 +1,6 @@
 
 <file path=word/document.xml><?xml version="1.0" encoding="utf-8"?>
-<w:document xmlns:w="http://schemas.openxmlformats.org/wordprocessingml/2006/main" xmlns:m="http://schemas.openxmlformats.org/officeDocument/2006/math" xmlns:r="http://schemas.openxmlformats.org/officeDocument/2006/relationships" xmlns:o="urn:schemas-microsoft-com:office:office" xmlns:v="urn:schemas-microsoft-com:vml" xmlns:w10="urn:schemas-microsoft-com:office:word" xmlns:a="http://schemas.openxmlformats.org/drawingml/2006/main" xmlns:pic="http://schemas.openxmlformats.org/drawingml/2006/picture" xmlns:wp="http://schemas.openxmlformats.org/drawingml/2006/wordprocessingDrawing">
+<w:document xmlns:m="http://schemas.openxmlformats.org/officeDocument/2006/math" xmlns:r="http://schemas.openxmlformats.org/officeDocument/2006/relationships" xmlns:w="http://schemas.openxmlformats.org/wordprocessingml/2006/main" xmlns:o="urn:schemas-microsoft-com:office:office" xmlns:v="urn:schemas-microsoft-com:vml" xmlns:w10="urn:schemas-microsoft-com:office:word" xmlns:a="http://schemas.openxmlformats.org/drawingml/2006/main" xmlns:pic="http://schemas.openxmlformats.org/drawingml/2006/picture" xmlns:wp="http://schemas.openxmlformats.org/drawingml/2006/wordprocessingDrawing">
   <w:body>
     <w:bookmarkStart w:id="27" w:name="驻极体麦克风电路"/>
     <w:p>
@@ -9,7 +9,7 @@
       </w:pPr>
       <w:r>
         <w:rPr>
-          <w:rFonts w:hint="eastAsia"/>
+          <w:rFonts w:hint="eastAsia" w:eastAsia="黑体"/>
         </w:rPr>
         <w:t xml:space="preserve">驻极体麦克风电路</w:t>
       </w:r>
@@ -21,7 +21,7 @@
       </w:pPr>
       <w:r>
         <w:rPr>
-          <w:rFonts w:hint="eastAsia"/>
+          <w:rFonts w:hint="eastAsia" w:eastAsia="黑体"/>
         </w:rPr>
         <w:t xml:space="preserve">拓扑描述</w:t>
       </w:r>
@@ -32,16 +32,19 @@
       </w:pPr>
       <w:r>
         <w:rPr>
-          <w:rFonts w:hint="eastAsia"/>
+          <w:rFonts w:hint="eastAsia" w:eastAsia="黑体"/>
         </w:rPr>
         <w:t xml:space="preserve">由</w:t>
       </w:r>
       <w:r>
+        <w:rPr>
+          <w:rFonts w:eastAsia="黑体"/>
+        </w:rPr>
         <w:t xml:space="preserve"> </w:t>
       </w:r>
       <w:r>
         <w:rPr>
-          <w:rFonts w:hint="eastAsia"/>
+          <w:rFonts w:hint="eastAsia" w:eastAsia="黑体"/>
           <w:b/>
           <w:bCs/>
         </w:rPr>
@@ -49,6 +52,7 @@
       </w:r>
       <w:r>
         <w:rPr>
+          <w:rFonts w:eastAsia="黑体"/>
           <w:b/>
           <w:bCs/>
         </w:rPr>
@@ -56,18 +60,21 @@
       </w:r>
       <w:r>
         <w:rPr>
-          <w:rFonts w:hint="eastAsia"/>
+          <w:rFonts w:hint="eastAsia" w:eastAsia="黑体"/>
           <w:b/>
           <w:bCs/>
         </w:rPr>
         <w:t xml:space="preserve">源极跟随阻抗变换器）</w:t>
       </w:r>
       <w:r>
+        <w:rPr>
+          <w:rFonts w:eastAsia="黑体"/>
+        </w:rPr>
         <w:t xml:space="preserve">、</w:t>
       </w:r>
       <w:r>
         <w:rPr>
-          <w:rFonts w:hint="eastAsia"/>
+          <w:rFonts w:hint="eastAsia" w:eastAsia="黑体"/>
           <w:b/>
           <w:bCs/>
         </w:rPr>
@@ -75,6 +82,7 @@
       </w:r>
       <w:r>
         <w:rPr>
+          <w:rFonts w:eastAsia="黑体"/>
           <w:b/>
           <w:bCs/>
         </w:rPr>
@@ -104,11 +112,14 @@
         </m:sSub>
       </m:oMath>
       <w:r>
+        <w:rPr>
+          <w:rFonts w:eastAsia="黑体"/>
+        </w:rPr>
         <w:t xml:space="preserve">、</w:t>
       </w:r>
       <w:r>
         <w:rPr>
-          <w:rFonts w:hint="eastAsia"/>
+          <w:rFonts w:hint="eastAsia" w:eastAsia="黑体"/>
           <w:b/>
           <w:bCs/>
         </w:rPr>
@@ -116,6 +127,7 @@
       </w:r>
       <w:r>
         <w:rPr>
+          <w:rFonts w:eastAsia="黑体"/>
           <w:b/>
           <w:bCs/>
         </w:rPr>
@@ -139,20 +151,26 @@
         </m:sSub>
       </m:oMath>
       <w:r>
+        <w:rPr>
+          <w:rFonts w:eastAsia="黑体"/>
+        </w:rPr>
         <w:t xml:space="preserve"> </w:t>
       </w:r>
       <w:r>
         <w:rPr>
-          <w:rFonts w:hint="eastAsia"/>
+          <w:rFonts w:hint="eastAsia" w:eastAsia="黑体"/>
         </w:rPr>
         <w:t xml:space="preserve">与</w:t>
       </w:r>
       <w:r>
+        <w:rPr>
+          <w:rFonts w:eastAsia="黑体"/>
+        </w:rPr>
         <w:t xml:space="preserve"> </w:t>
       </w:r>
       <w:r>
         <w:rPr>
-          <w:rFonts w:hint="eastAsia"/>
+          <w:rFonts w:hint="eastAsia" w:eastAsia="黑体"/>
           <w:b/>
           <w:bCs/>
         </w:rPr>
@@ -160,32 +178,39 @@
       </w:r>
       <w:r>
         <w:rPr>
+          <w:rFonts w:eastAsia="黑体"/>
           <w:b/>
           <w:bCs/>
         </w:rPr>
         <w:t xml:space="preserve"> A1</w:t>
       </w:r>
       <w:r>
+        <w:rPr>
+          <w:rFonts w:eastAsia="黑体"/>
+        </w:rPr>
         <w:t xml:space="preserve"> </w:t>
       </w:r>
       <w:r>
         <w:rPr>
-          <w:rFonts w:hint="eastAsia"/>
+          <w:rFonts w:hint="eastAsia" w:eastAsia="黑体"/>
         </w:rPr>
         <w:t xml:space="preserve">组成。电路共有</w:t>
       </w:r>
       <w:r>
+        <w:rPr>
+          <w:rFonts w:eastAsia="黑体"/>
+        </w:rPr>
         <w:t xml:space="preserve"> 4 </w:t>
       </w:r>
       <w:r>
         <w:rPr>
-          <w:rFonts w:hint="eastAsia"/>
+          <w:rFonts w:hint="eastAsia" w:eastAsia="黑体"/>
         </w:rPr>
         <w:t xml:space="preserve">个关键节点：</w:t>
       </w:r>
       <w:r>
         <w:rPr>
-          <w:rFonts w:hint="eastAsia"/>
+          <w:rFonts w:hint="eastAsia" w:eastAsia="黑体"/>
           <w:b/>
           <w:bCs/>
         </w:rPr>
@@ -193,6 +218,7 @@
       </w:r>
       <w:r>
         <w:rPr>
+          <w:rFonts w:eastAsia="黑体"/>
           <w:b/>
           <w:bCs/>
         </w:rPr>
@@ -200,7 +226,7 @@
       </w:r>
       <w:r>
         <w:rPr>
-          <w:rFonts w:hint="eastAsia"/>
+          <w:rFonts w:hint="eastAsia" w:eastAsia="黑体"/>
           <w:b/>
           <w:bCs/>
         </w:rPr>
@@ -208,6 +234,7 @@
       </w:r>
       <w:r>
         <w:rPr>
+          <w:rFonts w:eastAsia="黑体"/>
           <w:b/>
           <w:bCs/>
         </w:rPr>
@@ -215,7 +242,7 @@
       </w:r>
       <w:r>
         <w:rPr>
-          <w:rFonts w:hint="eastAsia"/>
+          <w:rFonts w:hint="eastAsia" w:eastAsia="黑体"/>
         </w:rPr>
         <w:t xml:space="preserve">（</w:t>
       </w:r>
@@ -243,26 +270,32 @@
         </m:sSub>
       </m:oMath>
       <w:r>
+        <w:rPr>
+          <w:rFonts w:eastAsia="黑体"/>
+        </w:rPr>
         <w:t xml:space="preserve"> </w:t>
       </w:r>
       <w:r>
         <w:rPr>
-          <w:rFonts w:hint="eastAsia"/>
+          <w:rFonts w:hint="eastAsia" w:eastAsia="黑体"/>
         </w:rPr>
         <w:t xml:space="preserve">一端与放大运放</w:t>
       </w:r>
       <w:r>
+        <w:rPr>
+          <w:rFonts w:eastAsia="黑体"/>
+        </w:rPr>
         <w:t xml:space="preserve"> A1 </w:t>
       </w:r>
       <w:r>
         <w:rPr>
-          <w:rFonts w:hint="eastAsia"/>
+          <w:rFonts w:hint="eastAsia" w:eastAsia="黑体"/>
         </w:rPr>
         <w:t xml:space="preserve">正电源相连）；</w:t>
       </w:r>
       <w:r>
         <w:rPr>
-          <w:rFonts w:hint="eastAsia"/>
+          <w:rFonts w:hint="eastAsia" w:eastAsia="黑体"/>
           <w:b/>
           <w:bCs/>
         </w:rPr>
@@ -270,6 +303,7 @@
       </w:r>
       <w:r>
         <w:rPr>
+          <w:rFonts w:eastAsia="黑体"/>
           <w:b/>
           <w:bCs/>
         </w:rPr>
@@ -277,7 +311,7 @@
       </w:r>
       <w:r>
         <w:rPr>
-          <w:rFonts w:hint="eastAsia"/>
+          <w:rFonts w:hint="eastAsia" w:eastAsia="黑体"/>
           <w:b/>
           <w:bCs/>
         </w:rPr>
@@ -285,16 +319,19 @@
       </w:r>
       <w:r>
         <w:rPr>
-          <w:rFonts w:hint="eastAsia"/>
+          <w:rFonts w:hint="eastAsia" w:eastAsia="黑体"/>
         </w:rPr>
         <w:t xml:space="preserve">（ECM</w:t>
       </w:r>
       <w:r>
+        <w:rPr>
+          <w:rFonts w:eastAsia="黑体"/>
+        </w:rPr>
         <w:t xml:space="preserve"> </w:t>
       </w:r>
       <w:r>
         <w:rPr>
-          <w:rFonts w:hint="eastAsia"/>
+          <w:rFonts w:hint="eastAsia" w:eastAsia="黑体"/>
         </w:rPr>
         <w:t xml:space="preserve">电源/信号输出端子、</w:t>
       </w:r>
@@ -322,11 +359,14 @@
         </m:sSub>
       </m:oMath>
       <w:r>
+        <w:rPr>
+          <w:rFonts w:eastAsia="黑体"/>
+        </w:rPr>
         <w:t xml:space="preserve"> </w:t>
       </w:r>
       <w:r>
         <w:rPr>
-          <w:rFonts w:hint="eastAsia"/>
+          <w:rFonts w:hint="eastAsia" w:eastAsia="黑体"/>
         </w:rPr>
         <w:t xml:space="preserve">另一端、</w:t>
       </w:r>
@@ -348,17 +388,20 @@
         </m:sSub>
       </m:oMath>
       <w:r>
+        <w:rPr>
+          <w:rFonts w:eastAsia="黑体"/>
+        </w:rPr>
         <w:t xml:space="preserve"> </w:t>
       </w:r>
       <w:r>
         <w:rPr>
-          <w:rFonts w:hint="eastAsia"/>
+          <w:rFonts w:hint="eastAsia" w:eastAsia="黑体"/>
         </w:rPr>
         <w:t xml:space="preserve">一端三者相连）；</w:t>
       </w:r>
       <w:r>
         <w:rPr>
-          <w:rFonts w:hint="eastAsia"/>
+          <w:rFonts w:hint="eastAsia" w:eastAsia="黑体"/>
           <w:b/>
           <w:bCs/>
         </w:rPr>
@@ -366,6 +409,7 @@
       </w:r>
       <w:r>
         <w:rPr>
+          <w:rFonts w:eastAsia="黑体"/>
           <w:b/>
           <w:bCs/>
         </w:rPr>
@@ -373,7 +417,7 @@
       </w:r>
       <w:r>
         <w:rPr>
-          <w:rFonts w:hint="eastAsia"/>
+          <w:rFonts w:hint="eastAsia" w:eastAsia="黑体"/>
           <w:b/>
           <w:bCs/>
         </w:rPr>
@@ -381,6 +425,7 @@
       </w:r>
       <w:r>
         <w:rPr>
+          <w:rFonts w:eastAsia="黑体"/>
           <w:b/>
           <w:bCs/>
         </w:rPr>
@@ -388,22 +433,25 @@
       </w:r>
       <w:r>
         <w:rPr>
-          <w:rFonts w:hint="eastAsia"/>
+          <w:rFonts w:hint="eastAsia" w:eastAsia="黑体"/>
         </w:rPr>
         <w:t xml:space="preserve">（ECM</w:t>
       </w:r>
       <w:r>
+        <w:rPr>
+          <w:rFonts w:eastAsia="黑体"/>
+        </w:rPr>
         <w:t xml:space="preserve"> </w:t>
       </w:r>
       <w:r>
         <w:rPr>
-          <w:rFonts w:hint="eastAsia"/>
+          <w:rFonts w:hint="eastAsia" w:eastAsia="黑体"/>
         </w:rPr>
         <w:t xml:space="preserve">的地/源极端子与放大运放负电源或地相连）；</w:t>
       </w:r>
       <w:r>
         <w:rPr>
-          <w:rFonts w:hint="eastAsia"/>
+          <w:rFonts w:hint="eastAsia" w:eastAsia="黑体"/>
           <w:b/>
           <w:bCs/>
         </w:rPr>
@@ -411,6 +459,7 @@
       </w:r>
       <w:r>
         <w:rPr>
+          <w:rFonts w:eastAsia="黑体"/>
           <w:b/>
           <w:bCs/>
         </w:rPr>
@@ -418,7 +467,7 @@
       </w:r>
       <w:r>
         <w:rPr>
-          <w:rFonts w:hint="eastAsia"/>
+          <w:rFonts w:hint="eastAsia" w:eastAsia="黑体"/>
           <w:b/>
           <w:bCs/>
         </w:rPr>
@@ -426,7 +475,7 @@
       </w:r>
       <w:r>
         <w:rPr>
-          <w:rFonts w:hint="eastAsia"/>
+          <w:rFonts w:hint="eastAsia" w:eastAsia="黑体"/>
         </w:rPr>
         <w:t xml:space="preserve">（</w:t>
       </w:r>
@@ -448,20 +497,26 @@
         </m:sSub>
       </m:oMath>
       <w:r>
+        <w:rPr>
+          <w:rFonts w:eastAsia="黑体"/>
+        </w:rPr>
         <w:t xml:space="preserve"> </w:t>
       </w:r>
       <w:r>
         <w:rPr>
-          <w:rFonts w:hint="eastAsia"/>
+          <w:rFonts w:hint="eastAsia" w:eastAsia="黑体"/>
         </w:rPr>
         <w:t xml:space="preserve">另一端与放大运放</w:t>
       </w:r>
       <w:r>
+        <w:rPr>
+          <w:rFonts w:eastAsia="黑体"/>
+        </w:rPr>
         <w:t xml:space="preserve"> A1 </w:t>
       </w:r>
       <w:r>
         <w:rPr>
-          <w:rFonts w:hint="eastAsia"/>
+          <w:rFonts w:hint="eastAsia" w:eastAsia="黑体"/>
         </w:rPr>
         <w:t xml:space="preserve">的输入端相连）。</w:t>
       </w:r>
@@ -470,42 +525,51 @@
       <w:pPr/>
       <w:r>
         <w:rPr>
-          <w:rFonts w:hint="eastAsia"/>
+          <w:rFonts w:hint="eastAsia" w:eastAsia="黑体"/>
         </w:rPr>
         <w:t xml:space="preserve">各元件管脚连接：</w:t>
       </w:r>
       <w:r>
         <w:rPr>
-          <w:rFonts w:hint="eastAsia"/>
+          <w:rFonts w:hint="eastAsia" w:eastAsia="黑体"/>
           <w:b/>
           <w:bCs/>
         </w:rPr>
         <w:t xml:space="preserve">驻极体麦克风（ECM）</w:t>
       </w:r>
       <w:r>
+        <w:rPr>
+          <w:rFonts w:eastAsia="黑体"/>
+        </w:rPr>
         <w:t xml:space="preserve"> </w:t>
       </w:r>
       <w:r>
         <w:rPr>
-          <w:rFonts w:hint="eastAsia"/>
+          <w:rFonts w:hint="eastAsia" w:eastAsia="黑体"/>
         </w:rPr>
         <w:t xml:space="preserve">电源/信号输出端子（内部</w:t>
       </w:r>
       <w:r>
+        <w:rPr>
+          <w:rFonts w:eastAsia="黑体"/>
+        </w:rPr>
         <w:t xml:space="preserve"> JFET </w:t>
       </w:r>
       <w:r>
         <w:rPr>
-          <w:rFonts w:hint="eastAsia"/>
+          <w:rFonts w:hint="eastAsia" w:eastAsia="黑体"/>
         </w:rPr>
         <w:t xml:space="preserve">漏极）接节点②、地端子（内部</w:t>
       </w:r>
       <w:r>
+        <w:rPr>
+          <w:rFonts w:eastAsia="黑体"/>
+        </w:rPr>
         <w:t xml:space="preserve"> JFET </w:t>
       </w:r>
       <w:r>
         <w:rPr>
-          <w:rFonts w:hint="eastAsia"/>
+          <w:rFonts w:hint="eastAsia" w:eastAsia="黑体"/>
         </w:rPr>
         <w:t xml:space="preserve">源极）接节点③；</w:t>
       </w:r>
@@ -533,11 +597,14 @@
         </m:sSub>
       </m:oMath>
       <w:r>
+        <w:rPr>
+          <w:rFonts w:eastAsia="黑体"/>
+        </w:rPr>
         <w:t xml:space="preserve"> </w:t>
       </w:r>
       <w:r>
         <w:rPr>
-          <w:rFonts w:hint="eastAsia"/>
+          <w:rFonts w:hint="eastAsia" w:eastAsia="黑体"/>
         </w:rPr>
         <w:t xml:space="preserve">一端接节点①（+VCC）、另一端接节点②；</w:t>
       </w:r>
@@ -559,17 +626,20 @@
         </m:sSub>
       </m:oMath>
       <w:r>
+        <w:rPr>
+          <w:rFonts w:eastAsia="黑体"/>
+        </w:rPr>
         <w:t xml:space="preserve"> </w:t>
       </w:r>
       <w:r>
         <w:rPr>
-          <w:rFonts w:hint="eastAsia"/>
+          <w:rFonts w:hint="eastAsia" w:eastAsia="黑体"/>
         </w:rPr>
         <w:t xml:space="preserve">一端接节点②、另一端接节点④；</w:t>
       </w:r>
       <w:r>
         <w:rPr>
-          <w:rFonts w:hint="eastAsia"/>
+          <w:rFonts w:hint="eastAsia" w:eastAsia="黑体"/>
           <w:b/>
           <w:bCs/>
         </w:rPr>
@@ -577,53 +647,69 @@
       </w:r>
       <w:r>
         <w:rPr>
+          <w:rFonts w:eastAsia="黑体"/>
           <w:b/>
           <w:bCs/>
         </w:rPr>
         <w:t xml:space="preserve"> A1</w:t>
       </w:r>
       <w:r>
+        <w:rPr>
+          <w:rFonts w:eastAsia="黑体"/>
+        </w:rPr>
         <w:t xml:space="preserve"> </w:t>
       </w:r>
       <w:r>
         <w:rPr>
-          <w:rFonts w:hint="eastAsia"/>
+          <w:rFonts w:hint="eastAsia" w:eastAsia="黑体"/>
         </w:rPr>
         <w:t xml:space="preserve">的一个输入端接节点④、另一个输入端接偏置参考或地、OUT</w:t>
       </w:r>
       <w:r>
+        <w:rPr>
+          <w:rFonts w:eastAsia="黑体"/>
+        </w:rPr>
         <w:t xml:space="preserve"> </w:t>
       </w:r>
       <w:r>
         <w:rPr>
-          <w:rFonts w:hint="eastAsia"/>
+          <w:rFonts w:hint="eastAsia" w:eastAsia="黑体"/>
         </w:rPr>
         <w:t xml:space="preserve">输出放大后的交流信号、正电源脚</w:t>
       </w:r>
       <w:r>
+        <w:rPr>
+          <w:rFonts w:eastAsia="黑体"/>
+        </w:rPr>
         <w:t xml:space="preserve"> V+ </w:t>
       </w:r>
       <w:r>
         <w:rPr>
-          <w:rFonts w:hint="eastAsia"/>
+          <w:rFonts w:hint="eastAsia" w:eastAsia="黑体"/>
         </w:rPr>
         <w:t xml:space="preserve">接</w:t>
       </w:r>
       <w:r>
+        <w:rPr>
+          <w:rFonts w:eastAsia="黑体"/>
+        </w:rPr>
         <w:t xml:space="preserve"> </w:t>
       </w:r>
       <w:r>
         <w:rPr>
-          <w:rFonts w:hint="eastAsia"/>
+          <w:rFonts w:hint="eastAsia" w:eastAsia="黑体"/>
         </w:rPr>
         <w:t xml:space="preserve">+VCC、负电源脚</w:t>
       </w:r>
       <w:r>
+        <w:rPr>
+          <w:rFonts w:eastAsia="黑体"/>
+        </w:rPr>
         <w:t xml:space="preserve"> V− </w:t>
       </w:r>
       <w:r>
         <w:rPr>
-          <w:rFonts w:hint="eastAsia"/>
+          <w:rFonts w:hint="eastAsia" w:eastAsia="黑体"/>
         </w:rPr>
         <w:t xml:space="preserve">接地（单电源时接地）。</w:t>
       </w:r>
@@ -632,29 +718,38 @@
       <w:pPr/>
       <w:r>
         <w:rPr>
-          <w:rFonts w:hint="eastAsia"/>
+          <w:rFonts w:hint="eastAsia" w:eastAsia="黑体"/>
         </w:rPr>
         <w:t xml:space="preserve">由此构成”驻极体</w:t>
       </w:r>
       <w:r>
+        <w:rPr>
+          <w:rFonts w:eastAsia="黑体"/>
+        </w:rPr>
         <w:t xml:space="preserve"> ECM </w:t>
       </w:r>
       <w:r>
         <w:rPr>
-          <w:rFonts w:hint="eastAsia"/>
+          <w:rFonts w:hint="eastAsia" w:eastAsia="黑体"/>
         </w:rPr>
         <w:t xml:space="preserve">内部</w:t>
       </w:r>
       <w:r>
+        <w:rPr>
+          <w:rFonts w:eastAsia="黑体"/>
+        </w:rPr>
         <w:t xml:space="preserve"> JFET </w:t>
       </w:r>
       <w:r>
         <w:rPr>
-          <w:rFonts w:hint="eastAsia"/>
+          <w:rFonts w:hint="eastAsia" w:eastAsia="黑体"/>
         </w:rPr>
         <w:t xml:space="preserve">源极跟随、经</w:t>
       </w:r>
       <w:r>
+        <w:rPr>
+          <w:rFonts w:eastAsia="黑体"/>
+        </w:rPr>
         <w:t xml:space="preserve"> </w:t>
       </w:r>
       <m:oMath>
@@ -681,11 +776,14 @@
         </m:sSub>
       </m:oMath>
       <w:r>
+        <w:rPr>
+          <w:rFonts w:eastAsia="黑体"/>
+        </w:rPr>
         <w:t xml:space="preserve"> </w:t>
       </w:r>
       <w:r>
         <w:rPr>
-          <w:rFonts w:hint="eastAsia"/>
+          <w:rFonts w:hint="eastAsia" w:eastAsia="黑体"/>
         </w:rPr>
         <w:t xml:space="preserve">偏置供电、</w:t>
       </w:r>
@@ -707,24 +805,33 @@
         </m:sSub>
       </m:oMath>
       <w:r>
+        <w:rPr>
+          <w:rFonts w:eastAsia="黑体"/>
+        </w:rPr>
         <w:t xml:space="preserve"> </w:t>
       </w:r>
       <w:r>
         <w:rPr>
-          <w:rFonts w:hint="eastAsia"/>
+          <w:rFonts w:hint="eastAsia" w:eastAsia="黑体"/>
         </w:rPr>
         <w:t xml:space="preserve">隔直耦合、运放</w:t>
       </w:r>
       <w:r>
+        <w:rPr>
+          <w:rFonts w:eastAsia="黑体"/>
+        </w:rPr>
         <w:t xml:space="preserve"> A1 </w:t>
       </w:r>
       <w:r>
         <w:rPr>
-          <w:rFonts w:hint="eastAsia"/>
+          <w:rFonts w:hint="eastAsia" w:eastAsia="黑体"/>
         </w:rPr>
         <w:t xml:space="preserve">放大”的传感与调理组态，将声压转换为供后级采集的交流电压信号，输出满足</w:t>
       </w:r>
       <w:r>
+        <w:rPr>
+          <w:rFonts w:eastAsia="黑体"/>
+        </w:rPr>
         <w:t xml:space="preserve"> </w:t>
       </w:r>
       <m:oMath>
@@ -767,11 +874,14 @@
       </m:oMath>
       <w:r>
         <w:rPr>
-          <w:rFonts w:hint="eastAsia"/>
+          <w:rFonts w:hint="eastAsia" w:eastAsia="黑体"/>
         </w:rPr>
         <w:t xml:space="preserve">，高通截止频率</w:t>
       </w:r>
       <w:r>
+        <w:rPr>
+          <w:rFonts w:eastAsia="黑体"/>
+        </w:rPr>
         <w:t xml:space="preserve"> </w:t>
       </w:r>
       <m:oMath>
@@ -849,6 +959,9 @@
         </m:f>
       </m:oMath>
       <w:r>
+        <w:rPr>
+          <w:rFonts w:eastAsia="黑体"/>
+        </w:rPr>
         <w:t xml:space="preserve">。</w:t>
       </w:r>
     </w:p>
@@ -860,7 +973,7 @@
       </w:pPr>
       <w:r>
         <w:rPr>
-          <w:rFonts w:hint="eastAsia"/>
+          <w:rFonts w:hint="eastAsia" w:eastAsia="黑体"/>
         </w:rPr>
         <w:t xml:space="preserve">工作原理</w:t>
       </w:r>
@@ -871,25 +984,31 @@
       </w:pPr>
       <w:r>
         <w:rPr>
-          <w:rFonts w:hint="eastAsia"/>
+          <w:rFonts w:hint="eastAsia" w:eastAsia="黑体"/>
         </w:rPr>
         <w:t xml:space="preserve">声波使驻极体膜片相对背板振动，电容变化引起</w:t>
       </w:r>
       <w:r>
+        <w:rPr>
+          <w:rFonts w:eastAsia="黑体"/>
+        </w:rPr>
         <w:t xml:space="preserve"> JFET </w:t>
       </w:r>
       <w:r>
         <w:rPr>
-          <w:rFonts w:hint="eastAsia"/>
+          <w:rFonts w:hint="eastAsia" w:eastAsia="黑体"/>
         </w:rPr>
         <w:t xml:space="preserve">栅压变化，漏极电流随之变化，从而把声压转换为电压信号；外部偏置电阻给</w:t>
       </w:r>
       <w:r>
+        <w:rPr>
+          <w:rFonts w:eastAsia="黑体"/>
+        </w:rPr>
         <w:t xml:space="preserve"> JFET </w:t>
       </w:r>
       <w:r>
         <w:rPr>
-          <w:rFonts w:hint="eastAsia"/>
+          <w:rFonts w:hint="eastAsia" w:eastAsia="黑体"/>
         </w:rPr>
         <w:t xml:space="preserve">提供工作点，耦合电容隔直后输出交流声音信号。</w:t>
       </w:r>
@@ -902,7 +1021,7 @@
       </w:pPr>
       <w:r>
         <w:rPr>
-          <w:rFonts w:hint="eastAsia"/>
+          <w:rFonts w:hint="eastAsia" w:eastAsia="黑体"/>
         </w:rPr>
         <w:t xml:space="preserve">关键计算公式</w:t>
       </w:r>
@@ -916,7 +1035,7 @@
       </w:pPr>
       <w:r>
         <w:rPr>
-          <w:rFonts w:hint="eastAsia"/>
+          <w:rFonts w:hint="eastAsia" w:eastAsia="黑体"/>
         </w:rPr>
         <w:t xml:space="preserve">输出信号电压（受灵敏度定义）：</w:t>
       </w:r>
@@ -979,7 +1098,7 @@
       </w:pPr>
       <w:r>
         <w:rPr>
-          <w:rFonts w:hint="eastAsia"/>
+          <w:rFonts w:hint="eastAsia" w:eastAsia="黑体"/>
         </w:rPr>
         <w:t xml:space="preserve">驻极体偏置电压：</w:t>
       </w:r>
@@ -1090,7 +1209,7 @@
       </w:pPr>
       <w:r>
         <w:rPr>
-          <w:rFonts w:hint="eastAsia"/>
+          <w:rFonts w:hint="eastAsia" w:eastAsia="黑体"/>
         </w:rPr>
         <w:t xml:space="preserve">交流耦合高通截止：</w:t>
       </w:r>
@@ -1211,7 +1330,7 @@
             </w:pPr>
             <w:r>
               <w:rPr>
-                <w:rFonts w:hint="eastAsia"/>
+                <w:rFonts w:hint="eastAsia" w:eastAsia="黑体"/>
               </w:rPr>
               <w:t xml:space="preserve">符号</w:t>
             </w:r>
@@ -1225,7 +1344,7 @@
             </w:pPr>
             <w:r>
               <w:rPr>
-                <w:rFonts w:hint="eastAsia"/>
+                <w:rFonts w:hint="eastAsia" w:eastAsia="黑体"/>
               </w:rPr>
               <w:t xml:space="preserve">含义</w:t>
             </w:r>
@@ -1239,7 +1358,7 @@
             </w:pPr>
             <w:r>
               <w:rPr>
-                <w:rFonts w:hint="eastAsia"/>
+                <w:rFonts w:hint="eastAsia" w:eastAsia="黑体"/>
               </w:rPr>
               <w:t xml:space="preserve">单位</w:t>
             </w:r>
@@ -1274,6 +1393,9 @@
               </m:sSub>
             </m:oMath>
             <w:r>
+              <w:rPr>
+                <w:rFonts w:eastAsia="黑体"/>
+              </w:rPr>
               <w:t xml:space="preserve">​</w:t>
             </w:r>
           </w:p>
@@ -1286,7 +1408,7 @@
             </w:pPr>
             <w:r>
               <w:rPr>
-                <w:rFonts w:hint="eastAsia"/>
+                <w:rFonts w:hint="eastAsia" w:eastAsia="黑体"/>
               </w:rPr>
               <w:t xml:space="preserve">输出电压</w:t>
             </w:r>
@@ -1299,6 +1421,9 @@
               <w:pStyle w:val="Compact"/>
             </w:pPr>
             <w:r>
+              <w:rPr>
+                <w:rFonts w:eastAsia="黑体"/>
+              </w:rPr>
               <w:t xml:space="preserve">V</w:t>
             </w:r>
           </w:p>
@@ -1317,6 +1442,9 @@
               </m:r>
             </m:oMath>
             <w:r>
+              <w:rPr>
+                <w:rFonts w:eastAsia="黑体"/>
+              </w:rPr>
               <w:t xml:space="preserve">​</w:t>
             </w:r>
           </w:p>
@@ -1329,7 +1457,7 @@
             </w:pPr>
             <w:r>
               <w:rPr>
-                <w:rFonts w:hint="eastAsia"/>
+                <w:rFonts w:hint="eastAsia" w:eastAsia="黑体"/>
               </w:rPr>
               <w:t xml:space="preserve">灵敏度</w:t>
             </w:r>
@@ -1342,6 +1470,9 @@
               <w:pStyle w:val="Compact"/>
             </w:pPr>
             <w:r>
+              <w:rPr>
+                <w:rFonts w:eastAsia="黑体"/>
+              </w:rPr>
               <w:t xml:space="preserve">V/Pa</w:t>
             </w:r>
           </w:p>
@@ -1360,6 +1491,9 @@
               </m:r>
             </m:oMath>
             <w:r>
+              <w:rPr>
+                <w:rFonts w:eastAsia="黑体"/>
+              </w:rPr>
               <w:t xml:space="preserve">​</w:t>
             </w:r>
           </w:p>
@@ -1372,7 +1506,7 @@
             </w:pPr>
             <w:r>
               <w:rPr>
-                <w:rFonts w:hint="eastAsia"/>
+                <w:rFonts w:hint="eastAsia" w:eastAsia="黑体"/>
               </w:rPr>
               <w:t xml:space="preserve">声压</w:t>
             </w:r>
@@ -1385,6 +1519,9 @@
               <w:pStyle w:val="Compact"/>
             </w:pPr>
             <w:r>
+              <w:rPr>
+                <w:rFonts w:eastAsia="黑体"/>
+              </w:rPr>
               <w:t xml:space="preserve">Pa</w:t>
             </w:r>
           </w:p>
@@ -1421,6 +1558,9 @@
               </m:sSub>
             </m:oMath>
             <w:r>
+              <w:rPr>
+                <w:rFonts w:eastAsia="黑体"/>
+              </w:rPr>
               <w:t xml:space="preserve">​</w:t>
             </w:r>
           </w:p>
@@ -1433,7 +1573,7 @@
             </w:pPr>
             <w:r>
               <w:rPr>
-                <w:rFonts w:hint="eastAsia"/>
+                <w:rFonts w:hint="eastAsia" w:eastAsia="黑体"/>
               </w:rPr>
               <w:t xml:space="preserve">麦克风工作电压</w:t>
             </w:r>
@@ -1446,6 +1586,9 @@
               <w:pStyle w:val="Compact"/>
             </w:pPr>
             <w:r>
+              <w:rPr>
+                <w:rFonts w:eastAsia="黑体"/>
+              </w:rPr>
               <w:t xml:space="preserve">V</w:t>
             </w:r>
           </w:p>
@@ -1476,6 +1619,9 @@
               </m:sSub>
             </m:oMath>
             <w:r>
+              <w:rPr>
+                <w:rFonts w:eastAsia="黑体"/>
+              </w:rPr>
               <w:t xml:space="preserve">​</w:t>
             </w:r>
           </w:p>
@@ -1488,7 +1634,7 @@
             </w:pPr>
             <w:r>
               <w:rPr>
-                <w:rFonts w:hint="eastAsia"/>
+                <w:rFonts w:hint="eastAsia" w:eastAsia="黑体"/>
               </w:rPr>
               <w:t xml:space="preserve">电源电压</w:t>
             </w:r>
@@ -1501,6 +1647,9 @@
               <w:pStyle w:val="Compact"/>
             </w:pPr>
             <w:r>
+              <w:rPr>
+                <w:rFonts w:eastAsia="黑体"/>
+              </w:rPr>
               <w:t xml:space="preserve">V</w:t>
             </w:r>
           </w:p>
@@ -1531,6 +1680,9 @@
               </m:sSub>
             </m:oMath>
             <w:r>
+              <w:rPr>
+                <w:rFonts w:eastAsia="黑体"/>
+              </w:rPr>
               <w:t xml:space="preserve">​</w:t>
             </w:r>
           </w:p>
@@ -1543,7 +1695,7 @@
             </w:pPr>
             <w:r>
               <w:rPr>
-                <w:rFonts w:hint="eastAsia"/>
+                <w:rFonts w:hint="eastAsia" w:eastAsia="黑体"/>
               </w:rPr>
               <w:t xml:space="preserve">工作电流</w:t>
             </w:r>
@@ -1556,6 +1708,9 @@
               <w:pStyle w:val="Compact"/>
             </w:pPr>
             <w:r>
+              <w:rPr>
+                <w:rFonts w:eastAsia="黑体"/>
+              </w:rPr>
               <w:t xml:space="preserve">A</w:t>
             </w:r>
           </w:p>
@@ -1592,6 +1747,9 @@
               </m:sSub>
             </m:oMath>
             <w:r>
+              <w:rPr>
+                <w:rFonts w:eastAsia="黑体"/>
+              </w:rPr>
               <w:t xml:space="preserve">​</w:t>
             </w:r>
           </w:p>
@@ -1604,7 +1762,7 @@
             </w:pPr>
             <w:r>
               <w:rPr>
-                <w:rFonts w:hint="eastAsia"/>
+                <w:rFonts w:hint="eastAsia" w:eastAsia="黑体"/>
               </w:rPr>
               <w:t xml:space="preserve">偏置电阻</w:t>
             </w:r>
@@ -1617,6 +1775,9 @@
               <w:pStyle w:val="Compact"/>
             </w:pPr>
             <w:r>
+              <w:rPr>
+                <w:rFonts w:eastAsia="黑体"/>
+              </w:rPr>
               <w:t xml:space="preserve">Ω</w:t>
             </w:r>
           </w:p>
@@ -1647,6 +1808,9 @@
               </m:sSub>
             </m:oMath>
             <w:r>
+              <w:rPr>
+                <w:rFonts w:eastAsia="黑体"/>
+              </w:rPr>
               <w:t xml:space="preserve">​</w:t>
             </w:r>
           </w:p>
@@ -1659,7 +1823,7 @@
             </w:pPr>
             <w:r>
               <w:rPr>
-                <w:rFonts w:hint="eastAsia"/>
+                <w:rFonts w:hint="eastAsia" w:eastAsia="黑体"/>
               </w:rPr>
               <w:t xml:space="preserve">耦合电容</w:t>
             </w:r>
@@ -1672,6 +1836,9 @@
               <w:pStyle w:val="Compact"/>
             </w:pPr>
             <w:r>
+              <w:rPr>
+                <w:rFonts w:eastAsia="黑体"/>
+              </w:rPr>
               <w:t xml:space="preserve">F</w:t>
             </w:r>
           </w:p>
@@ -1686,7 +1853,7 @@
       </w:pPr>
       <w:r>
         <w:rPr>
-          <w:rFonts w:hint="eastAsia"/>
+          <w:rFonts w:hint="eastAsia" w:eastAsia="黑体"/>
         </w:rPr>
         <w:t xml:space="preserve">元件调整影响</w:t>
       </w:r>
@@ -1701,7 +1868,7 @@
       </w:pPr>
       <w:r>
         <w:rPr>
-          <w:rFonts w:hint="eastAsia"/>
+          <w:rFonts w:hint="eastAsia" w:eastAsia="黑体"/>
           <w:b/>
           <w:bCs/>
         </w:rPr>
@@ -1709,6 +1876,7 @@
       </w:r>
       <w:r>
         <w:rPr>
+          <w:rFonts w:eastAsia="黑体"/>
           <w:b/>
           <w:bCs/>
         </w:rPr>
@@ -1739,6 +1907,7 @@
       </m:oMath>
       <w:r>
         <w:rPr>
+          <w:rFonts w:eastAsia="黑体"/>
           <w:b/>
           <w:bCs/>
         </w:rPr>
@@ -1746,21 +1915,27 @@
       </w:r>
       <w:r>
         <w:rPr>
-          <w:rFonts w:hint="eastAsia"/>
+          <w:rFonts w:hint="eastAsia" w:eastAsia="黑体"/>
           <w:b/>
           <w:bCs/>
         </w:rPr>
         <w:t xml:space="preserve">增大</w:t>
       </w:r>
       <w:r>
+        <w:rPr>
+          <w:rFonts w:eastAsia="黑体"/>
+        </w:rPr>
         <w:t xml:space="preserve"> </w:t>
       </w:r>
       <w:r>
+        <w:rPr>
+          <w:rFonts w:eastAsia="黑体"/>
+        </w:rPr>
         <w:t xml:space="preserve">→ </w:t>
       </w:r>
       <w:r>
         <w:rPr>
-          <w:rFonts w:hint="eastAsia"/>
+          <w:rFonts w:hint="eastAsia" w:eastAsia="黑体"/>
         </w:rPr>
         <w:t xml:space="preserve">麦克风工作电压降低、电流减小，可能降低灵敏度；需按规格推荐值选取。</w:t>
       </w:r>
@@ -1775,30 +1950,39 @@
       </w:pPr>
       <w:r>
         <w:rPr>
-          <w:rFonts w:hint="eastAsia"/>
+          <w:rFonts w:hint="eastAsia" w:eastAsia="黑体"/>
           <w:b/>
           <w:bCs/>
         </w:rPr>
         <w:t xml:space="preserve">偏置电阻过小</w:t>
       </w:r>
       <w:r>
+        <w:rPr>
+          <w:rFonts w:eastAsia="黑体"/>
+        </w:rPr>
         <w:t xml:space="preserve"> </w:t>
       </w:r>
       <w:r>
+        <w:rPr>
+          <w:rFonts w:eastAsia="黑体"/>
+        </w:rPr>
         <w:t xml:space="preserve">→ </w:t>
       </w:r>
       <w:r>
         <w:rPr>
-          <w:rFonts w:hint="eastAsia"/>
+          <w:rFonts w:hint="eastAsia" w:eastAsia="黑体"/>
         </w:rPr>
         <w:t xml:space="preserve">工作电流增大，可能超出</w:t>
       </w:r>
       <w:r>
+        <w:rPr>
+          <w:rFonts w:eastAsia="黑体"/>
+        </w:rPr>
         <w:t xml:space="preserve"> JFET </w:t>
       </w:r>
       <w:r>
         <w:rPr>
-          <w:rFonts w:hint="eastAsia"/>
+          <w:rFonts w:hint="eastAsia" w:eastAsia="黑体"/>
         </w:rPr>
         <w:t xml:space="preserve">额定功耗。</w:t>
       </w:r>
@@ -1813,21 +1997,27 @@
       </w:pPr>
       <w:r>
         <w:rPr>
-          <w:rFonts w:hint="eastAsia"/>
+          <w:rFonts w:hint="eastAsia" w:eastAsia="黑体"/>
           <w:b/>
           <w:bCs/>
         </w:rPr>
         <w:t xml:space="preserve">耦合电容减小</w:t>
       </w:r>
       <w:r>
+        <w:rPr>
+          <w:rFonts w:eastAsia="黑体"/>
+        </w:rPr>
         <w:t xml:space="preserve"> </w:t>
       </w:r>
       <w:r>
+        <w:rPr>
+          <w:rFonts w:eastAsia="黑体"/>
+        </w:rPr>
         <w:t xml:space="preserve">→ </w:t>
       </w:r>
       <w:r>
         <w:rPr>
-          <w:rFonts w:hint="eastAsia"/>
+          <w:rFonts w:hint="eastAsia" w:eastAsia="黑体"/>
         </w:rPr>
         <w:t xml:space="preserve">高通截止升高，低频衰减增大。</w:t>
       </w:r>
@@ -1842,21 +2032,27 @@
       </w:pPr>
       <w:r>
         <w:rPr>
-          <w:rFonts w:hint="eastAsia"/>
+          <w:rFonts w:hint="eastAsia" w:eastAsia="黑体"/>
           <w:b/>
           <w:bCs/>
         </w:rPr>
         <w:t xml:space="preserve">后级增益增大</w:t>
       </w:r>
       <w:r>
+        <w:rPr>
+          <w:rFonts w:eastAsia="黑体"/>
+        </w:rPr>
         <w:t xml:space="preserve"> </w:t>
       </w:r>
       <w:r>
+        <w:rPr>
+          <w:rFonts w:eastAsia="黑体"/>
+        </w:rPr>
         <w:t xml:space="preserve">→ </w:t>
       </w:r>
       <w:r>
         <w:rPr>
-          <w:rFonts w:hint="eastAsia"/>
+          <w:rFonts w:hint="eastAsia" w:eastAsia="黑体"/>
         </w:rPr>
         <w:t xml:space="preserve">输出更强，但噪声与失真增加。</w:t>
       </w:r>
@@ -1869,7 +2065,7 @@
       </w:pPr>
       <w:r>
         <w:rPr>
-          <w:rFonts w:hint="eastAsia"/>
+          <w:rFonts w:hint="eastAsia" w:eastAsia="黑体"/>
         </w:rPr>
         <w:t xml:space="preserve">典型参数示例</w:t>
       </w:r>
@@ -1884,11 +2080,14 @@
       </w:pPr>
       <w:r>
         <w:rPr>
-          <w:rFonts w:hint="eastAsia"/>
+          <w:rFonts w:hint="eastAsia" w:eastAsia="黑体"/>
         </w:rPr>
         <w:t xml:space="preserve">取</w:t>
       </w:r>
       <w:r>
+        <w:rPr>
+          <w:rFonts w:eastAsia="黑体"/>
+        </w:rPr>
         <w:t xml:space="preserve"> </w:t>
       </w:r>
       <m:oMath>
@@ -1928,6 +2127,9 @@
         </m:r>
       </m:oMath>
       <w:r>
+        <w:rPr>
+          <w:rFonts w:eastAsia="黑体"/>
+        </w:rPr>
         <w:t xml:space="preserve">、</w:t>
       </w:r>
       <m:oMath>
@@ -1967,6 +2169,9 @@
         </m:r>
       </m:oMath>
       <w:r>
+        <w:rPr>
+          <w:rFonts w:eastAsia="黑体"/>
+        </w:rPr>
         <w:t xml:space="preserve">、</w:t>
       </w:r>
       <m:oMath>
@@ -2013,7 +2218,7 @@
       </m:oMath>
       <w:r>
         <w:rPr>
-          <w:rFonts w:hint="eastAsia"/>
+          <w:rFonts w:hint="eastAsia" w:eastAsia="黑体"/>
         </w:rPr>
         <w:t xml:space="preserve">：</w:t>
       </w:r>
@@ -2111,6 +2316,9 @@
         </m:r>
       </m:oMath>
       <w:r>
+        <w:rPr>
+          <w:rFonts w:eastAsia="黑体"/>
+        </w:rPr>
         <w:t xml:space="preserve">。</w:t>
       </w:r>
     </w:p>
@@ -2124,11 +2332,14 @@
       </w:pPr>
       <w:r>
         <w:rPr>
-          <w:rFonts w:hint="eastAsia"/>
+          <w:rFonts w:hint="eastAsia" w:eastAsia="黑体"/>
         </w:rPr>
         <w:t xml:space="preserve">典型驻极体灵敏度约</w:t>
       </w:r>
       <w:r>
+        <w:rPr>
+          <w:rFonts w:eastAsia="黑体"/>
+        </w:rPr>
         <w:t xml:space="preserve"> </w:t>
       </w:r>
       <m:oMath>
@@ -2169,11 +2380,14 @@
       </m:oMath>
       <w:r>
         <w:rPr>
-          <w:rFonts w:hint="eastAsia"/>
+          <w:rFonts w:hint="eastAsia" w:eastAsia="黑体"/>
         </w:rPr>
         <w:t xml:space="preserve">，即</w:t>
       </w:r>
       <w:r>
+        <w:rPr>
+          <w:rFonts w:eastAsia="黑体"/>
+        </w:rPr>
         <w:t xml:space="preserve"> </w:t>
       </w:r>
       <m:oMath>
@@ -2201,6 +2415,9 @@
         </m:r>
       </m:oMath>
       <w:r>
+        <w:rPr>
+          <w:rFonts w:eastAsia="黑体"/>
+        </w:rPr>
         <w:t xml:space="preserve">。</w:t>
       </w:r>
     </w:p>
@@ -2212,7 +2429,7 @@
       </w:pPr>
       <w:r>
         <w:rPr>
-          <w:rFonts w:hint="eastAsia"/>
+          <w:rFonts w:hint="eastAsia" w:eastAsia="黑体"/>
         </w:rPr>
         <w:t xml:space="preserve">常见器件型号</w:t>
       </w:r>
@@ -2227,16 +2444,19 @@
       </w:pPr>
       <w:r>
         <w:rPr>
-          <w:rFonts w:hint="eastAsia"/>
+          <w:rFonts w:hint="eastAsia" w:eastAsia="黑体"/>
         </w:rPr>
         <w:t xml:space="preserve">驻极体麦克风：6050</w:t>
       </w:r>
       <w:r>
+        <w:rPr>
+          <w:rFonts w:eastAsia="黑体"/>
+        </w:rPr>
         <w:t xml:space="preserve"> </w:t>
       </w:r>
       <w:r>
         <w:rPr>
-          <w:rFonts w:hint="eastAsia"/>
+          <w:rFonts w:hint="eastAsia" w:eastAsia="黑体"/>
         </w:rPr>
         <w:t xml:space="preserve">小型驻极体、CZN-15E（常用通用型）。</w:t>
       </w:r>
@@ -2251,7 +2471,7 @@
       </w:pPr>
       <w:r>
         <w:rPr>
-          <w:rFonts w:hint="eastAsia"/>
+          <w:rFonts w:hint="eastAsia" w:eastAsia="黑体"/>
         </w:rPr>
         <w:t xml:space="preserve">运放：LM358、TL072。</w:t>
       </w:r>
@@ -2264,7 +2484,7 @@
       </w:pPr>
       <w:r>
         <w:rPr>
-          <w:rFonts w:hint="eastAsia"/>
+          <w:rFonts w:hint="eastAsia" w:eastAsia="黑体"/>
         </w:rPr>
         <w:t xml:space="preserve">注意事项</w:t>
       </w:r>
@@ -2279,25 +2499,31 @@
       </w:pPr>
       <w:r>
         <w:rPr>
-          <w:rFonts w:hint="eastAsia"/>
+          <w:rFonts w:hint="eastAsia" w:eastAsia="黑体"/>
         </w:rPr>
         <w:t xml:space="preserve">偏置电阻须按麦克风工作电流选取，典型</w:t>
       </w:r>
       <w:r>
+        <w:rPr>
+          <w:rFonts w:eastAsia="黑体"/>
+        </w:rPr>
         <w:t xml:space="preserve"> 1~10 </w:t>
       </w:r>
       <w:r>
         <w:rPr>
-          <w:rFonts w:hint="eastAsia"/>
+          <w:rFonts w:hint="eastAsia" w:eastAsia="黑体"/>
         </w:rPr>
         <w:t xml:space="preserve">kΩ，保证工作电压在</w:t>
       </w:r>
       <w:r>
+        <w:rPr>
+          <w:rFonts w:eastAsia="黑体"/>
+        </w:rPr>
         <w:t xml:space="preserve"> 1~4 V </w:t>
       </w:r>
       <w:r>
         <w:rPr>
-          <w:rFonts w:hint="eastAsia"/>
+          <w:rFonts w:hint="eastAsia" w:eastAsia="黑体"/>
         </w:rPr>
         <w:t xml:space="preserve">附近。</w:t>
       </w:r>
@@ -2312,7 +2538,7 @@
       </w:pPr>
       <w:r>
         <w:rPr>
-          <w:rFonts w:hint="eastAsia"/>
+          <w:rFonts w:hint="eastAsia" w:eastAsia="黑体"/>
         </w:rPr>
         <w:t xml:space="preserve">输出为微弱信号，走线需短且屏蔽，防止工频与射频干扰。</w:t>
       </w:r>
@@ -2327,16 +2553,19 @@
       </w:pPr>
       <w:r>
         <w:rPr>
-          <w:rFonts w:hint="eastAsia"/>
+          <w:rFonts w:hint="eastAsia" w:eastAsia="黑体"/>
         </w:rPr>
         <w:t xml:space="preserve">驻极体内部</w:t>
       </w:r>
       <w:r>
+        <w:rPr>
+          <w:rFonts w:eastAsia="黑体"/>
+        </w:rPr>
         <w:t xml:space="preserve"> JFET </w:t>
       </w:r>
       <w:r>
         <w:rPr>
-          <w:rFonts w:hint="eastAsia"/>
+          <w:rFonts w:hint="eastAsia" w:eastAsia="黑体"/>
         </w:rPr>
         <w:t xml:space="preserve">极性（漏极接正）不能接反。</w:t>
       </w:r>
@@ -2349,7 +2578,7 @@
       </w:pPr>
       <w:r>
         <w:rPr>
-          <w:rFonts w:hint="eastAsia"/>
+          <w:rFonts w:hint="eastAsia" w:eastAsia="黑体"/>
         </w:rPr>
         <w:t xml:space="preserve">参考资料</w:t>
       </w:r>
@@ -2363,6 +2592,9 @@
         </w:numPr>
       </w:pPr>
       <w:r>
+        <w:rPr>
+          <w:rFonts w:eastAsia="黑体"/>
+        </w:rPr>
         <w:t xml:space="preserve">Wikipedia: Electret microphone。</w:t>
       </w:r>
     </w:p>
@@ -2376,7 +2608,7 @@
       </w:pPr>
       <w:r>
         <w:rPr>
-          <w:rFonts w:hint="eastAsia"/>
+          <w:rFonts w:hint="eastAsia" w:eastAsia="黑体"/>
         </w:rPr>
         <w:t xml:space="preserve">《模拟电子技术基础》（童诗白、华成英）。</w:t>
       </w:r>
@@ -2390,11 +2622,11 @@
       </w:pPr>
       <w:r>
         <w:rPr>
-          <w:rFonts w:ascii="Times New Roman" w:hAnsi="Times New Roman"/>
+          <w:rFonts w:ascii="Times New Roman" w:hAnsi="Times New Roman" w:eastAsia="黑体"/>
           <w:color w:val="555555"/>
           <w:sz w:val="21"/>
         </w:rPr>
-        <w:t>材料收集者：杜文杰</w:t>
+        <w:t>材料收集者：杜文杰，WX手机：19519196569，QQ:3478827729</w:t>
       </w:r>
     </w:p>
     <w:sectPr>
@@ -2414,7 +2646,7 @@
 </file>
 
 <file path=word/footer1.xml><?xml version="1.0" encoding="utf-8"?>
-<w:ftr xmlns:m="http://schemas.openxmlformats.org/officeDocument/2006/math" xmlns:mc="http://schemas.openxmlformats.org/markup-compatibility/2006" xmlns:mo="http://schemas.microsoft.com/office/mac/office/2008/main" xmlns:mv="urn:schemas-microsoft-com:mac:vml" xmlns:o="urn:schemas-microsoft-com:office:office" xmlns:r="http://schemas.openxmlformats.org/officeDocument/2006/relationships" xmlns:v="urn:schemas-microsoft-com:vml" xmlns:w10="urn:schemas-microsoft-com:office:word" xmlns:w14="http://schemas.microsoft.com/office/word/2010/wordml" xmlns:w="http://schemas.openxmlformats.org/wordprocessingml/2006/main" xmlns:wne="http://schemas.microsoft.com/office/word/2006/wordml" xmlns:wp14="http://schemas.microsoft.com/office/word/2010/wordprocessingDrawing" xmlns:wp="http://schemas.openxmlformats.org/drawingml/2006/wordprocessingDrawing" xmlns:wpc="http://schemas.microsoft.com/office/word/2010/wordprocessingCanvas" xmlns:wpg="http://schemas.microsoft.com/office/word/2010/wordprocessingGroup" xmlns:wpi="http://schemas.microsoft.com/office/word/2010/wordprocessingInk" xmlns:wps="http://schemas.microsoft.com/office/word/2010/wordprocessingShape" mc:Ignorable="w14 wp14">
+<w:ftr xmlns:mc="http://schemas.openxmlformats.org/markup-compatibility/2006" xmlns:w="http://schemas.openxmlformats.org/wordprocessingml/2006/main" xmlns:m="http://schemas.openxmlformats.org/officeDocument/2006/math" xmlns:mo="http://schemas.microsoft.com/office/mac/office/2008/main" xmlns:mv="urn:schemas-microsoft-com:mac:vml" xmlns:o="urn:schemas-microsoft-com:office:office" xmlns:r="http://schemas.openxmlformats.org/officeDocument/2006/relationships" xmlns:v="urn:schemas-microsoft-com:vml" xmlns:w10="urn:schemas-microsoft-com:office:word" xmlns:w14="http://schemas.microsoft.com/office/word/2010/wordml" xmlns:wne="http://schemas.microsoft.com/office/word/2006/wordml" xmlns:wp14="http://schemas.microsoft.com/office/word/2010/wordprocessingDrawing" xmlns:wp="http://schemas.openxmlformats.org/drawingml/2006/wordprocessingDrawing" xmlns:wpc="http://schemas.microsoft.com/office/word/2010/wordprocessingCanvas" xmlns:wpg="http://schemas.microsoft.com/office/word/2010/wordprocessingGroup" xmlns:wpi="http://schemas.microsoft.com/office/word/2010/wordprocessingInk" xmlns:wps="http://schemas.microsoft.com/office/word/2010/wordprocessingShape" mc:Ignorable="w14 wp14">
   <w:p>
     <w:pPr>
       <w:pStyle w:val="Footer"/>
@@ -2422,12 +2654,14 @@
     </w:pPr>
     <w:r>
       <w:rPr>
+        <w:rFonts w:eastAsia="黑体"/>
         <w:sz w:val="18"/>
       </w:rPr>
       <w:t xml:space="preserve">第 </w:t>
     </w:r>
     <w:r>
       <w:rPr>
+        <w:rFonts w:eastAsia="黑体"/>
         <w:sz w:val="18"/>
       </w:rPr>
       <w:fldChar w:fldCharType="begin"/>
@@ -2436,6 +2670,7 @@
     </w:r>
     <w:r>
       <w:rPr>
+        <w:rFonts w:eastAsia="黑体"/>
         <w:sz w:val="18"/>
       </w:rPr>
       <w:t xml:space="preserve"> 页</w:t>
@@ -2449,6 +2684,9 @@
   <w:footnote w:type="continuationSeparator" w:id="0">
     <w:p>
       <w:r>
+        <w:rPr>
+          <w:rFonts w:eastAsia="黑体"/>
+        </w:rPr>
         <w:continuationSeparator/>
       </w:r>
     </w:p>
@@ -2456,6 +2694,9 @@
   <w:footnote w:type="separator" w:id="-1">
     <w:p>
       <w:r>
+        <w:rPr>
+          <w:rFonts w:eastAsia="黑体"/>
+        </w:rPr>
         <w:separator/>
       </w:r>
     </w:p>
@@ -2464,7 +2705,7 @@
 </file>
 
 <file path=word/header1.xml><?xml version="1.0" encoding="utf-8"?>
-<w:hdr xmlns:m="http://schemas.openxmlformats.org/officeDocument/2006/math" xmlns:mc="http://schemas.openxmlformats.org/markup-compatibility/2006" xmlns:mo="http://schemas.microsoft.com/office/mac/office/2008/main" xmlns:mv="urn:schemas-microsoft-com:mac:vml" xmlns:o="urn:schemas-microsoft-com:office:office" xmlns:r="http://schemas.openxmlformats.org/officeDocument/2006/relationships" xmlns:v="urn:schemas-microsoft-com:vml" xmlns:w10="urn:schemas-microsoft-com:office:word" xmlns:w14="http://schemas.microsoft.com/office/word/2010/wordml" xmlns:w="http://schemas.openxmlformats.org/wordprocessingml/2006/main" xmlns:wne="http://schemas.microsoft.com/office/word/2006/wordml" xmlns:wp14="http://schemas.microsoft.com/office/word/2010/wordprocessingDrawing" xmlns:wp="http://schemas.openxmlformats.org/drawingml/2006/wordprocessingDrawing" xmlns:wpc="http://schemas.microsoft.com/office/word/2010/wordprocessingCanvas" xmlns:wpg="http://schemas.microsoft.com/office/word/2010/wordprocessingGroup" xmlns:wpi="http://schemas.microsoft.com/office/word/2010/wordprocessingInk" xmlns:wps="http://schemas.microsoft.com/office/word/2010/wordprocessingShape" mc:Ignorable="w14 wp14">
+<w:hdr xmlns:mc="http://schemas.openxmlformats.org/markup-compatibility/2006" xmlns:w="http://schemas.openxmlformats.org/wordprocessingml/2006/main" xmlns:m="http://schemas.openxmlformats.org/officeDocument/2006/math" xmlns:mo="http://schemas.microsoft.com/office/mac/office/2008/main" xmlns:mv="urn:schemas-microsoft-com:mac:vml" xmlns:o="urn:schemas-microsoft-com:office:office" xmlns:r="http://schemas.openxmlformats.org/officeDocument/2006/relationships" xmlns:v="urn:schemas-microsoft-com:vml" xmlns:w10="urn:schemas-microsoft-com:office:word" xmlns:w14="http://schemas.microsoft.com/office/word/2010/wordml" xmlns:wne="http://schemas.microsoft.com/office/word/2006/wordml" xmlns:wp14="http://schemas.microsoft.com/office/word/2010/wordprocessingDrawing" xmlns:wp="http://schemas.openxmlformats.org/drawingml/2006/wordprocessingDrawing" xmlns:wpc="http://schemas.microsoft.com/office/word/2010/wordprocessingCanvas" xmlns:wpg="http://schemas.microsoft.com/office/word/2010/wordprocessingGroup" xmlns:wpi="http://schemas.microsoft.com/office/word/2010/wordprocessingInk" xmlns:wps="http://schemas.microsoft.com/office/word/2010/wordprocessingShape" mc:Ignorable="w14 wp14">
   <w:p>
     <w:pPr>
       <w:pStyle w:val="Header"/>
@@ -2472,7 +2713,7 @@
     </w:pPr>
     <w:r>
       <w:rPr>
-        <w:rFonts w:ascii="Times New Roman" w:hAnsi="Times New Roman"/>
+        <w:rFonts w:ascii="Times New Roman" w:hAnsi="Times New Roman" w:eastAsia="黑体"/>
         <w:sz w:val="18"/>
         <w:rFonts w:eastAsia="黑体"/>
         <w:rFonts w:eastAsia="黑体"/>
@@ -2484,7 +2725,7 @@
 </file>
 
 <file path=word/numbering.xml><?xml version="1.0" encoding="utf-8"?>
-<w:numbering xmlns:m="http://schemas.openxmlformats.org/officeDocument/2006/math" xmlns:mc="http://schemas.openxmlformats.org/markup-compatibility/2006" xmlns:mo="http://schemas.microsoft.com/office/mac/office/2008/main" xmlns:mv="urn:schemas-microsoft-com:mac:vml" xmlns:o="urn:schemas-microsoft-com:office:office" xmlns:r="http://schemas.openxmlformats.org/officeDocument/2006/relationships" xmlns:v="urn:schemas-microsoft-com:vml" xmlns:w="http://schemas.openxmlformats.org/wordprocessingml/2006/main" xmlns:w10="urn:schemas-microsoft-com:office:word" xmlns:w14="http://schemas.microsoft.com/office/word/2010/wordml" xmlns:wne="http://schemas.microsoft.com/office/word/2006/wordml" xmlns:wp="http://schemas.openxmlformats.org/drawingml/2006/wordprocessingDrawing" xmlns:wp14="http://schemas.microsoft.com/office/word/2010/wordprocessingDrawing" xmlns:wpc="http://schemas.microsoft.com/office/word/2010/wordprocessingCanvas" xmlns:wpg="http://schemas.microsoft.com/office/word/2010/wordprocessingGroup" xmlns:wpi="http://schemas.microsoft.com/office/word/2010/wordprocessingInk" xmlns:wps="http://schemas.microsoft.com/office/word/2010/wordprocessingShape" mc:Ignorable="w14 wp14">
+<w:numbering xmlns:mc="http://schemas.openxmlformats.org/markup-compatibility/2006" xmlns:w="http://schemas.openxmlformats.org/wordprocessingml/2006/main" xmlns:m="http://schemas.openxmlformats.org/officeDocument/2006/math" xmlns:mo="http://schemas.microsoft.com/office/mac/office/2008/main" xmlns:mv="urn:schemas-microsoft-com:mac:vml" xmlns:o="urn:schemas-microsoft-com:office:office" xmlns:r="http://schemas.openxmlformats.org/officeDocument/2006/relationships" xmlns:v="urn:schemas-microsoft-com:vml" xmlns:w10="urn:schemas-microsoft-com:office:word" xmlns:w14="http://schemas.microsoft.com/office/word/2010/wordml" xmlns:wne="http://schemas.microsoft.com/office/word/2006/wordml" xmlns:wp="http://schemas.openxmlformats.org/drawingml/2006/wordprocessingDrawing" xmlns:wp14="http://schemas.microsoft.com/office/word/2010/wordprocessingDrawing" xmlns:wpc="http://schemas.microsoft.com/office/word/2010/wordprocessingCanvas" xmlns:wpg="http://schemas.microsoft.com/office/word/2010/wordprocessingGroup" xmlns:wpi="http://schemas.microsoft.com/office/word/2010/wordprocessingInk" xmlns:wps="http://schemas.microsoft.com/office/word/2010/wordprocessingShape" mc:Ignorable="w14 wp14">
   <w:abstractNum w:abstractNumId="0">
     <w:nsid w:val="FFFFFF7C"/>
     <w:multiLevelType w:val="singleLevel"/>
@@ -2571,7 +2812,7 @@
         <w:ind w:hanging="360" w:left="1440"/>
       </w:pPr>
       <w:rPr>
-        <w:rFonts w:ascii="Symbol" w:hAnsi="Symbol" w:hint="default"/>
+        <w:rFonts w:ascii="Symbol" w:hAnsi="Symbol" w:hint="default" w:eastAsia="黑体"/>
       </w:rPr>
     </w:lvl>
   </w:abstractNum>
@@ -2592,7 +2833,7 @@
         <w:ind w:hanging="360" w:left="1080"/>
       </w:pPr>
       <w:rPr>
-        <w:rFonts w:ascii="Symbol" w:hAnsi="Symbol" w:hint="default"/>
+        <w:rFonts w:ascii="Symbol" w:hAnsi="Symbol" w:hint="default" w:eastAsia="黑体"/>
       </w:rPr>
     </w:lvl>
   </w:abstractNum>
@@ -2613,7 +2854,7 @@
         <w:ind w:hanging="360" w:left="720"/>
       </w:pPr>
       <w:rPr>
-        <w:rFonts w:ascii="Symbol" w:hAnsi="Symbol" w:hint="default"/>
+        <w:rFonts w:ascii="Symbol" w:hAnsi="Symbol" w:hint="default" w:eastAsia="黑体"/>
       </w:rPr>
     </w:lvl>
   </w:abstractNum>
@@ -2652,7 +2893,7 @@
         <w:ind w:hanging="360" w:left="360"/>
       </w:pPr>
       <w:rPr>
-        <w:rFonts w:ascii="Symbol" w:hAnsi="Symbol" w:hint="default"/>
+        <w:rFonts w:ascii="Symbol" w:hAnsi="Symbol" w:hint="default" w:eastAsia="黑体"/>
       </w:rPr>
     </w:lvl>
   </w:abstractNum>
@@ -2743,7 +2984,7 @@
         <w:ind w:left="720" w:hanging="360"/>
       </w:pPr>
       <w:rPr>
-        <w:rFonts w:ascii="Symbol" w:hAnsi="Symbol" w:cs="Symbol" w:hint="default"/>
+        <w:rFonts w:ascii="Symbol" w:hAnsi="Symbol" w:cs="Symbol" w:hint="default" w:eastAsia="黑体"/>
       </w:rPr>
     </w:lvl>
     <w:lvl w:ilvl="1">
@@ -2754,7 +2995,7 @@
         <w:ind w:left="1440" w:hanging="360"/>
       </w:pPr>
       <w:rPr>
-        <w:rFonts w:ascii="Courier New" w:hAnsi="Courier New" w:cs="Courier New" w:hint="default"/>
+        <w:rFonts w:ascii="Courier New" w:hAnsi="Courier New" w:cs="Courier New" w:hint="default" w:eastAsia="黑体"/>
       </w:rPr>
     </w:lvl>
     <w:lvl w:ilvl="2">
@@ -2765,7 +3006,7 @@
         <w:ind w:left="2160" w:hanging="360"/>
       </w:pPr>
       <w:rPr>
-        <w:rFonts w:ascii="Wingdings" w:hAnsi="Wingdings" w:cs="Wingdings" w:hint="default"/>
+        <w:rFonts w:ascii="Wingdings" w:hAnsi="Wingdings" w:cs="Wingdings" w:hint="default" w:eastAsia="黑体"/>
       </w:rPr>
     </w:lvl>
     <w:lvl w:ilvl="3">
@@ -2776,7 +3017,7 @@
         <w:ind w:left="2880" w:hanging="360"/>
       </w:pPr>
       <w:rPr>
-        <w:rFonts w:ascii="Symbol" w:hAnsi="Symbol" w:cs="Symbol" w:hint="default"/>
+        <w:rFonts w:ascii="Symbol" w:hAnsi="Symbol" w:cs="Symbol" w:hint="default" w:eastAsia="黑体"/>
       </w:rPr>
     </w:lvl>
     <w:lvl w:ilvl="4">
@@ -2787,7 +3028,7 @@
         <w:ind w:left="3600" w:hanging="360"/>
       </w:pPr>
       <w:rPr>
-        <w:rFonts w:ascii="Courier New" w:hAnsi="Courier New" w:cs="Courier New" w:hint="default"/>
+        <w:rFonts w:ascii="Courier New" w:hAnsi="Courier New" w:cs="Courier New" w:hint="default" w:eastAsia="黑体"/>
       </w:rPr>
     </w:lvl>
     <w:lvl w:ilvl="5">
@@ -2798,7 +3039,7 @@
         <w:ind w:left="4320" w:hanging="360"/>
       </w:pPr>
       <w:rPr>
-        <w:rFonts w:ascii="Wingdings" w:hAnsi="Wingdings" w:cs="Wingdings" w:hint="default"/>
+        <w:rFonts w:ascii="Wingdings" w:hAnsi="Wingdings" w:cs="Wingdings" w:hint="default" w:eastAsia="黑体"/>
       </w:rPr>
     </w:lvl>
     <w:lvl w:ilvl="6">
@@ -2809,7 +3050,7 @@
         <w:ind w:left="5040" w:hanging="360"/>
       </w:pPr>
       <w:rPr>
-        <w:rFonts w:ascii="Symbol" w:hAnsi="Symbol" w:cs="Symbol" w:hint="default"/>
+        <w:rFonts w:ascii="Symbol" w:hAnsi="Symbol" w:cs="Symbol" w:hint="default" w:eastAsia="黑体"/>
       </w:rPr>
     </w:lvl>
     <w:lvl w:ilvl="7">
@@ -2820,7 +3061,7 @@
         <w:ind w:left="5760" w:hanging="360"/>
       </w:pPr>
       <w:rPr>
-        <w:rFonts w:ascii="Courier New" w:hAnsi="Courier New" w:cs="Courier New" w:hint="default"/>
+        <w:rFonts w:ascii="Courier New" w:hAnsi="Courier New" w:cs="Courier New" w:hint="default" w:eastAsia="黑体"/>
       </w:rPr>
     </w:lvl>
     <w:lvl w:ilvl="8">
@@ -2831,7 +3072,7 @@
         <w:ind w:left="6480" w:hanging="360"/>
       </w:pPr>
       <w:rPr>
-        <w:rFonts w:ascii="Wingdings" w:hAnsi="Wingdings" w:cs="Wingdings" w:hint="default"/>
+        <w:rFonts w:ascii="Wingdings" w:hAnsi="Wingdings" w:cs="Wingdings" w:hint="default" w:eastAsia="黑体"/>
       </w:rPr>
     </w:lvl>
   </w:abstractNum>
@@ -2887,11 +3128,11 @@
 </file>
 
 <file path=word/styles.xml><?xml version="1.0" encoding="utf-8"?>
-<w:styles xmlns:mc="http://schemas.openxmlformats.org/markup-compatibility/2006" xmlns:r="http://schemas.openxmlformats.org/officeDocument/2006/relationships" xmlns:w="http://schemas.openxmlformats.org/wordprocessingml/2006/main" xmlns:w14="http://schemas.microsoft.com/office/word/2010/wordml" mc:Ignorable="w14">
+<w:styles xmlns:mc="http://schemas.openxmlformats.org/markup-compatibility/2006" xmlns:w="http://schemas.openxmlformats.org/wordprocessingml/2006/main" xmlns:r="http://schemas.openxmlformats.org/officeDocument/2006/relationships" xmlns:w14="http://schemas.microsoft.com/office/word/2010/wordml" mc:Ignorable="w14">
   <w:docDefaults>
     <w:rPrDefault>
       <w:rPr>
-        <w:rFonts w:asciiTheme="minorHAnsi" w:cstheme="minorBidi" w:eastAsiaTheme="minorEastAsia" w:hAnsiTheme="minorHAnsi"/>
+        <w:rFonts w:asciiTheme="minorHAnsi" w:cstheme="minorBidi" w:hAnsiTheme="minorHAnsi" w:eastAsia="黑体"/>
         <w:sz w:val="22"/>
         <w:szCs w:val="22"/>
         <w:lang w:bidi="ar-SA" w:eastAsia="en-US" w:val="en-US"/>
@@ -3113,7 +3354,7 @@
       <w:outlineLvl w:val="0"/>
     </w:pPr>
     <w:rPr>
-      <w:rFonts w:ascii="Times New Roman" w:asciiTheme="majorHAnsi" w:cstheme="majorBidi" w:eastAsia="黑体" w:eastAsiaTheme="majorEastAsia" w:hAnsi="Times New Roman" w:hAnsiTheme="majorHAnsi"/>
+      <w:rFonts w:ascii="Times New Roman" w:asciiTheme="majorHAnsi" w:cstheme="majorBidi" w:eastAsia="黑体" w:hAnsi="Times New Roman" w:hAnsiTheme="majorHAnsi"/>
       <w:b/>
       <w:bCs/>
       <w:color w:val="1F3864"/>
@@ -3137,7 +3378,7 @@
       <w:outlineLvl w:val="1"/>
     </w:pPr>
     <w:rPr>
-      <w:rFonts w:ascii="Times New Roman" w:asciiTheme="majorHAnsi" w:cstheme="majorBidi" w:eastAsia="黑体" w:eastAsiaTheme="majorEastAsia" w:hAnsi="Times New Roman" w:hAnsiTheme="majorHAnsi"/>
+      <w:rFonts w:ascii="Times New Roman" w:asciiTheme="majorHAnsi" w:cstheme="majorBidi" w:eastAsia="黑体" w:hAnsi="Times New Roman" w:hAnsiTheme="majorHAnsi"/>
       <w:b/>
       <w:bCs/>
       <w:color w:val="2E4E7E"/>
@@ -3161,7 +3402,7 @@
       <w:outlineLvl w:val="2"/>
     </w:pPr>
     <w:rPr>
-      <w:rFonts w:ascii="Times New Roman" w:asciiTheme="majorHAnsi" w:cstheme="majorBidi" w:eastAsia="黑体" w:eastAsiaTheme="majorEastAsia" w:hAnsi="Times New Roman" w:hAnsiTheme="majorHAnsi"/>
+      <w:rFonts w:ascii="Times New Roman" w:asciiTheme="majorHAnsi" w:cstheme="majorBidi" w:eastAsia="黑体" w:hAnsi="Times New Roman" w:hAnsiTheme="majorHAnsi"/>
       <w:b/>
       <w:bCs/>
       <w:color w:val="2E4E7E"/>
@@ -3185,7 +3426,7 @@
       <w:outlineLvl w:val="3"/>
     </w:pPr>
     <w:rPr>
-      <w:rFonts w:ascii="Times New Roman" w:asciiTheme="majorHAnsi" w:cstheme="majorBidi" w:eastAsia="黑体" w:eastAsiaTheme="majorEastAsia" w:hAnsi="Times New Roman" w:hAnsiTheme="majorHAnsi"/>
+      <w:rFonts w:ascii="Times New Roman" w:asciiTheme="majorHAnsi" w:cstheme="majorBidi" w:eastAsia="黑体" w:hAnsi="Times New Roman" w:hAnsiTheme="majorHAnsi"/>
       <w:b/>
       <w:bCs/>
       <w:i/>
@@ -3211,7 +3452,7 @@
       <w:outlineLvl w:val="4"/>
     </w:pPr>
     <w:rPr>
-      <w:rFonts w:ascii="Times New Roman" w:asciiTheme="majorHAnsi" w:cstheme="majorBidi" w:eastAsia="黑体" w:eastAsiaTheme="majorEastAsia" w:hAnsi="Times New Roman" w:hAnsiTheme="majorHAnsi"/>
+      <w:rFonts w:ascii="Times New Roman" w:asciiTheme="majorHAnsi" w:cstheme="majorBidi" w:eastAsia="黑体" w:hAnsi="Times New Roman" w:hAnsiTheme="majorHAnsi"/>
       <w:b/>
       <w:color w:val="333333"/>
       <w:sz w:val="22"/>
@@ -3234,7 +3475,7 @@
       <w:outlineLvl w:val="5"/>
     </w:pPr>
     <w:rPr>
-      <w:rFonts w:asciiTheme="majorHAnsi" w:cstheme="majorBidi" w:eastAsiaTheme="majorEastAsia" w:hAnsiTheme="majorHAnsi"/>
+      <w:rFonts w:asciiTheme="majorHAnsi" w:cstheme="majorBidi" w:hAnsiTheme="majorHAnsi" w:eastAsia="黑体"/>
       <w:i/>
       <w:iCs/>
       <w:color w:themeColor="accent1" w:themeShade="7F" w:val="243F60"/>
@@ -3257,7 +3498,7 @@
       <w:outlineLvl w:val="6"/>
     </w:pPr>
     <w:rPr>
-      <w:rFonts w:asciiTheme="majorHAnsi" w:cstheme="majorBidi" w:eastAsiaTheme="majorEastAsia" w:hAnsiTheme="majorHAnsi"/>
+      <w:rFonts w:asciiTheme="majorHAnsi" w:cstheme="majorBidi" w:hAnsiTheme="majorHAnsi" w:eastAsia="黑体"/>
       <w:i/>
       <w:iCs/>
       <w:color w:themeColor="text1" w:themeTint="BF" w:val="404040"/>
@@ -3280,7 +3521,7 @@
       <w:outlineLvl w:val="7"/>
     </w:pPr>
     <w:rPr>
-      <w:rFonts w:asciiTheme="majorHAnsi" w:cstheme="majorBidi" w:eastAsiaTheme="majorEastAsia" w:hAnsiTheme="majorHAnsi"/>
+      <w:rFonts w:asciiTheme="majorHAnsi" w:cstheme="majorBidi" w:hAnsiTheme="majorHAnsi" w:eastAsia="黑体"/>
       <w:color w:themeColor="accent1" w:val="4F81BD"/>
       <w:sz w:val="20"/>
       <w:szCs w:val="20"/>
@@ -3303,7 +3544,7 @@
       <w:outlineLvl w:val="8"/>
     </w:pPr>
     <w:rPr>
-      <w:rFonts w:asciiTheme="majorHAnsi" w:cstheme="majorBidi" w:eastAsiaTheme="majorEastAsia" w:hAnsiTheme="majorHAnsi"/>
+      <w:rFonts w:asciiTheme="majorHAnsi" w:cstheme="majorBidi" w:hAnsiTheme="majorHAnsi" w:eastAsia="黑体"/>
       <w:i/>
       <w:iCs/>
       <w:color w:themeColor="text1" w:themeTint="BF" w:val="404040"/>
@@ -3354,7 +3595,7 @@
     <w:uiPriority w:val="9"/>
     <w:rsid w:val="00FC693F"/>
     <w:rPr>
-      <w:rFonts w:asciiTheme="majorHAnsi" w:cstheme="majorBidi" w:eastAsiaTheme="majorEastAsia" w:hAnsiTheme="majorHAnsi"/>
+      <w:rFonts w:asciiTheme="majorHAnsi" w:cstheme="majorBidi" w:hAnsiTheme="majorHAnsi" w:eastAsia="黑体"/>
       <w:b/>
       <w:bCs/>
       <w:color w:themeColor="accent1" w:themeShade="BF" w:val="365F91"/>
@@ -3369,7 +3610,7 @@
     <w:uiPriority w:val="9"/>
     <w:rsid w:val="00FC693F"/>
     <w:rPr>
-      <w:rFonts w:asciiTheme="majorHAnsi" w:cstheme="majorBidi" w:eastAsiaTheme="majorEastAsia" w:hAnsiTheme="majorHAnsi"/>
+      <w:rFonts w:asciiTheme="majorHAnsi" w:cstheme="majorBidi" w:hAnsiTheme="majorHAnsi" w:eastAsia="黑体"/>
       <w:b/>
       <w:bCs/>
       <w:color w:themeColor="accent1" w:val="4F81BD"/>
@@ -3384,7 +3625,7 @@
     <w:uiPriority w:val="9"/>
     <w:rsid w:val="00FC693F"/>
     <w:rPr>
-      <w:rFonts w:asciiTheme="majorHAnsi" w:cstheme="majorBidi" w:eastAsiaTheme="majorEastAsia" w:hAnsiTheme="majorHAnsi"/>
+      <w:rFonts w:asciiTheme="majorHAnsi" w:cstheme="majorBidi" w:hAnsiTheme="majorHAnsi" w:eastAsia="黑体"/>
       <w:b/>
       <w:bCs/>
       <w:color w:themeColor="accent1" w:val="4F81BD"/>
@@ -3407,7 +3648,7 @@
       <w:contextualSpacing/>
     </w:pPr>
     <w:rPr>
-      <w:rFonts w:ascii="Times New Roman" w:asciiTheme="majorHAnsi" w:cstheme="majorBidi" w:eastAsia="黑体" w:eastAsiaTheme="majorEastAsia" w:hAnsi="Times New Roman" w:hAnsiTheme="majorHAnsi"/>
+      <w:rFonts w:ascii="Times New Roman" w:asciiTheme="majorHAnsi" w:cstheme="majorBidi" w:eastAsia="黑体" w:hAnsi="Times New Roman" w:hAnsiTheme="majorHAnsi"/>
       <w:b/>
       <w:color w:val="1F3864"/>
       <w:spacing w:val="5"/>
@@ -3423,7 +3664,7 @@
     <w:uiPriority w:val="10"/>
     <w:rsid w:val="00FC693F"/>
     <w:rPr>
-      <w:rFonts w:asciiTheme="majorHAnsi" w:cstheme="majorBidi" w:eastAsiaTheme="majorEastAsia" w:hAnsiTheme="majorHAnsi"/>
+      <w:rFonts w:asciiTheme="majorHAnsi" w:cstheme="majorBidi" w:hAnsiTheme="majorHAnsi" w:eastAsia="黑体"/>
       <w:color w:themeColor="text2" w:themeShade="BF" w:val="17365D"/>
       <w:spacing w:val="5"/>
       <w:kern w:val="28"/>
@@ -3445,7 +3686,7 @@
       </w:numPr>
     </w:pPr>
     <w:rPr>
-      <w:rFonts w:asciiTheme="majorHAnsi" w:cstheme="majorBidi" w:eastAsiaTheme="majorEastAsia" w:hAnsiTheme="majorHAnsi"/>
+      <w:rFonts w:asciiTheme="majorHAnsi" w:cstheme="majorBidi" w:hAnsiTheme="majorHAnsi" w:eastAsia="黑体"/>
       <w:i/>
       <w:iCs/>
       <w:color w:themeColor="accent1" w:val="4F81BD"/>
@@ -3461,7 +3702,7 @@
     <w:uiPriority w:val="11"/>
     <w:rsid w:val="00FC693F"/>
     <w:rPr>
-      <w:rFonts w:asciiTheme="majorHAnsi" w:cstheme="majorBidi" w:eastAsiaTheme="majorEastAsia" w:hAnsiTheme="majorHAnsi"/>
+      <w:rFonts w:asciiTheme="majorHAnsi" w:cstheme="majorBidi" w:hAnsiTheme="majorHAnsi" w:eastAsia="黑体"/>
       <w:i/>
       <w:iCs/>
       <w:color w:themeColor="accent1" w:val="4F81BD"/>
@@ -3528,6 +3769,7 @@
       <w:spacing w:after="120"/>
     </w:pPr>
     <w:rPr>
+      <w:rFonts w:eastAsia="黑体"/>
       <w:sz w:val="16"/>
       <w:szCs w:val="16"/>
     </w:rPr>
@@ -3539,6 +3781,7 @@
     <w:uiPriority w:val="99"/>
     <w:rsid w:val="00AA1D8D"/>
     <w:rPr>
+      <w:rFonts w:eastAsia="黑体"/>
       <w:sz w:val="16"/>
       <w:szCs w:val="16"/>
     </w:rPr>
@@ -3708,7 +3951,7 @@
       </w:tabs>
     </w:pPr>
     <w:rPr>
-      <w:rFonts w:ascii="Courier" w:hAnsi="Courier"/>
+      <w:rFonts w:ascii="Courier" w:hAnsi="Courier" w:eastAsia="黑体"/>
       <w:sz w:val="20"/>
       <w:szCs w:val="20"/>
     </w:rPr>
@@ -3720,7 +3963,7 @@
     <w:uiPriority w:val="99"/>
     <w:rsid w:val="0029639D"/>
     <w:rPr>
-      <w:rFonts w:ascii="Courier" w:hAnsi="Courier"/>
+      <w:rFonts w:ascii="Courier" w:hAnsi="Courier" w:eastAsia="黑体"/>
       <w:sz w:val="20"/>
       <w:szCs w:val="20"/>
     </w:rPr>
@@ -3756,6 +3999,7 @@
     <w:uiPriority w:val="29"/>
     <w:rsid w:val="00FC693F"/>
     <w:rPr>
+      <w:rFonts w:eastAsia="黑体"/>
       <w:i/>
       <w:iCs/>
       <w:color w:themeColor="text1" w:val="000000"/>
@@ -3769,7 +4013,7 @@
     <w:semiHidden/>
     <w:rsid w:val="00FC693F"/>
     <w:rPr>
-      <w:rFonts w:asciiTheme="majorHAnsi" w:cstheme="majorBidi" w:eastAsiaTheme="majorEastAsia" w:hAnsiTheme="majorHAnsi"/>
+      <w:rFonts w:asciiTheme="majorHAnsi" w:cstheme="majorBidi" w:hAnsiTheme="majorHAnsi" w:eastAsia="黑体"/>
       <w:b/>
       <w:bCs/>
       <w:i/>
@@ -3785,7 +4029,7 @@
     <w:semiHidden/>
     <w:rsid w:val="00FC693F"/>
     <w:rPr>
-      <w:rFonts w:asciiTheme="majorHAnsi" w:cstheme="majorBidi" w:eastAsiaTheme="majorEastAsia" w:hAnsiTheme="majorHAnsi"/>
+      <w:rFonts w:asciiTheme="majorHAnsi" w:cstheme="majorBidi" w:hAnsiTheme="majorHAnsi" w:eastAsia="黑体"/>
       <w:color w:themeColor="accent1" w:themeShade="7F" w:val="243F60"/>
     </w:rPr>
   </w:style>
@@ -3797,7 +4041,7 @@
     <w:semiHidden/>
     <w:rsid w:val="00FC693F"/>
     <w:rPr>
-      <w:rFonts w:asciiTheme="majorHAnsi" w:cstheme="majorBidi" w:eastAsiaTheme="majorEastAsia" w:hAnsiTheme="majorHAnsi"/>
+      <w:rFonts w:asciiTheme="majorHAnsi" w:cstheme="majorBidi" w:hAnsiTheme="majorHAnsi" w:eastAsia="黑体"/>
       <w:i/>
       <w:iCs/>
       <w:color w:themeColor="accent1" w:themeShade="7F" w:val="243F60"/>
@@ -3811,7 +4055,7 @@
     <w:semiHidden/>
     <w:rsid w:val="00FC693F"/>
     <w:rPr>
-      <w:rFonts w:asciiTheme="majorHAnsi" w:cstheme="majorBidi" w:eastAsiaTheme="majorEastAsia" w:hAnsiTheme="majorHAnsi"/>
+      <w:rFonts w:asciiTheme="majorHAnsi" w:cstheme="majorBidi" w:hAnsiTheme="majorHAnsi" w:eastAsia="黑体"/>
       <w:i/>
       <w:iCs/>
       <w:color w:themeColor="text1" w:themeTint="BF" w:val="404040"/>
@@ -3825,7 +4069,7 @@
     <w:semiHidden/>
     <w:rsid w:val="00FC693F"/>
     <w:rPr>
-      <w:rFonts w:asciiTheme="majorHAnsi" w:cstheme="majorBidi" w:eastAsiaTheme="majorEastAsia" w:hAnsiTheme="majorHAnsi"/>
+      <w:rFonts w:asciiTheme="majorHAnsi" w:cstheme="majorBidi" w:hAnsiTheme="majorHAnsi" w:eastAsia="黑体"/>
       <w:color w:themeColor="accent1" w:val="4F81BD"/>
       <w:sz w:val="20"/>
       <w:szCs w:val="20"/>
@@ -3839,7 +4083,7 @@
     <w:semiHidden/>
     <w:rsid w:val="00FC693F"/>
     <w:rPr>
-      <w:rFonts w:asciiTheme="majorHAnsi" w:cstheme="majorBidi" w:eastAsiaTheme="majorEastAsia" w:hAnsiTheme="majorHAnsi"/>
+      <w:rFonts w:asciiTheme="majorHAnsi" w:cstheme="majorBidi" w:hAnsiTheme="majorHAnsi" w:eastAsia="黑体"/>
       <w:i/>
       <w:iCs/>
       <w:color w:themeColor="text1" w:themeTint="BF" w:val="404040"/>
@@ -3860,6 +4104,7 @@
       <w:spacing w:line="240" w:lineRule="auto"/>
     </w:pPr>
     <w:rPr>
+      <w:rFonts w:eastAsia="黑体"/>
       <w:b/>
       <w:bCs/>
       <w:color w:themeColor="accent1" w:val="4F81BD"/>
@@ -3874,6 +4119,7 @@
     <w:qFormat/>
     <w:rsid w:val="00FC693F"/>
     <w:rPr>
+      <w:rFonts w:eastAsia="黑体"/>
       <w:b/>
       <w:bCs/>
     </w:rPr>
@@ -3885,6 +4131,7 @@
     <w:qFormat/>
     <w:rsid w:val="00FC693F"/>
     <w:rPr>
+      <w:rFonts w:eastAsia="黑体"/>
       <w:i/>
       <w:iCs/>
     </w:rPr>
@@ -3905,6 +4152,7 @@
       <w:ind w:left="936" w:right="936"/>
     </w:pPr>
     <w:rPr>
+      <w:rFonts w:eastAsia="黑体"/>
       <w:b/>
       <w:bCs/>
       <w:i/>
@@ -3919,6 +4167,7 @@
     <w:uiPriority w:val="30"/>
     <w:rsid w:val="00FC693F"/>
     <w:rPr>
+      <w:rFonts w:eastAsia="黑体"/>
       <w:b/>
       <w:bCs/>
       <w:i/>
@@ -3933,6 +4182,7 @@
     <w:qFormat/>
     <w:rsid w:val="00FC693F"/>
     <w:rPr>
+      <w:rFonts w:eastAsia="黑体"/>
       <w:i/>
       <w:iCs/>
       <w:color w:themeColor="text1" w:themeTint="7F" w:val="808080"/>
@@ -3945,6 +4195,7 @@
     <w:qFormat/>
     <w:rsid w:val="00FC693F"/>
     <w:rPr>
+      <w:rFonts w:eastAsia="黑体"/>
       <w:b/>
       <w:bCs/>
       <w:i/>
@@ -3959,6 +4210,7 @@
     <w:qFormat/>
     <w:rsid w:val="00FC693F"/>
     <w:rPr>
+      <w:rFonts w:eastAsia="黑体"/>
       <w:smallCaps/>
       <w:color w:themeColor="accent2" w:val="C0504D"/>
       <w:u w:val="single"/>
@@ -3971,6 +4223,7 @@
     <w:qFormat/>
     <w:rsid w:val="00FC693F"/>
     <w:rPr>
+      <w:rFonts w:eastAsia="黑体"/>
       <w:b/>
       <w:bCs/>
       <w:smallCaps/>
@@ -3986,6 +4239,7 @@
     <w:qFormat/>
     <w:rsid w:val="00FC693F"/>
     <w:rPr>
+      <w:rFonts w:eastAsia="黑体"/>
       <w:b/>
       <w:bCs/>
       <w:smallCaps/>
@@ -4040,6 +4294,7 @@
       <w:spacing w:after="0" w:line="240" w:lineRule="auto"/>
     </w:pPr>
     <w:rPr>
+      <w:rFonts w:eastAsia="黑体"/>
       <w:color w:themeColor="text1" w:themeShade="BF" w:val="000000"/>
     </w:rPr>
     <w:tblPr>
@@ -4062,6 +4317,7 @@
         <w:spacing w:after="0" w:before="0" w:line="240" w:lineRule="auto"/>
       </w:pPr>
       <w:rPr>
+        <w:rFonts w:eastAsia="黑体"/>
         <w:b/>
         <w:bCs/>
       </w:rPr>
@@ -4082,6 +4338,7 @@
         <w:spacing w:after="0" w:before="0" w:line="240" w:lineRule="auto"/>
       </w:pPr>
       <w:rPr>
+        <w:rFonts w:eastAsia="黑体"/>
         <w:b/>
         <w:bCs/>
       </w:rPr>
@@ -4099,12 +4356,14 @@
     </w:tblStylePr>
     <w:tblStylePr w:type="firstCol">
       <w:rPr>
+        <w:rFonts w:eastAsia="黑体"/>
         <w:b/>
         <w:bCs/>
       </w:rPr>
     </w:tblStylePr>
     <w:tblStylePr w:type="lastCol">
       <w:rPr>
+        <w:rFonts w:eastAsia="黑体"/>
         <w:b/>
         <w:bCs/>
       </w:rPr>
@@ -4143,6 +4402,7 @@
       <w:spacing w:after="0" w:line="240" w:lineRule="auto"/>
     </w:pPr>
     <w:rPr>
+      <w:rFonts w:eastAsia="黑体"/>
       <w:color w:themeColor="accent1" w:themeShade="BF" w:val="365F91"/>
     </w:rPr>
     <w:tblPr>
@@ -4165,6 +4425,7 @@
         <w:spacing w:after="0" w:before="0" w:line="240" w:lineRule="auto"/>
       </w:pPr>
       <w:rPr>
+        <w:rFonts w:eastAsia="黑体"/>
         <w:b/>
         <w:bCs/>
       </w:rPr>
@@ -4185,6 +4446,7 @@
         <w:spacing w:after="0" w:before="0" w:line="240" w:lineRule="auto"/>
       </w:pPr>
       <w:rPr>
+        <w:rFonts w:eastAsia="黑体"/>
         <w:b/>
         <w:bCs/>
       </w:rPr>
@@ -4202,12 +4464,14 @@
     </w:tblStylePr>
     <w:tblStylePr w:type="firstCol">
       <w:rPr>
+        <w:rFonts w:eastAsia="黑体"/>
         <w:b/>
         <w:bCs/>
       </w:rPr>
     </w:tblStylePr>
     <w:tblStylePr w:type="lastCol">
       <w:rPr>
+        <w:rFonts w:eastAsia="黑体"/>
         <w:b/>
         <w:bCs/>
       </w:rPr>
@@ -4246,6 +4510,7 @@
       <w:spacing w:after="0" w:line="240" w:lineRule="auto"/>
     </w:pPr>
     <w:rPr>
+      <w:rFonts w:eastAsia="黑体"/>
       <w:color w:themeColor="accent2" w:themeShade="BF" w:val="943634"/>
     </w:rPr>
     <w:tblPr>
@@ -4268,6 +4533,7 @@
         <w:spacing w:after="0" w:before="0" w:line="240" w:lineRule="auto"/>
       </w:pPr>
       <w:rPr>
+        <w:rFonts w:eastAsia="黑体"/>
         <w:b/>
         <w:bCs/>
       </w:rPr>
@@ -4288,6 +4554,7 @@
         <w:spacing w:after="0" w:before="0" w:line="240" w:lineRule="auto"/>
       </w:pPr>
       <w:rPr>
+        <w:rFonts w:eastAsia="黑体"/>
         <w:b/>
         <w:bCs/>
       </w:rPr>
@@ -4305,12 +4572,14 @@
     </w:tblStylePr>
     <w:tblStylePr w:type="firstCol">
       <w:rPr>
+        <w:rFonts w:eastAsia="黑体"/>
         <w:b/>
         <w:bCs/>
       </w:rPr>
     </w:tblStylePr>
     <w:tblStylePr w:type="lastCol">
       <w:rPr>
+        <w:rFonts w:eastAsia="黑体"/>
         <w:b/>
         <w:bCs/>
       </w:rPr>
@@ -4349,6 +4618,7 @@
       <w:spacing w:after="0" w:line="240" w:lineRule="auto"/>
     </w:pPr>
     <w:rPr>
+      <w:rFonts w:eastAsia="黑体"/>
       <w:color w:themeColor="accent3" w:themeShade="BF" w:val="76923C"/>
     </w:rPr>
     <w:tblPr>
@@ -4371,6 +4641,7 @@
         <w:spacing w:after="0" w:before="0" w:line="240" w:lineRule="auto"/>
       </w:pPr>
       <w:rPr>
+        <w:rFonts w:eastAsia="黑体"/>
         <w:b/>
         <w:bCs/>
       </w:rPr>
@@ -4391,6 +4662,7 @@
         <w:spacing w:after="0" w:before="0" w:line="240" w:lineRule="auto"/>
       </w:pPr>
       <w:rPr>
+        <w:rFonts w:eastAsia="黑体"/>
         <w:b/>
         <w:bCs/>
       </w:rPr>
@@ -4408,12 +4680,14 @@
     </w:tblStylePr>
     <w:tblStylePr w:type="firstCol">
       <w:rPr>
+        <w:rFonts w:eastAsia="黑体"/>
         <w:b/>
         <w:bCs/>
       </w:rPr>
     </w:tblStylePr>
     <w:tblStylePr w:type="lastCol">
       <w:rPr>
+        <w:rFonts w:eastAsia="黑体"/>
         <w:b/>
         <w:bCs/>
       </w:rPr>
@@ -4452,6 +4726,7 @@
       <w:spacing w:after="0" w:line="240" w:lineRule="auto"/>
     </w:pPr>
     <w:rPr>
+      <w:rFonts w:eastAsia="黑体"/>
       <w:color w:themeColor="accent4" w:themeShade="BF" w:val="5F497A"/>
     </w:rPr>
     <w:tblPr>
@@ -4474,6 +4749,7 @@
         <w:spacing w:after="0" w:before="0" w:line="240" w:lineRule="auto"/>
       </w:pPr>
       <w:rPr>
+        <w:rFonts w:eastAsia="黑体"/>
         <w:b/>
         <w:bCs/>
       </w:rPr>
@@ -4494,6 +4770,7 @@
         <w:spacing w:after="0" w:before="0" w:line="240" w:lineRule="auto"/>
       </w:pPr>
       <w:rPr>
+        <w:rFonts w:eastAsia="黑体"/>
         <w:b/>
         <w:bCs/>
       </w:rPr>
@@ -4511,12 +4788,14 @@
     </w:tblStylePr>
     <w:tblStylePr w:type="firstCol">
       <w:rPr>
+        <w:rFonts w:eastAsia="黑体"/>
         <w:b/>
         <w:bCs/>
       </w:rPr>
     </w:tblStylePr>
     <w:tblStylePr w:type="lastCol">
       <w:rPr>
+        <w:rFonts w:eastAsia="黑体"/>
         <w:b/>
         <w:bCs/>
       </w:rPr>
@@ -4555,6 +4834,7 @@
       <w:spacing w:after="0" w:line="240" w:lineRule="auto"/>
     </w:pPr>
     <w:rPr>
+      <w:rFonts w:eastAsia="黑体"/>
       <w:color w:themeColor="accent5" w:themeShade="BF" w:val="31849B"/>
     </w:rPr>
     <w:tblPr>
@@ -4577,6 +4857,7 @@
         <w:spacing w:after="0" w:before="0" w:line="240" w:lineRule="auto"/>
       </w:pPr>
       <w:rPr>
+        <w:rFonts w:eastAsia="黑体"/>
         <w:b/>
         <w:bCs/>
       </w:rPr>
@@ -4597,6 +4878,7 @@
         <w:spacing w:after="0" w:before="0" w:line="240" w:lineRule="auto"/>
       </w:pPr>
       <w:rPr>
+        <w:rFonts w:eastAsia="黑体"/>
         <w:b/>
         <w:bCs/>
       </w:rPr>
@@ -4614,12 +4896,14 @@
     </w:tblStylePr>
     <w:tblStylePr w:type="firstCol">
       <w:rPr>
+        <w:rFonts w:eastAsia="黑体"/>
         <w:b/>
         <w:bCs/>
       </w:rPr>
     </w:tblStylePr>
     <w:tblStylePr w:type="lastCol">
       <w:rPr>
+        <w:rFonts w:eastAsia="黑体"/>
         <w:b/>
         <w:bCs/>
       </w:rPr>
@@ -4658,6 +4942,7 @@
       <w:spacing w:after="0" w:line="240" w:lineRule="auto"/>
     </w:pPr>
     <w:rPr>
+      <w:rFonts w:eastAsia="黑体"/>
       <w:color w:themeColor="accent6" w:themeShade="BF" w:val="E36C0A"/>
     </w:rPr>
     <w:tblPr>
@@ -4680,6 +4965,7 @@
         <w:spacing w:after="0" w:before="0" w:line="240" w:lineRule="auto"/>
       </w:pPr>
       <w:rPr>
+        <w:rFonts w:eastAsia="黑体"/>
         <w:b/>
         <w:bCs/>
       </w:rPr>
@@ -4700,6 +4986,7 @@
         <w:spacing w:after="0" w:before="0" w:line="240" w:lineRule="auto"/>
       </w:pPr>
       <w:rPr>
+        <w:rFonts w:eastAsia="黑体"/>
         <w:b/>
         <w:bCs/>
       </w:rPr>
@@ -4717,12 +5004,14 @@
     </w:tblStylePr>
     <w:tblStylePr w:type="firstCol">
       <w:rPr>
+        <w:rFonts w:eastAsia="黑体"/>
         <w:b/>
         <w:bCs/>
       </w:rPr>
     </w:tblStylePr>
     <w:tblStylePr w:type="lastCol">
       <w:rPr>
+        <w:rFonts w:eastAsia="黑体"/>
         <w:b/>
         <w:bCs/>
       </w:rPr>
@@ -4782,6 +5071,7 @@
         <w:spacing w:after="0" w:before="0" w:line="240" w:lineRule="auto"/>
       </w:pPr>
       <w:rPr>
+        <w:rFonts w:eastAsia="黑体"/>
         <w:b/>
         <w:bCs/>
         <w:color w:themeColor="background1" w:val="FFFFFF"/>
@@ -4796,6 +5086,7 @@
         <w:spacing w:after="0" w:before="0" w:line="240" w:lineRule="auto"/>
       </w:pPr>
       <w:rPr>
+        <w:rFonts w:eastAsia="黑体"/>
         <w:b/>
         <w:bCs/>
       </w:rPr>
@@ -4811,12 +5102,14 @@
     </w:tblStylePr>
     <w:tblStylePr w:type="firstCol">
       <w:rPr>
+        <w:rFonts w:eastAsia="黑体"/>
         <w:b/>
         <w:bCs/>
       </w:rPr>
     </w:tblStylePr>
     <w:tblStylePr w:type="lastCol">
       <w:rPr>
+        <w:rFonts w:eastAsia="黑体"/>
         <w:b/>
         <w:bCs/>
       </w:rPr>
@@ -4874,6 +5167,7 @@
         <w:spacing w:after="0" w:before="0" w:line="240" w:lineRule="auto"/>
       </w:pPr>
       <w:rPr>
+        <w:rFonts w:eastAsia="黑体"/>
         <w:b/>
         <w:bCs/>
         <w:color w:themeColor="background1" w:val="FFFFFF"/>
@@ -4888,6 +5182,7 @@
         <w:spacing w:after="0" w:before="0" w:line="240" w:lineRule="auto"/>
       </w:pPr>
       <w:rPr>
+        <w:rFonts w:eastAsia="黑体"/>
         <w:b/>
         <w:bCs/>
       </w:rPr>
@@ -4903,12 +5198,14 @@
     </w:tblStylePr>
     <w:tblStylePr w:type="firstCol">
       <w:rPr>
+        <w:rFonts w:eastAsia="黑体"/>
         <w:b/>
         <w:bCs/>
       </w:rPr>
     </w:tblStylePr>
     <w:tblStylePr w:type="lastCol">
       <w:rPr>
+        <w:rFonts w:eastAsia="黑体"/>
         <w:b/>
         <w:bCs/>
       </w:rPr>
@@ -4966,6 +5263,7 @@
         <w:spacing w:after="0" w:before="0" w:line="240" w:lineRule="auto"/>
       </w:pPr>
       <w:rPr>
+        <w:rFonts w:eastAsia="黑体"/>
         <w:b/>
         <w:bCs/>
         <w:color w:themeColor="background1" w:val="FFFFFF"/>
@@ -4980,6 +5278,7 @@
         <w:spacing w:after="0" w:before="0" w:line="240" w:lineRule="auto"/>
       </w:pPr>
       <w:rPr>
+        <w:rFonts w:eastAsia="黑体"/>
         <w:b/>
         <w:bCs/>
       </w:rPr>
@@ -4995,12 +5294,14 @@
     </w:tblStylePr>
     <w:tblStylePr w:type="firstCol">
       <w:rPr>
+        <w:rFonts w:eastAsia="黑体"/>
         <w:b/>
         <w:bCs/>
       </w:rPr>
     </w:tblStylePr>
     <w:tblStylePr w:type="lastCol">
       <w:rPr>
+        <w:rFonts w:eastAsia="黑体"/>
         <w:b/>
         <w:bCs/>
       </w:rPr>
@@ -5058,6 +5359,7 @@
         <w:spacing w:after="0" w:before="0" w:line="240" w:lineRule="auto"/>
       </w:pPr>
       <w:rPr>
+        <w:rFonts w:eastAsia="黑体"/>
         <w:b/>
         <w:bCs/>
         <w:color w:themeColor="background1" w:val="FFFFFF"/>
@@ -5072,6 +5374,7 @@
         <w:spacing w:after="0" w:before="0" w:line="240" w:lineRule="auto"/>
       </w:pPr>
       <w:rPr>
+        <w:rFonts w:eastAsia="黑体"/>
         <w:b/>
         <w:bCs/>
       </w:rPr>
@@ -5087,12 +5390,14 @@
     </w:tblStylePr>
     <w:tblStylePr w:type="firstCol">
       <w:rPr>
+        <w:rFonts w:eastAsia="黑体"/>
         <w:b/>
         <w:bCs/>
       </w:rPr>
     </w:tblStylePr>
     <w:tblStylePr w:type="lastCol">
       <w:rPr>
+        <w:rFonts w:eastAsia="黑体"/>
         <w:b/>
         <w:bCs/>
       </w:rPr>
@@ -5150,6 +5455,7 @@
         <w:spacing w:after="0" w:before="0" w:line="240" w:lineRule="auto"/>
       </w:pPr>
       <w:rPr>
+        <w:rFonts w:eastAsia="黑体"/>
         <w:b/>
         <w:bCs/>
         <w:color w:themeColor="background1" w:val="FFFFFF"/>
@@ -5164,6 +5470,7 @@
         <w:spacing w:after="0" w:before="0" w:line="240" w:lineRule="auto"/>
       </w:pPr>
       <w:rPr>
+        <w:rFonts w:eastAsia="黑体"/>
         <w:b/>
         <w:bCs/>
       </w:rPr>
@@ -5179,12 +5486,14 @@
     </w:tblStylePr>
     <w:tblStylePr w:type="firstCol">
       <w:rPr>
+        <w:rFonts w:eastAsia="黑体"/>
         <w:b/>
         <w:bCs/>
       </w:rPr>
     </w:tblStylePr>
     <w:tblStylePr w:type="lastCol">
       <w:rPr>
+        <w:rFonts w:eastAsia="黑体"/>
         <w:b/>
         <w:bCs/>
       </w:rPr>
@@ -5242,6 +5551,7 @@
         <w:spacing w:after="0" w:before="0" w:line="240" w:lineRule="auto"/>
       </w:pPr>
       <w:rPr>
+        <w:rFonts w:eastAsia="黑体"/>
         <w:b/>
         <w:bCs/>
         <w:color w:themeColor="background1" w:val="FFFFFF"/>
@@ -5256,6 +5566,7 @@
         <w:spacing w:after="0" w:before="0" w:line="240" w:lineRule="auto"/>
       </w:pPr>
       <w:rPr>
+        <w:rFonts w:eastAsia="黑体"/>
         <w:b/>
         <w:bCs/>
       </w:rPr>
@@ -5271,12 +5582,14 @@
     </w:tblStylePr>
     <w:tblStylePr w:type="firstCol">
       <w:rPr>
+        <w:rFonts w:eastAsia="黑体"/>
         <w:b/>
         <w:bCs/>
       </w:rPr>
     </w:tblStylePr>
     <w:tblStylePr w:type="lastCol">
       <w:rPr>
+        <w:rFonts w:eastAsia="黑体"/>
         <w:b/>
         <w:bCs/>
       </w:rPr>
@@ -5334,6 +5647,7 @@
         <w:spacing w:after="0" w:before="0" w:line="240" w:lineRule="auto"/>
       </w:pPr>
       <w:rPr>
+        <w:rFonts w:eastAsia="黑体"/>
         <w:b/>
         <w:bCs/>
         <w:color w:themeColor="background1" w:val="FFFFFF"/>
@@ -5348,6 +5662,7 @@
         <w:spacing w:after="0" w:before="0" w:line="240" w:lineRule="auto"/>
       </w:pPr>
       <w:rPr>
+        <w:rFonts w:eastAsia="黑体"/>
         <w:b/>
         <w:bCs/>
       </w:rPr>
@@ -5363,12 +5678,14 @@
     </w:tblStylePr>
     <w:tblStylePr w:type="firstCol">
       <w:rPr>
+        <w:rFonts w:eastAsia="黑体"/>
         <w:b/>
         <w:bCs/>
       </w:rPr>
     </w:tblStylePr>
     <w:tblStylePr w:type="lastCol">
       <w:rPr>
+        <w:rFonts w:eastAsia="黑体"/>
         <w:b/>
         <w:bCs/>
       </w:rPr>
@@ -5428,7 +5745,7 @@
         <w:spacing w:after="0" w:before="0" w:line="240" w:lineRule="auto"/>
       </w:pPr>
       <w:rPr>
-        <w:rFonts w:asciiTheme="majorHAnsi" w:cstheme="majorBidi" w:eastAsiaTheme="majorEastAsia" w:hAnsiTheme="majorHAnsi"/>
+        <w:rFonts w:asciiTheme="majorHAnsi" w:cstheme="majorBidi" w:hAnsiTheme="majorHAnsi" w:eastAsia="黑体"/>
         <w:b/>
         <w:bCs/>
       </w:rPr>
@@ -5449,7 +5766,7 @@
         <w:spacing w:after="0" w:before="0" w:line="240" w:lineRule="auto"/>
       </w:pPr>
       <w:rPr>
-        <w:rFonts w:asciiTheme="majorHAnsi" w:cstheme="majorBidi" w:eastAsiaTheme="majorEastAsia" w:hAnsiTheme="majorHAnsi"/>
+        <w:rFonts w:asciiTheme="majorHAnsi" w:cstheme="majorBidi" w:hAnsiTheme="majorHAnsi" w:eastAsia="黑体"/>
         <w:b/>
         <w:bCs/>
       </w:rPr>
@@ -5467,14 +5784,14 @@
     </w:tblStylePr>
     <w:tblStylePr w:type="firstCol">
       <w:rPr>
-        <w:rFonts w:asciiTheme="majorHAnsi" w:cstheme="majorBidi" w:eastAsiaTheme="majorEastAsia" w:hAnsiTheme="majorHAnsi"/>
+        <w:rFonts w:asciiTheme="majorHAnsi" w:cstheme="majorBidi" w:hAnsiTheme="majorHAnsi" w:eastAsia="黑体"/>
         <w:b/>
         <w:bCs/>
       </w:rPr>
     </w:tblStylePr>
     <w:tblStylePr w:type="lastCol">
       <w:rPr>
-        <w:rFonts w:asciiTheme="majorHAnsi" w:cstheme="majorBidi" w:eastAsiaTheme="majorEastAsia" w:hAnsiTheme="majorHAnsi"/>
+        <w:rFonts w:asciiTheme="majorHAnsi" w:cstheme="majorBidi" w:hAnsiTheme="majorHAnsi" w:eastAsia="黑体"/>
         <w:b/>
         <w:bCs/>
       </w:rPr>
@@ -5558,7 +5875,7 @@
         <w:spacing w:after="0" w:before="0" w:line="240" w:lineRule="auto"/>
       </w:pPr>
       <w:rPr>
-        <w:rFonts w:asciiTheme="majorHAnsi" w:cstheme="majorBidi" w:eastAsiaTheme="majorEastAsia" w:hAnsiTheme="majorHAnsi"/>
+        <w:rFonts w:asciiTheme="majorHAnsi" w:cstheme="majorBidi" w:hAnsiTheme="majorHAnsi" w:eastAsia="黑体"/>
         <w:b/>
         <w:bCs/>
       </w:rPr>
@@ -5579,7 +5896,7 @@
         <w:spacing w:after="0" w:before="0" w:line="240" w:lineRule="auto"/>
       </w:pPr>
       <w:rPr>
-        <w:rFonts w:asciiTheme="majorHAnsi" w:cstheme="majorBidi" w:eastAsiaTheme="majorEastAsia" w:hAnsiTheme="majorHAnsi"/>
+        <w:rFonts w:asciiTheme="majorHAnsi" w:cstheme="majorBidi" w:hAnsiTheme="majorHAnsi" w:eastAsia="黑体"/>
         <w:b/>
         <w:bCs/>
       </w:rPr>
@@ -5597,14 +5914,14 @@
     </w:tblStylePr>
     <w:tblStylePr w:type="firstCol">
       <w:rPr>
-        <w:rFonts w:asciiTheme="majorHAnsi" w:cstheme="majorBidi" w:eastAsiaTheme="majorEastAsia" w:hAnsiTheme="majorHAnsi"/>
+        <w:rFonts w:asciiTheme="majorHAnsi" w:cstheme="majorBidi" w:hAnsiTheme="majorHAnsi" w:eastAsia="黑体"/>
         <w:b/>
         <w:bCs/>
       </w:rPr>
     </w:tblStylePr>
     <w:tblStylePr w:type="lastCol">
       <w:rPr>
-        <w:rFonts w:asciiTheme="majorHAnsi" w:cstheme="majorBidi" w:eastAsiaTheme="majorEastAsia" w:hAnsiTheme="majorHAnsi"/>
+        <w:rFonts w:asciiTheme="majorHAnsi" w:cstheme="majorBidi" w:hAnsiTheme="majorHAnsi" w:eastAsia="黑体"/>
         <w:b/>
         <w:bCs/>
       </w:rPr>
@@ -5688,7 +6005,7 @@
         <w:spacing w:after="0" w:before="0" w:line="240" w:lineRule="auto"/>
       </w:pPr>
       <w:rPr>
-        <w:rFonts w:asciiTheme="majorHAnsi" w:cstheme="majorBidi" w:eastAsiaTheme="majorEastAsia" w:hAnsiTheme="majorHAnsi"/>
+        <w:rFonts w:asciiTheme="majorHAnsi" w:cstheme="majorBidi" w:hAnsiTheme="majorHAnsi" w:eastAsia="黑体"/>
         <w:b/>
         <w:bCs/>
       </w:rPr>
@@ -5709,7 +6026,7 @@
         <w:spacing w:after="0" w:before="0" w:line="240" w:lineRule="auto"/>
       </w:pPr>
       <w:rPr>
-        <w:rFonts w:asciiTheme="majorHAnsi" w:cstheme="majorBidi" w:eastAsiaTheme="majorEastAsia" w:hAnsiTheme="majorHAnsi"/>
+        <w:rFonts w:asciiTheme="majorHAnsi" w:cstheme="majorBidi" w:hAnsiTheme="majorHAnsi" w:eastAsia="黑体"/>
         <w:b/>
         <w:bCs/>
       </w:rPr>
@@ -5727,14 +6044,14 @@
     </w:tblStylePr>
     <w:tblStylePr w:type="firstCol">
       <w:rPr>
-        <w:rFonts w:asciiTheme="majorHAnsi" w:cstheme="majorBidi" w:eastAsiaTheme="majorEastAsia" w:hAnsiTheme="majorHAnsi"/>
+        <w:rFonts w:asciiTheme="majorHAnsi" w:cstheme="majorBidi" w:hAnsiTheme="majorHAnsi" w:eastAsia="黑体"/>
         <w:b/>
         <w:bCs/>
       </w:rPr>
     </w:tblStylePr>
     <w:tblStylePr w:type="lastCol">
       <w:rPr>
-        <w:rFonts w:asciiTheme="majorHAnsi" w:cstheme="majorBidi" w:eastAsiaTheme="majorEastAsia" w:hAnsiTheme="majorHAnsi"/>
+        <w:rFonts w:asciiTheme="majorHAnsi" w:cstheme="majorBidi" w:hAnsiTheme="majorHAnsi" w:eastAsia="黑体"/>
         <w:b/>
         <w:bCs/>
       </w:rPr>
@@ -5818,7 +6135,7 @@
         <w:spacing w:after="0" w:before="0" w:line="240" w:lineRule="auto"/>
       </w:pPr>
       <w:rPr>
-        <w:rFonts w:asciiTheme="majorHAnsi" w:cstheme="majorBidi" w:eastAsiaTheme="majorEastAsia" w:hAnsiTheme="majorHAnsi"/>
+        <w:rFonts w:asciiTheme="majorHAnsi" w:cstheme="majorBidi" w:hAnsiTheme="majorHAnsi" w:eastAsia="黑体"/>
         <w:b/>
         <w:bCs/>
       </w:rPr>
@@ -5839,7 +6156,7 @@
         <w:spacing w:after="0" w:before="0" w:line="240" w:lineRule="auto"/>
       </w:pPr>
       <w:rPr>
-        <w:rFonts w:asciiTheme="majorHAnsi" w:cstheme="majorBidi" w:eastAsiaTheme="majorEastAsia" w:hAnsiTheme="majorHAnsi"/>
+        <w:rFonts w:asciiTheme="majorHAnsi" w:cstheme="majorBidi" w:hAnsiTheme="majorHAnsi" w:eastAsia="黑体"/>
         <w:b/>
         <w:bCs/>
       </w:rPr>
@@ -5857,14 +6174,14 @@
     </w:tblStylePr>
     <w:tblStylePr w:type="firstCol">
       <w:rPr>
-        <w:rFonts w:asciiTheme="majorHAnsi" w:cstheme="majorBidi" w:eastAsiaTheme="majorEastAsia" w:hAnsiTheme="majorHAnsi"/>
+        <w:rFonts w:asciiTheme="majorHAnsi" w:cstheme="majorBidi" w:hAnsiTheme="majorHAnsi" w:eastAsia="黑体"/>
         <w:b/>
         <w:bCs/>
       </w:rPr>
     </w:tblStylePr>
     <w:tblStylePr w:type="lastCol">
       <w:rPr>
-        <w:rFonts w:asciiTheme="majorHAnsi" w:cstheme="majorBidi" w:eastAsiaTheme="majorEastAsia" w:hAnsiTheme="majorHAnsi"/>
+        <w:rFonts w:asciiTheme="majorHAnsi" w:cstheme="majorBidi" w:hAnsiTheme="majorHAnsi" w:eastAsia="黑体"/>
         <w:b/>
         <w:bCs/>
       </w:rPr>
@@ -5948,7 +6265,7 @@
         <w:spacing w:after="0" w:before="0" w:line="240" w:lineRule="auto"/>
       </w:pPr>
       <w:rPr>
-        <w:rFonts w:asciiTheme="majorHAnsi" w:cstheme="majorBidi" w:eastAsiaTheme="majorEastAsia" w:hAnsiTheme="majorHAnsi"/>
+        <w:rFonts w:asciiTheme="majorHAnsi" w:cstheme="majorBidi" w:hAnsiTheme="majorHAnsi" w:eastAsia="黑体"/>
         <w:b/>
         <w:bCs/>
       </w:rPr>
@@ -5969,7 +6286,7 @@
         <w:spacing w:after="0" w:before="0" w:line="240" w:lineRule="auto"/>
       </w:pPr>
       <w:rPr>
-        <w:rFonts w:asciiTheme="majorHAnsi" w:cstheme="majorBidi" w:eastAsiaTheme="majorEastAsia" w:hAnsiTheme="majorHAnsi"/>
+        <w:rFonts w:asciiTheme="majorHAnsi" w:cstheme="majorBidi" w:hAnsiTheme="majorHAnsi" w:eastAsia="黑体"/>
         <w:b/>
         <w:bCs/>
       </w:rPr>
@@ -5987,14 +6304,14 @@
     </w:tblStylePr>
     <w:tblStylePr w:type="firstCol">
       <w:rPr>
-        <w:rFonts w:asciiTheme="majorHAnsi" w:cstheme="majorBidi" w:eastAsiaTheme="majorEastAsia" w:hAnsiTheme="majorHAnsi"/>
+        <w:rFonts w:asciiTheme="majorHAnsi" w:cstheme="majorBidi" w:hAnsiTheme="majorHAnsi" w:eastAsia="黑体"/>
         <w:b/>
         <w:bCs/>
       </w:rPr>
     </w:tblStylePr>
     <w:tblStylePr w:type="lastCol">
       <w:rPr>
-        <w:rFonts w:asciiTheme="majorHAnsi" w:cstheme="majorBidi" w:eastAsiaTheme="majorEastAsia" w:hAnsiTheme="majorHAnsi"/>
+        <w:rFonts w:asciiTheme="majorHAnsi" w:cstheme="majorBidi" w:hAnsiTheme="majorHAnsi" w:eastAsia="黑体"/>
         <w:b/>
         <w:bCs/>
       </w:rPr>
@@ -6078,7 +6395,7 @@
         <w:spacing w:after="0" w:before="0" w:line="240" w:lineRule="auto"/>
       </w:pPr>
       <w:rPr>
-        <w:rFonts w:asciiTheme="majorHAnsi" w:cstheme="majorBidi" w:eastAsiaTheme="majorEastAsia" w:hAnsiTheme="majorHAnsi"/>
+        <w:rFonts w:asciiTheme="majorHAnsi" w:cstheme="majorBidi" w:hAnsiTheme="majorHAnsi" w:eastAsia="黑体"/>
         <w:b/>
         <w:bCs/>
       </w:rPr>
@@ -6099,7 +6416,7 @@
         <w:spacing w:after="0" w:before="0" w:line="240" w:lineRule="auto"/>
       </w:pPr>
       <w:rPr>
-        <w:rFonts w:asciiTheme="majorHAnsi" w:cstheme="majorBidi" w:eastAsiaTheme="majorEastAsia" w:hAnsiTheme="majorHAnsi"/>
+        <w:rFonts w:asciiTheme="majorHAnsi" w:cstheme="majorBidi" w:hAnsiTheme="majorHAnsi" w:eastAsia="黑体"/>
         <w:b/>
         <w:bCs/>
       </w:rPr>
@@ -6117,14 +6434,14 @@
     </w:tblStylePr>
     <w:tblStylePr w:type="firstCol">
       <w:rPr>
-        <w:rFonts w:asciiTheme="majorHAnsi" w:cstheme="majorBidi" w:eastAsiaTheme="majorEastAsia" w:hAnsiTheme="majorHAnsi"/>
+        <w:rFonts w:asciiTheme="majorHAnsi" w:cstheme="majorBidi" w:hAnsiTheme="majorHAnsi" w:eastAsia="黑体"/>
         <w:b/>
         <w:bCs/>
       </w:rPr>
     </w:tblStylePr>
     <w:tblStylePr w:type="lastCol">
       <w:rPr>
-        <w:rFonts w:asciiTheme="majorHAnsi" w:cstheme="majorBidi" w:eastAsiaTheme="majorEastAsia" w:hAnsiTheme="majorHAnsi"/>
+        <w:rFonts w:asciiTheme="majorHAnsi" w:cstheme="majorBidi" w:hAnsiTheme="majorHAnsi" w:eastAsia="黑体"/>
         <w:b/>
         <w:bCs/>
       </w:rPr>
@@ -6208,7 +6525,7 @@
         <w:spacing w:after="0" w:before="0" w:line="240" w:lineRule="auto"/>
       </w:pPr>
       <w:rPr>
-        <w:rFonts w:asciiTheme="majorHAnsi" w:cstheme="majorBidi" w:eastAsiaTheme="majorEastAsia" w:hAnsiTheme="majorHAnsi"/>
+        <w:rFonts w:asciiTheme="majorHAnsi" w:cstheme="majorBidi" w:hAnsiTheme="majorHAnsi" w:eastAsia="黑体"/>
         <w:b/>
         <w:bCs/>
       </w:rPr>
@@ -6229,7 +6546,7 @@
         <w:spacing w:after="0" w:before="0" w:line="240" w:lineRule="auto"/>
       </w:pPr>
       <w:rPr>
-        <w:rFonts w:asciiTheme="majorHAnsi" w:cstheme="majorBidi" w:eastAsiaTheme="majorEastAsia" w:hAnsiTheme="majorHAnsi"/>
+        <w:rFonts w:asciiTheme="majorHAnsi" w:cstheme="majorBidi" w:hAnsiTheme="majorHAnsi" w:eastAsia="黑体"/>
         <w:b/>
         <w:bCs/>
       </w:rPr>
@@ -6247,14 +6564,14 @@
     </w:tblStylePr>
     <w:tblStylePr w:type="firstCol">
       <w:rPr>
-        <w:rFonts w:asciiTheme="majorHAnsi" w:cstheme="majorBidi" w:eastAsiaTheme="majorEastAsia" w:hAnsiTheme="majorHAnsi"/>
+        <w:rFonts w:asciiTheme="majorHAnsi" w:cstheme="majorBidi" w:hAnsiTheme="majorHAnsi" w:eastAsia="黑体"/>
         <w:b/>
         <w:bCs/>
       </w:rPr>
     </w:tblStylePr>
     <w:tblStylePr w:type="lastCol">
       <w:rPr>
-        <w:rFonts w:asciiTheme="majorHAnsi" w:cstheme="majorBidi" w:eastAsiaTheme="majorEastAsia" w:hAnsiTheme="majorHAnsi"/>
+        <w:rFonts w:asciiTheme="majorHAnsi" w:cstheme="majorBidi" w:hAnsiTheme="majorHAnsi" w:eastAsia="黑体"/>
         <w:b/>
         <w:bCs/>
       </w:rPr>
@@ -6337,6 +6654,7 @@
         <w:spacing w:after="0" w:before="0" w:line="240" w:lineRule="auto"/>
       </w:pPr>
       <w:rPr>
+        <w:rFonts w:eastAsia="黑体"/>
         <w:b/>
         <w:bCs/>
         <w:color w:themeColor="background1" w:val="FFFFFF"/>
@@ -6359,6 +6677,7 @@
         <w:spacing w:after="0" w:before="0" w:line="240" w:lineRule="auto"/>
       </w:pPr>
       <w:rPr>
+        <w:rFonts w:eastAsia="黑体"/>
         <w:b/>
         <w:bCs/>
       </w:rPr>
@@ -6376,12 +6695,14 @@
     </w:tblStylePr>
     <w:tblStylePr w:type="firstCol">
       <w:rPr>
+        <w:rFonts w:eastAsia="黑体"/>
         <w:b/>
         <w:bCs/>
       </w:rPr>
     </w:tblStylePr>
     <w:tblStylePr w:type="lastCol">
       <w:rPr>
+        <w:rFonts w:eastAsia="黑体"/>
         <w:b/>
         <w:bCs/>
       </w:rPr>
@@ -6443,6 +6764,7 @@
         <w:spacing w:after="0" w:before="0" w:line="240" w:lineRule="auto"/>
       </w:pPr>
       <w:rPr>
+        <w:rFonts w:eastAsia="黑体"/>
         <w:b/>
         <w:bCs/>
         <w:color w:themeColor="background1" w:val="FFFFFF"/>
@@ -6465,6 +6787,7 @@
         <w:spacing w:after="0" w:before="0" w:line="240" w:lineRule="auto"/>
       </w:pPr>
       <w:rPr>
+        <w:rFonts w:eastAsia="黑体"/>
         <w:b/>
         <w:bCs/>
       </w:rPr>
@@ -6482,12 +6805,14 @@
     </w:tblStylePr>
     <w:tblStylePr w:type="firstCol">
       <w:rPr>
+        <w:rFonts w:eastAsia="黑体"/>
         <w:b/>
         <w:bCs/>
       </w:rPr>
     </w:tblStylePr>
     <w:tblStylePr w:type="lastCol">
       <w:rPr>
+        <w:rFonts w:eastAsia="黑体"/>
         <w:b/>
         <w:bCs/>
       </w:rPr>
@@ -6549,6 +6874,7 @@
         <w:spacing w:after="0" w:before="0" w:line="240" w:lineRule="auto"/>
       </w:pPr>
       <w:rPr>
+        <w:rFonts w:eastAsia="黑体"/>
         <w:b/>
         <w:bCs/>
         <w:color w:themeColor="background1" w:val="FFFFFF"/>
@@ -6571,6 +6897,7 @@
         <w:spacing w:after="0" w:before="0" w:line="240" w:lineRule="auto"/>
       </w:pPr>
       <w:rPr>
+        <w:rFonts w:eastAsia="黑体"/>
         <w:b/>
         <w:bCs/>
       </w:rPr>
@@ -6588,12 +6915,14 @@
     </w:tblStylePr>
     <w:tblStylePr w:type="firstCol">
       <w:rPr>
+        <w:rFonts w:eastAsia="黑体"/>
         <w:b/>
         <w:bCs/>
       </w:rPr>
     </w:tblStylePr>
     <w:tblStylePr w:type="lastCol">
       <w:rPr>
+        <w:rFonts w:eastAsia="黑体"/>
         <w:b/>
         <w:bCs/>
       </w:rPr>
@@ -6655,6 +6984,7 @@
         <w:spacing w:after="0" w:before="0" w:line="240" w:lineRule="auto"/>
       </w:pPr>
       <w:rPr>
+        <w:rFonts w:eastAsia="黑体"/>
         <w:b/>
         <w:bCs/>
         <w:color w:themeColor="background1" w:val="FFFFFF"/>
@@ -6677,6 +7007,7 @@
         <w:spacing w:after="0" w:before="0" w:line="240" w:lineRule="auto"/>
       </w:pPr>
       <w:rPr>
+        <w:rFonts w:eastAsia="黑体"/>
         <w:b/>
         <w:bCs/>
       </w:rPr>
@@ -6694,12 +7025,14 @@
     </w:tblStylePr>
     <w:tblStylePr w:type="firstCol">
       <w:rPr>
+        <w:rFonts w:eastAsia="黑体"/>
         <w:b/>
         <w:bCs/>
       </w:rPr>
     </w:tblStylePr>
     <w:tblStylePr w:type="lastCol">
       <w:rPr>
+        <w:rFonts w:eastAsia="黑体"/>
         <w:b/>
         <w:bCs/>
       </w:rPr>
@@ -6761,6 +7094,7 @@
         <w:spacing w:after="0" w:before="0" w:line="240" w:lineRule="auto"/>
       </w:pPr>
       <w:rPr>
+        <w:rFonts w:eastAsia="黑体"/>
         <w:b/>
         <w:bCs/>
         <w:color w:themeColor="background1" w:val="FFFFFF"/>
@@ -6783,6 +7117,7 @@
         <w:spacing w:after="0" w:before="0" w:line="240" w:lineRule="auto"/>
       </w:pPr>
       <w:rPr>
+        <w:rFonts w:eastAsia="黑体"/>
         <w:b/>
         <w:bCs/>
       </w:rPr>
@@ -6800,12 +7135,14 @@
     </w:tblStylePr>
     <w:tblStylePr w:type="firstCol">
       <w:rPr>
+        <w:rFonts w:eastAsia="黑体"/>
         <w:b/>
         <w:bCs/>
       </w:rPr>
     </w:tblStylePr>
     <w:tblStylePr w:type="lastCol">
       <w:rPr>
+        <w:rFonts w:eastAsia="黑体"/>
         <w:b/>
         <w:bCs/>
       </w:rPr>
@@ -6867,6 +7204,7 @@
         <w:spacing w:after="0" w:before="0" w:line="240" w:lineRule="auto"/>
       </w:pPr>
       <w:rPr>
+        <w:rFonts w:eastAsia="黑体"/>
         <w:b/>
         <w:bCs/>
         <w:color w:themeColor="background1" w:val="FFFFFF"/>
@@ -6889,6 +7227,7 @@
         <w:spacing w:after="0" w:before="0" w:line="240" w:lineRule="auto"/>
       </w:pPr>
       <w:rPr>
+        <w:rFonts w:eastAsia="黑体"/>
         <w:b/>
         <w:bCs/>
       </w:rPr>
@@ -6906,12 +7245,14 @@
     </w:tblStylePr>
     <w:tblStylePr w:type="firstCol">
       <w:rPr>
+        <w:rFonts w:eastAsia="黑体"/>
         <w:b/>
         <w:bCs/>
       </w:rPr>
     </w:tblStylePr>
     <w:tblStylePr w:type="lastCol">
       <w:rPr>
+        <w:rFonts w:eastAsia="黑体"/>
         <w:b/>
         <w:bCs/>
       </w:rPr>
@@ -6973,6 +7314,7 @@
         <w:spacing w:after="0" w:before="0" w:line="240" w:lineRule="auto"/>
       </w:pPr>
       <w:rPr>
+        <w:rFonts w:eastAsia="黑体"/>
         <w:b/>
         <w:bCs/>
         <w:color w:themeColor="background1" w:val="FFFFFF"/>
@@ -6995,6 +7337,7 @@
         <w:spacing w:after="0" w:before="0" w:line="240" w:lineRule="auto"/>
       </w:pPr>
       <w:rPr>
+        <w:rFonts w:eastAsia="黑体"/>
         <w:b/>
         <w:bCs/>
       </w:rPr>
@@ -7012,12 +7355,14 @@
     </w:tblStylePr>
     <w:tblStylePr w:type="firstCol">
       <w:rPr>
+        <w:rFonts w:eastAsia="黑体"/>
         <w:b/>
         <w:bCs/>
       </w:rPr>
     </w:tblStylePr>
     <w:tblStylePr w:type="lastCol">
       <w:rPr>
+        <w:rFonts w:eastAsia="黑体"/>
         <w:b/>
         <w:bCs/>
       </w:rPr>
@@ -7076,6 +7421,7 @@
         <w:spacing w:after="0" w:before="0" w:line="240" w:lineRule="auto"/>
       </w:pPr>
       <w:rPr>
+        <w:rFonts w:eastAsia="黑体"/>
         <w:b/>
         <w:bCs/>
         <w:color w:themeColor="background1" w:val="FFFFFF"/>
@@ -7098,6 +7444,7 @@
         <w:spacing w:after="0" w:before="0" w:line="240" w:lineRule="auto"/>
       </w:pPr>
       <w:rPr>
+        <w:rFonts w:eastAsia="黑体"/>
         <w:color w:val="auto"/>
       </w:rPr>
       <w:tblPr/>
@@ -7115,6 +7462,7 @@
     </w:tblStylePr>
     <w:tblStylePr w:type="firstCol">
       <w:rPr>
+        <w:rFonts w:eastAsia="黑体"/>
         <w:b/>
         <w:bCs/>
         <w:color w:themeColor="background1" w:val="FFFFFF"/>
@@ -7134,6 +7482,7 @@
     </w:tblStylePr>
     <w:tblStylePr w:type="lastCol">
       <w:rPr>
+        <w:rFonts w:eastAsia="黑体"/>
         <w:b/>
         <w:bCs/>
         <w:color w:themeColor="background1" w:val="FFFFFF"/>
@@ -7182,6 +7531,7 @@
     </w:tblStylePr>
     <w:tblStylePr w:type="nwCell">
       <w:rPr>
+        <w:rFonts w:eastAsia="黑体"/>
         <w:color w:themeColor="background1" w:val="FFFFFF"/>
       </w:rPr>
       <w:tblPr/>
@@ -7225,6 +7575,7 @@
         <w:spacing w:after="0" w:before="0" w:line="240" w:lineRule="auto"/>
       </w:pPr>
       <w:rPr>
+        <w:rFonts w:eastAsia="黑体"/>
         <w:b/>
         <w:bCs/>
         <w:color w:themeColor="background1" w:val="FFFFFF"/>
@@ -7247,6 +7598,7 @@
         <w:spacing w:after="0" w:before="0" w:line="240" w:lineRule="auto"/>
       </w:pPr>
       <w:rPr>
+        <w:rFonts w:eastAsia="黑体"/>
         <w:color w:val="auto"/>
       </w:rPr>
       <w:tblPr/>
@@ -7264,6 +7616,7 @@
     </w:tblStylePr>
     <w:tblStylePr w:type="firstCol">
       <w:rPr>
+        <w:rFonts w:eastAsia="黑体"/>
         <w:b/>
         <w:bCs/>
         <w:color w:themeColor="background1" w:val="FFFFFF"/>
@@ -7283,6 +7636,7 @@
     </w:tblStylePr>
     <w:tblStylePr w:type="lastCol">
       <w:rPr>
+        <w:rFonts w:eastAsia="黑体"/>
         <w:b/>
         <w:bCs/>
         <w:color w:themeColor="background1" w:val="FFFFFF"/>
@@ -7331,6 +7685,7 @@
     </w:tblStylePr>
     <w:tblStylePr w:type="nwCell">
       <w:rPr>
+        <w:rFonts w:eastAsia="黑体"/>
         <w:color w:themeColor="background1" w:val="FFFFFF"/>
       </w:rPr>
       <w:tblPr/>
@@ -7374,6 +7729,7 @@
         <w:spacing w:after="0" w:before="0" w:line="240" w:lineRule="auto"/>
       </w:pPr>
       <w:rPr>
+        <w:rFonts w:eastAsia="黑体"/>
         <w:b/>
         <w:bCs/>
         <w:color w:themeColor="background1" w:val="FFFFFF"/>
@@ -7396,6 +7752,7 @@
         <w:spacing w:after="0" w:before="0" w:line="240" w:lineRule="auto"/>
       </w:pPr>
       <w:rPr>
+        <w:rFonts w:eastAsia="黑体"/>
         <w:color w:val="auto"/>
       </w:rPr>
       <w:tblPr/>
@@ -7413,6 +7770,7 @@
     </w:tblStylePr>
     <w:tblStylePr w:type="firstCol">
       <w:rPr>
+        <w:rFonts w:eastAsia="黑体"/>
         <w:b/>
         <w:bCs/>
         <w:color w:themeColor="background1" w:val="FFFFFF"/>
@@ -7432,6 +7790,7 @@
     </w:tblStylePr>
     <w:tblStylePr w:type="lastCol">
       <w:rPr>
+        <w:rFonts w:eastAsia="黑体"/>
         <w:b/>
         <w:bCs/>
         <w:color w:themeColor="background1" w:val="FFFFFF"/>
@@ -7480,6 +7839,7 @@
     </w:tblStylePr>
     <w:tblStylePr w:type="nwCell">
       <w:rPr>
+        <w:rFonts w:eastAsia="黑体"/>
         <w:color w:themeColor="background1" w:val="FFFFFF"/>
       </w:rPr>
       <w:tblPr/>
@@ -7523,6 +7883,7 @@
         <w:spacing w:after="0" w:before="0" w:line="240" w:lineRule="auto"/>
       </w:pPr>
       <w:rPr>
+        <w:rFonts w:eastAsia="黑体"/>
         <w:b/>
         <w:bCs/>
         <w:color w:themeColor="background1" w:val="FFFFFF"/>
@@ -7545,6 +7906,7 @@
         <w:spacing w:after="0" w:before="0" w:line="240" w:lineRule="auto"/>
       </w:pPr>
       <w:rPr>
+        <w:rFonts w:eastAsia="黑体"/>
         <w:color w:val="auto"/>
       </w:rPr>
       <w:tblPr/>
@@ -7562,6 +7924,7 @@
     </w:tblStylePr>
     <w:tblStylePr w:type="firstCol">
       <w:rPr>
+        <w:rFonts w:eastAsia="黑体"/>
         <w:b/>
         <w:bCs/>
         <w:color w:themeColor="background1" w:val="FFFFFF"/>
@@ -7581,6 +7944,7 @@
     </w:tblStylePr>
     <w:tblStylePr w:type="lastCol">
       <w:rPr>
+        <w:rFonts w:eastAsia="黑体"/>
         <w:b/>
         <w:bCs/>
         <w:color w:themeColor="background1" w:val="FFFFFF"/>
@@ -7629,6 +7993,7 @@
     </w:tblStylePr>
     <w:tblStylePr w:type="nwCell">
       <w:rPr>
+        <w:rFonts w:eastAsia="黑体"/>
         <w:color w:themeColor="background1" w:val="FFFFFF"/>
       </w:rPr>
       <w:tblPr/>
@@ -7672,6 +8037,7 @@
         <w:spacing w:after="0" w:before="0" w:line="240" w:lineRule="auto"/>
       </w:pPr>
       <w:rPr>
+        <w:rFonts w:eastAsia="黑体"/>
         <w:b/>
         <w:bCs/>
         <w:color w:themeColor="background1" w:val="FFFFFF"/>
@@ -7694,6 +8060,7 @@
         <w:spacing w:after="0" w:before="0" w:line="240" w:lineRule="auto"/>
       </w:pPr>
       <w:rPr>
+        <w:rFonts w:eastAsia="黑体"/>
         <w:color w:val="auto"/>
       </w:rPr>
       <w:tblPr/>
@@ -7711,6 +8078,7 @@
     </w:tblStylePr>
     <w:tblStylePr w:type="firstCol">
       <w:rPr>
+        <w:rFonts w:eastAsia="黑体"/>
         <w:b/>
         <w:bCs/>
         <w:color w:themeColor="background1" w:val="FFFFFF"/>
@@ -7730,6 +8098,7 @@
     </w:tblStylePr>
     <w:tblStylePr w:type="lastCol">
       <w:rPr>
+        <w:rFonts w:eastAsia="黑体"/>
         <w:b/>
         <w:bCs/>
         <w:color w:themeColor="background1" w:val="FFFFFF"/>
@@ -7778,6 +8147,7 @@
     </w:tblStylePr>
     <w:tblStylePr w:type="nwCell">
       <w:rPr>
+        <w:rFonts w:eastAsia="黑体"/>
         <w:color w:themeColor="background1" w:val="FFFFFF"/>
       </w:rPr>
       <w:tblPr/>
@@ -7821,6 +8191,7 @@
         <w:spacing w:after="0" w:before="0" w:line="240" w:lineRule="auto"/>
       </w:pPr>
       <w:rPr>
+        <w:rFonts w:eastAsia="黑体"/>
         <w:b/>
         <w:bCs/>
         <w:color w:themeColor="background1" w:val="FFFFFF"/>
@@ -7843,6 +8214,7 @@
         <w:spacing w:after="0" w:before="0" w:line="240" w:lineRule="auto"/>
       </w:pPr>
       <w:rPr>
+        <w:rFonts w:eastAsia="黑体"/>
         <w:color w:val="auto"/>
       </w:rPr>
       <w:tblPr/>
@@ -7860,6 +8232,7 @@
     </w:tblStylePr>
     <w:tblStylePr w:type="firstCol">
       <w:rPr>
+        <w:rFonts w:eastAsia="黑体"/>
         <w:b/>
         <w:bCs/>
         <w:color w:themeColor="background1" w:val="FFFFFF"/>
@@ -7879,6 +8252,7 @@
     </w:tblStylePr>
     <w:tblStylePr w:type="lastCol">
       <w:rPr>
+        <w:rFonts w:eastAsia="黑体"/>
         <w:b/>
         <w:bCs/>
         <w:color w:themeColor="background1" w:val="FFFFFF"/>
@@ -7927,6 +8301,7 @@
     </w:tblStylePr>
     <w:tblStylePr w:type="nwCell">
       <w:rPr>
+        <w:rFonts w:eastAsia="黑体"/>
         <w:color w:themeColor="background1" w:val="FFFFFF"/>
       </w:rPr>
       <w:tblPr/>
@@ -7970,6 +8345,7 @@
         <w:spacing w:after="0" w:before="0" w:line="240" w:lineRule="auto"/>
       </w:pPr>
       <w:rPr>
+        <w:rFonts w:eastAsia="黑体"/>
         <w:b/>
         <w:bCs/>
         <w:color w:themeColor="background1" w:val="FFFFFF"/>
@@ -7992,6 +8368,7 @@
         <w:spacing w:after="0" w:before="0" w:line="240" w:lineRule="auto"/>
       </w:pPr>
       <w:rPr>
+        <w:rFonts w:eastAsia="黑体"/>
         <w:color w:val="auto"/>
       </w:rPr>
       <w:tblPr/>
@@ -8009,6 +8386,7 @@
     </w:tblStylePr>
     <w:tblStylePr w:type="firstCol">
       <w:rPr>
+        <w:rFonts w:eastAsia="黑体"/>
         <w:b/>
         <w:bCs/>
         <w:color w:themeColor="background1" w:val="FFFFFF"/>
@@ -8028,6 +8406,7 @@
     </w:tblStylePr>
     <w:tblStylePr w:type="lastCol">
       <w:rPr>
+        <w:rFonts w:eastAsia="黑体"/>
         <w:b/>
         <w:bCs/>
         <w:color w:themeColor="background1" w:val="FFFFFF"/>
@@ -8076,6 +8455,7 @@
     </w:tblStylePr>
     <w:tblStylePr w:type="nwCell">
       <w:rPr>
+        <w:rFonts w:eastAsia="黑体"/>
         <w:color w:themeColor="background1" w:val="FFFFFF"/>
       </w:rPr>
       <w:tblPr/>
@@ -8100,6 +8480,7 @@
       <w:spacing w:after="0" w:line="240" w:lineRule="auto"/>
     </w:pPr>
     <w:rPr>
+      <w:rFonts w:eastAsia="黑体"/>
       <w:color w:themeColor="text1" w:val="000000"/>
     </w:rPr>
     <w:tblPr>
@@ -8119,7 +8500,7 @@
     </w:tblPr>
     <w:tblStylePr w:type="firstRow">
       <w:rPr>
-        <w:rFonts w:asciiTheme="majorHAnsi" w:cstheme="majorBidi" w:eastAsiaTheme="majorEastAsia" w:hAnsiTheme="majorHAnsi"/>
+        <w:rFonts w:asciiTheme="majorHAnsi" w:cstheme="majorBidi" w:hAnsiTheme="majorHAnsi" w:eastAsia="黑体"/>
       </w:rPr>
       <w:tblPr/>
       <w:tcPr>
@@ -8131,6 +8512,7 @@
     </w:tblStylePr>
     <w:tblStylePr w:type="lastRow">
       <w:rPr>
+        <w:rFonts w:eastAsia="黑体"/>
         <w:b/>
         <w:bCs/>
         <w:color w:themeColor="text2" w:val="1F497D"/>
@@ -8145,12 +8527,14 @@
     </w:tblStylePr>
     <w:tblStylePr w:type="firstCol">
       <w:rPr>
+        <w:rFonts w:eastAsia="黑体"/>
         <w:b/>
         <w:bCs/>
       </w:rPr>
     </w:tblStylePr>
     <w:tblStylePr w:type="lastCol">
       <w:rPr>
+        <w:rFonts w:eastAsia="黑体"/>
         <w:b/>
         <w:bCs/>
       </w:rPr>
@@ -8184,6 +8568,7 @@
       <w:spacing w:after="0" w:line="240" w:lineRule="auto"/>
     </w:pPr>
     <w:rPr>
+      <w:rFonts w:eastAsia="黑体"/>
       <w:color w:themeColor="text1" w:val="000000"/>
     </w:rPr>
     <w:tblPr>
@@ -8203,7 +8588,7 @@
     </w:tblPr>
     <w:tblStylePr w:type="firstRow">
       <w:rPr>
-        <w:rFonts w:asciiTheme="majorHAnsi" w:cstheme="majorBidi" w:eastAsiaTheme="majorEastAsia" w:hAnsiTheme="majorHAnsi"/>
+        <w:rFonts w:asciiTheme="majorHAnsi" w:cstheme="majorBidi" w:hAnsiTheme="majorHAnsi" w:eastAsia="黑体"/>
       </w:rPr>
       <w:tblPr/>
       <w:tcPr>
@@ -8215,6 +8600,7 @@
     </w:tblStylePr>
     <w:tblStylePr w:type="lastRow">
       <w:rPr>
+        <w:rFonts w:eastAsia="黑体"/>
         <w:b/>
         <w:bCs/>
         <w:color w:themeColor="text2" w:val="1F497D"/>
@@ -8229,12 +8615,14 @@
     </w:tblStylePr>
     <w:tblStylePr w:type="firstCol">
       <w:rPr>
+        <w:rFonts w:eastAsia="黑体"/>
         <w:b/>
         <w:bCs/>
       </w:rPr>
     </w:tblStylePr>
     <w:tblStylePr w:type="lastCol">
       <w:rPr>
+        <w:rFonts w:eastAsia="黑体"/>
         <w:b/>
         <w:bCs/>
       </w:rPr>
@@ -8268,6 +8656,7 @@
       <w:spacing w:after="0" w:line="240" w:lineRule="auto"/>
     </w:pPr>
     <w:rPr>
+      <w:rFonts w:eastAsia="黑体"/>
       <w:color w:themeColor="text1" w:val="000000"/>
     </w:rPr>
     <w:tblPr>
@@ -8287,7 +8676,7 @@
     </w:tblPr>
     <w:tblStylePr w:type="firstRow">
       <w:rPr>
-        <w:rFonts w:asciiTheme="majorHAnsi" w:cstheme="majorBidi" w:eastAsiaTheme="majorEastAsia" w:hAnsiTheme="majorHAnsi"/>
+        <w:rFonts w:asciiTheme="majorHAnsi" w:cstheme="majorBidi" w:hAnsiTheme="majorHAnsi" w:eastAsia="黑体"/>
       </w:rPr>
       <w:tblPr/>
       <w:tcPr>
@@ -8299,6 +8688,7 @@
     </w:tblStylePr>
     <w:tblStylePr w:type="lastRow">
       <w:rPr>
+        <w:rFonts w:eastAsia="黑体"/>
         <w:b/>
         <w:bCs/>
         <w:color w:themeColor="text2" w:val="1F497D"/>
@@ -8313,12 +8703,14 @@
     </w:tblStylePr>
     <w:tblStylePr w:type="firstCol">
       <w:rPr>
+        <w:rFonts w:eastAsia="黑体"/>
         <w:b/>
         <w:bCs/>
       </w:rPr>
     </w:tblStylePr>
     <w:tblStylePr w:type="lastCol">
       <w:rPr>
+        <w:rFonts w:eastAsia="黑体"/>
         <w:b/>
         <w:bCs/>
       </w:rPr>
@@ -8352,6 +8744,7 @@
       <w:spacing w:after="0" w:line="240" w:lineRule="auto"/>
     </w:pPr>
     <w:rPr>
+      <w:rFonts w:eastAsia="黑体"/>
       <w:color w:themeColor="text1" w:val="000000"/>
     </w:rPr>
     <w:tblPr>
@@ -8371,7 +8764,7 @@
     </w:tblPr>
     <w:tblStylePr w:type="firstRow">
       <w:rPr>
-        <w:rFonts w:asciiTheme="majorHAnsi" w:cstheme="majorBidi" w:eastAsiaTheme="majorEastAsia" w:hAnsiTheme="majorHAnsi"/>
+        <w:rFonts w:asciiTheme="majorHAnsi" w:cstheme="majorBidi" w:hAnsiTheme="majorHAnsi" w:eastAsia="黑体"/>
       </w:rPr>
       <w:tblPr/>
       <w:tcPr>
@@ -8383,6 +8776,7 @@
     </w:tblStylePr>
     <w:tblStylePr w:type="lastRow">
       <w:rPr>
+        <w:rFonts w:eastAsia="黑体"/>
         <w:b/>
         <w:bCs/>
         <w:color w:themeColor="text2" w:val="1F497D"/>
@@ -8397,12 +8791,14 @@
     </w:tblStylePr>
     <w:tblStylePr w:type="firstCol">
       <w:rPr>
+        <w:rFonts w:eastAsia="黑体"/>
         <w:b/>
         <w:bCs/>
       </w:rPr>
     </w:tblStylePr>
     <w:tblStylePr w:type="lastCol">
       <w:rPr>
+        <w:rFonts w:eastAsia="黑体"/>
         <w:b/>
         <w:bCs/>
       </w:rPr>
@@ -8436,6 +8832,7 @@
       <w:spacing w:after="0" w:line="240" w:lineRule="auto"/>
     </w:pPr>
     <w:rPr>
+      <w:rFonts w:eastAsia="黑体"/>
       <w:color w:themeColor="text1" w:val="000000"/>
     </w:rPr>
     <w:tblPr>
@@ -8455,7 +8852,7 @@
     </w:tblPr>
     <w:tblStylePr w:type="firstRow">
       <w:rPr>
-        <w:rFonts w:asciiTheme="majorHAnsi" w:cstheme="majorBidi" w:eastAsiaTheme="majorEastAsia" w:hAnsiTheme="majorHAnsi"/>
+        <w:rFonts w:asciiTheme="majorHAnsi" w:cstheme="majorBidi" w:hAnsiTheme="majorHAnsi" w:eastAsia="黑体"/>
       </w:rPr>
       <w:tblPr/>
       <w:tcPr>
@@ -8467,6 +8864,7 @@
     </w:tblStylePr>
     <w:tblStylePr w:type="lastRow">
       <w:rPr>
+        <w:rFonts w:eastAsia="黑体"/>
         <w:b/>
         <w:bCs/>
         <w:color w:themeColor="text2" w:val="1F497D"/>
@@ -8481,12 +8879,14 @@
     </w:tblStylePr>
     <w:tblStylePr w:type="firstCol">
       <w:rPr>
+        <w:rFonts w:eastAsia="黑体"/>
         <w:b/>
         <w:bCs/>
       </w:rPr>
     </w:tblStylePr>
     <w:tblStylePr w:type="lastCol">
       <w:rPr>
+        <w:rFonts w:eastAsia="黑体"/>
         <w:b/>
         <w:bCs/>
       </w:rPr>
@@ -8520,6 +8920,7 @@
       <w:spacing w:after="0" w:line="240" w:lineRule="auto"/>
     </w:pPr>
     <w:rPr>
+      <w:rFonts w:eastAsia="黑体"/>
       <w:color w:themeColor="text1" w:val="000000"/>
     </w:rPr>
     <w:tblPr>
@@ -8539,7 +8940,7 @@
     </w:tblPr>
     <w:tblStylePr w:type="firstRow">
       <w:rPr>
-        <w:rFonts w:asciiTheme="majorHAnsi" w:cstheme="majorBidi" w:eastAsiaTheme="majorEastAsia" w:hAnsiTheme="majorHAnsi"/>
+        <w:rFonts w:asciiTheme="majorHAnsi" w:cstheme="majorBidi" w:hAnsiTheme="majorHAnsi" w:eastAsia="黑体"/>
       </w:rPr>
       <w:tblPr/>
       <w:tcPr>
@@ -8551,6 +8952,7 @@
     </w:tblStylePr>
     <w:tblStylePr w:type="lastRow">
       <w:rPr>
+        <w:rFonts w:eastAsia="黑体"/>
         <w:b/>
         <w:bCs/>
         <w:color w:themeColor="text2" w:val="1F497D"/>
@@ -8565,12 +8967,14 @@
     </w:tblStylePr>
     <w:tblStylePr w:type="firstCol">
       <w:rPr>
+        <w:rFonts w:eastAsia="黑体"/>
         <w:b/>
         <w:bCs/>
       </w:rPr>
     </w:tblStylePr>
     <w:tblStylePr w:type="lastCol">
       <w:rPr>
+        <w:rFonts w:eastAsia="黑体"/>
         <w:b/>
         <w:bCs/>
       </w:rPr>
@@ -8604,6 +9008,7 @@
       <w:spacing w:after="0" w:line="240" w:lineRule="auto"/>
     </w:pPr>
     <w:rPr>
+      <w:rFonts w:eastAsia="黑体"/>
       <w:color w:themeColor="text1" w:val="000000"/>
     </w:rPr>
     <w:tblPr>
@@ -8623,7 +9028,7 @@
     </w:tblPr>
     <w:tblStylePr w:type="firstRow">
       <w:rPr>
-        <w:rFonts w:asciiTheme="majorHAnsi" w:cstheme="majorBidi" w:eastAsiaTheme="majorEastAsia" w:hAnsiTheme="majorHAnsi"/>
+        <w:rFonts w:asciiTheme="majorHAnsi" w:cstheme="majorBidi" w:hAnsiTheme="majorHAnsi" w:eastAsia="黑体"/>
       </w:rPr>
       <w:tblPr/>
       <w:tcPr>
@@ -8635,6 +9040,7 @@
     </w:tblStylePr>
     <w:tblStylePr w:type="lastRow">
       <w:rPr>
+        <w:rFonts w:eastAsia="黑体"/>
         <w:b/>
         <w:bCs/>
         <w:color w:themeColor="text2" w:val="1F497D"/>
@@ -8649,12 +9055,14 @@
     </w:tblStylePr>
     <w:tblStylePr w:type="firstCol">
       <w:rPr>
+        <w:rFonts w:eastAsia="黑体"/>
         <w:b/>
         <w:bCs/>
       </w:rPr>
     </w:tblStylePr>
     <w:tblStylePr w:type="lastCol">
       <w:rPr>
+        <w:rFonts w:eastAsia="黑体"/>
         <w:b/>
         <w:bCs/>
       </w:rPr>
@@ -8688,7 +9096,7 @@
       <w:spacing w:after="0" w:line="240" w:lineRule="auto"/>
     </w:pPr>
     <w:rPr>
-      <w:rFonts w:asciiTheme="majorHAnsi" w:cstheme="majorBidi" w:eastAsiaTheme="majorEastAsia" w:hAnsiTheme="majorHAnsi"/>
+      <w:rFonts w:asciiTheme="majorHAnsi" w:cstheme="majorBidi" w:hAnsiTheme="majorHAnsi" w:eastAsia="黑体"/>
       <w:color w:themeColor="text1" w:val="000000"/>
     </w:rPr>
     <w:tblPr>
@@ -8710,6 +9118,7 @@
     </w:tblPr>
     <w:tblStylePr w:type="firstRow">
       <w:rPr>
+        <w:rFonts w:eastAsia="黑体"/>
         <w:sz w:val="24"/>
         <w:szCs w:val="24"/>
       </w:rPr>
@@ -8816,7 +9225,7 @@
       <w:spacing w:after="0" w:line="240" w:lineRule="auto"/>
     </w:pPr>
     <w:rPr>
-      <w:rFonts w:asciiTheme="majorHAnsi" w:cstheme="majorBidi" w:eastAsiaTheme="majorEastAsia" w:hAnsiTheme="majorHAnsi"/>
+      <w:rFonts w:asciiTheme="majorHAnsi" w:cstheme="majorBidi" w:hAnsiTheme="majorHAnsi" w:eastAsia="黑体"/>
       <w:color w:themeColor="text1" w:val="000000"/>
     </w:rPr>
     <w:tblPr>
@@ -8838,6 +9247,7 @@
     </w:tblPr>
     <w:tblStylePr w:type="firstRow">
       <w:rPr>
+        <w:rFonts w:eastAsia="黑体"/>
         <w:sz w:val="24"/>
         <w:szCs w:val="24"/>
       </w:rPr>
@@ -8944,7 +9354,7 @@
       <w:spacing w:after="0" w:line="240" w:lineRule="auto"/>
     </w:pPr>
     <w:rPr>
-      <w:rFonts w:asciiTheme="majorHAnsi" w:cstheme="majorBidi" w:eastAsiaTheme="majorEastAsia" w:hAnsiTheme="majorHAnsi"/>
+      <w:rFonts w:asciiTheme="majorHAnsi" w:cstheme="majorBidi" w:hAnsiTheme="majorHAnsi" w:eastAsia="黑体"/>
       <w:color w:themeColor="text1" w:val="000000"/>
     </w:rPr>
     <w:tblPr>
@@ -8966,6 +9376,7 @@
     </w:tblPr>
     <w:tblStylePr w:type="firstRow">
       <w:rPr>
+        <w:rFonts w:eastAsia="黑体"/>
         <w:sz w:val="24"/>
         <w:szCs w:val="24"/>
       </w:rPr>
@@ -9072,7 +9483,7 @@
       <w:spacing w:after="0" w:line="240" w:lineRule="auto"/>
     </w:pPr>
     <w:rPr>
-      <w:rFonts w:asciiTheme="majorHAnsi" w:cstheme="majorBidi" w:eastAsiaTheme="majorEastAsia" w:hAnsiTheme="majorHAnsi"/>
+      <w:rFonts w:asciiTheme="majorHAnsi" w:cstheme="majorBidi" w:hAnsiTheme="majorHAnsi" w:eastAsia="黑体"/>
       <w:color w:themeColor="text1" w:val="000000"/>
     </w:rPr>
     <w:tblPr>
@@ -9094,6 +9505,7 @@
     </w:tblPr>
     <w:tblStylePr w:type="firstRow">
       <w:rPr>
+        <w:rFonts w:eastAsia="黑体"/>
         <w:sz w:val="24"/>
         <w:szCs w:val="24"/>
       </w:rPr>
@@ -9200,7 +9612,7 @@
       <w:spacing w:after="0" w:line="240" w:lineRule="auto"/>
     </w:pPr>
     <w:rPr>
-      <w:rFonts w:asciiTheme="majorHAnsi" w:cstheme="majorBidi" w:eastAsiaTheme="majorEastAsia" w:hAnsiTheme="majorHAnsi"/>
+      <w:rFonts w:asciiTheme="majorHAnsi" w:cstheme="majorBidi" w:hAnsiTheme="majorHAnsi" w:eastAsia="黑体"/>
       <w:color w:themeColor="text1" w:val="000000"/>
     </w:rPr>
     <w:tblPr>
@@ -9222,6 +9634,7 @@
     </w:tblPr>
     <w:tblStylePr w:type="firstRow">
       <w:rPr>
+        <w:rFonts w:eastAsia="黑体"/>
         <w:sz w:val="24"/>
         <w:szCs w:val="24"/>
       </w:rPr>
@@ -9328,7 +9741,7 @@
       <w:spacing w:after="0" w:line="240" w:lineRule="auto"/>
     </w:pPr>
     <w:rPr>
-      <w:rFonts w:asciiTheme="majorHAnsi" w:cstheme="majorBidi" w:eastAsiaTheme="majorEastAsia" w:hAnsiTheme="majorHAnsi"/>
+      <w:rFonts w:asciiTheme="majorHAnsi" w:cstheme="majorBidi" w:hAnsiTheme="majorHAnsi" w:eastAsia="黑体"/>
       <w:color w:themeColor="text1" w:val="000000"/>
     </w:rPr>
     <w:tblPr>
@@ -9350,6 +9763,7 @@
     </w:tblPr>
     <w:tblStylePr w:type="firstRow">
       <w:rPr>
+        <w:rFonts w:eastAsia="黑体"/>
         <w:sz w:val="24"/>
         <w:szCs w:val="24"/>
       </w:rPr>
@@ -9456,7 +9870,7 @@
       <w:spacing w:after="0" w:line="240" w:lineRule="auto"/>
     </w:pPr>
     <w:rPr>
-      <w:rFonts w:asciiTheme="majorHAnsi" w:cstheme="majorBidi" w:eastAsiaTheme="majorEastAsia" w:hAnsiTheme="majorHAnsi"/>
+      <w:rFonts w:asciiTheme="majorHAnsi" w:cstheme="majorBidi" w:hAnsiTheme="majorHAnsi" w:eastAsia="黑体"/>
       <w:color w:themeColor="text1" w:val="000000"/>
     </w:rPr>
     <w:tblPr>
@@ -9478,6 +9892,7 @@
     </w:tblPr>
     <w:tblStylePr w:type="firstRow">
       <w:rPr>
+        <w:rFonts w:eastAsia="黑体"/>
         <w:sz w:val="24"/>
         <w:szCs w:val="24"/>
       </w:rPr>
@@ -9607,12 +10022,14 @@
     </w:tcPr>
     <w:tblStylePr w:type="firstRow">
       <w:rPr>
+        <w:rFonts w:eastAsia="黑体"/>
         <w:b/>
         <w:bCs/>
       </w:rPr>
     </w:tblStylePr>
     <w:tblStylePr w:type="lastRow">
       <w:rPr>
+        <w:rFonts w:eastAsia="黑体"/>
         <w:b/>
         <w:bCs/>
       </w:rPr>
@@ -9625,12 +10042,14 @@
     </w:tblStylePr>
     <w:tblStylePr w:type="firstCol">
       <w:rPr>
+        <w:rFonts w:eastAsia="黑体"/>
         <w:b/>
         <w:bCs/>
       </w:rPr>
     </w:tblStylePr>
     <w:tblStylePr w:type="lastCol">
       <w:rPr>
+        <w:rFonts w:eastAsia="黑体"/>
         <w:b/>
         <w:bCs/>
       </w:rPr>
@@ -9680,12 +10099,14 @@
     </w:tcPr>
     <w:tblStylePr w:type="firstRow">
       <w:rPr>
+        <w:rFonts w:eastAsia="黑体"/>
         <w:b/>
         <w:bCs/>
       </w:rPr>
     </w:tblStylePr>
     <w:tblStylePr w:type="lastRow">
       <w:rPr>
+        <w:rFonts w:eastAsia="黑体"/>
         <w:b/>
         <w:bCs/>
       </w:rPr>
@@ -9698,12 +10119,14 @@
     </w:tblStylePr>
     <w:tblStylePr w:type="firstCol">
       <w:rPr>
+        <w:rFonts w:eastAsia="黑体"/>
         <w:b/>
         <w:bCs/>
       </w:rPr>
     </w:tblStylePr>
     <w:tblStylePr w:type="lastCol">
       <w:rPr>
+        <w:rFonts w:eastAsia="黑体"/>
         <w:b/>
         <w:bCs/>
       </w:rPr>
@@ -9753,12 +10176,14 @@
     </w:tcPr>
     <w:tblStylePr w:type="firstRow">
       <w:rPr>
+        <w:rFonts w:eastAsia="黑体"/>
         <w:b/>
         <w:bCs/>
       </w:rPr>
     </w:tblStylePr>
     <w:tblStylePr w:type="lastRow">
       <w:rPr>
+        <w:rFonts w:eastAsia="黑体"/>
         <w:b/>
         <w:bCs/>
       </w:rPr>
@@ -9771,12 +10196,14 @@
     </w:tblStylePr>
     <w:tblStylePr w:type="firstCol">
       <w:rPr>
+        <w:rFonts w:eastAsia="黑体"/>
         <w:b/>
         <w:bCs/>
       </w:rPr>
     </w:tblStylePr>
     <w:tblStylePr w:type="lastCol">
       <w:rPr>
+        <w:rFonts w:eastAsia="黑体"/>
         <w:b/>
         <w:bCs/>
       </w:rPr>
@@ -9826,12 +10253,14 @@
     </w:tcPr>
     <w:tblStylePr w:type="firstRow">
       <w:rPr>
+        <w:rFonts w:eastAsia="黑体"/>
         <w:b/>
         <w:bCs/>
       </w:rPr>
     </w:tblStylePr>
     <w:tblStylePr w:type="lastRow">
       <w:rPr>
+        <w:rFonts w:eastAsia="黑体"/>
         <w:b/>
         <w:bCs/>
       </w:rPr>
@@ -9844,12 +10273,14 @@
     </w:tblStylePr>
     <w:tblStylePr w:type="firstCol">
       <w:rPr>
+        <w:rFonts w:eastAsia="黑体"/>
         <w:b/>
         <w:bCs/>
       </w:rPr>
     </w:tblStylePr>
     <w:tblStylePr w:type="lastCol">
       <w:rPr>
+        <w:rFonts w:eastAsia="黑体"/>
         <w:b/>
         <w:bCs/>
       </w:rPr>
@@ -9899,12 +10330,14 @@
     </w:tcPr>
     <w:tblStylePr w:type="firstRow">
       <w:rPr>
+        <w:rFonts w:eastAsia="黑体"/>
         <w:b/>
         <w:bCs/>
       </w:rPr>
     </w:tblStylePr>
     <w:tblStylePr w:type="lastRow">
       <w:rPr>
+        <w:rFonts w:eastAsia="黑体"/>
         <w:b/>
         <w:bCs/>
       </w:rPr>
@@ -9917,12 +10350,14 @@
     </w:tblStylePr>
     <w:tblStylePr w:type="firstCol">
       <w:rPr>
+        <w:rFonts w:eastAsia="黑体"/>
         <w:b/>
         <w:bCs/>
       </w:rPr>
     </w:tblStylePr>
     <w:tblStylePr w:type="lastCol">
       <w:rPr>
+        <w:rFonts w:eastAsia="黑体"/>
         <w:b/>
         <w:bCs/>
       </w:rPr>
@@ -9972,12 +10407,14 @@
     </w:tcPr>
     <w:tblStylePr w:type="firstRow">
       <w:rPr>
+        <w:rFonts w:eastAsia="黑体"/>
         <w:b/>
         <w:bCs/>
       </w:rPr>
     </w:tblStylePr>
     <w:tblStylePr w:type="lastRow">
       <w:rPr>
+        <w:rFonts w:eastAsia="黑体"/>
         <w:b/>
         <w:bCs/>
       </w:rPr>
@@ -9990,12 +10427,14 @@
     </w:tblStylePr>
     <w:tblStylePr w:type="firstCol">
       <w:rPr>
+        <w:rFonts w:eastAsia="黑体"/>
         <w:b/>
         <w:bCs/>
       </w:rPr>
     </w:tblStylePr>
     <w:tblStylePr w:type="lastCol">
       <w:rPr>
+        <w:rFonts w:eastAsia="黑体"/>
         <w:b/>
         <w:bCs/>
       </w:rPr>
@@ -10045,12 +10484,14 @@
     </w:tcPr>
     <w:tblStylePr w:type="firstRow">
       <w:rPr>
+        <w:rFonts w:eastAsia="黑体"/>
         <w:b/>
         <w:bCs/>
       </w:rPr>
     </w:tblStylePr>
     <w:tblStylePr w:type="lastRow">
       <w:rPr>
+        <w:rFonts w:eastAsia="黑体"/>
         <w:b/>
         <w:bCs/>
       </w:rPr>
@@ -10063,12 +10504,14 @@
     </w:tblStylePr>
     <w:tblStylePr w:type="firstCol">
       <w:rPr>
+        <w:rFonts w:eastAsia="黑体"/>
         <w:b/>
         <w:bCs/>
       </w:rPr>
     </w:tblStylePr>
     <w:tblStylePr w:type="lastCol">
       <w:rPr>
+        <w:rFonts w:eastAsia="黑体"/>
         <w:b/>
         <w:bCs/>
       </w:rPr>
@@ -10095,7 +10538,7 @@
       <w:spacing w:after="0" w:line="240" w:lineRule="auto"/>
     </w:pPr>
     <w:rPr>
-      <w:rFonts w:asciiTheme="majorHAnsi" w:cstheme="majorBidi" w:eastAsiaTheme="majorEastAsia" w:hAnsiTheme="majorHAnsi"/>
+      <w:rFonts w:asciiTheme="majorHAnsi" w:cstheme="majorBidi" w:hAnsiTheme="majorHAnsi" w:eastAsia="黑体"/>
       <w:color w:themeColor="text1" w:val="000000"/>
     </w:rPr>
     <w:tblPr>
@@ -10122,6 +10565,7 @@
     </w:tcPr>
     <w:tblStylePr w:type="firstRow">
       <w:rPr>
+        <w:rFonts w:eastAsia="黑体"/>
         <w:b/>
         <w:bCs/>
         <w:color w:themeColor="text1" w:val="000000"/>
@@ -10133,6 +10577,7 @@
     </w:tblStylePr>
     <w:tblStylePr w:type="lastRow">
       <w:rPr>
+        <w:rFonts w:eastAsia="黑体"/>
         <w:b/>
         <w:bCs/>
         <w:color w:themeColor="text1" w:val="000000"/>
@@ -10152,6 +10597,7 @@
     </w:tblStylePr>
     <w:tblStylePr w:type="firstCol">
       <w:rPr>
+        <w:rFonts w:eastAsia="黑体"/>
         <w:b/>
         <w:bCs/>
         <w:color w:themeColor="text1" w:val="000000"/>
@@ -10171,6 +10617,7 @@
     </w:tblStylePr>
     <w:tblStylePr w:type="lastCol">
       <w:rPr>
+        <w:rFonts w:eastAsia="黑体"/>
         <w:b w:val="0"/>
         <w:bCs w:val="0"/>
         <w:color w:themeColor="text1" w:val="000000"/>
@@ -10220,7 +10667,7 @@
       <w:spacing w:after="0" w:line="240" w:lineRule="auto"/>
     </w:pPr>
     <w:rPr>
-      <w:rFonts w:asciiTheme="majorHAnsi" w:cstheme="majorBidi" w:eastAsiaTheme="majorEastAsia" w:hAnsiTheme="majorHAnsi"/>
+      <w:rFonts w:asciiTheme="majorHAnsi" w:cstheme="majorBidi" w:hAnsiTheme="majorHAnsi" w:eastAsia="黑体"/>
       <w:color w:themeColor="text1" w:val="000000"/>
     </w:rPr>
     <w:tblPr>
@@ -10247,6 +10694,7 @@
     </w:tcPr>
     <w:tblStylePr w:type="firstRow">
       <w:rPr>
+        <w:rFonts w:eastAsia="黑体"/>
         <w:b/>
         <w:bCs/>
         <w:color w:themeColor="text1" w:val="000000"/>
@@ -10258,6 +10706,7 @@
     </w:tblStylePr>
     <w:tblStylePr w:type="lastRow">
       <w:rPr>
+        <w:rFonts w:eastAsia="黑体"/>
         <w:b/>
         <w:bCs/>
         <w:color w:themeColor="text1" w:val="000000"/>
@@ -10277,6 +10726,7 @@
     </w:tblStylePr>
     <w:tblStylePr w:type="firstCol">
       <w:rPr>
+        <w:rFonts w:eastAsia="黑体"/>
         <w:b/>
         <w:bCs/>
         <w:color w:themeColor="text1" w:val="000000"/>
@@ -10296,6 +10746,7 @@
     </w:tblStylePr>
     <w:tblStylePr w:type="lastCol">
       <w:rPr>
+        <w:rFonts w:eastAsia="黑体"/>
         <w:b w:val="0"/>
         <w:bCs w:val="0"/>
         <w:color w:themeColor="text1" w:val="000000"/>
@@ -10345,7 +10796,7 @@
       <w:spacing w:after="0" w:line="240" w:lineRule="auto"/>
     </w:pPr>
     <w:rPr>
-      <w:rFonts w:asciiTheme="majorHAnsi" w:cstheme="majorBidi" w:eastAsiaTheme="majorEastAsia" w:hAnsiTheme="majorHAnsi"/>
+      <w:rFonts w:asciiTheme="majorHAnsi" w:cstheme="majorBidi" w:hAnsiTheme="majorHAnsi" w:eastAsia="黑体"/>
       <w:color w:themeColor="text1" w:val="000000"/>
     </w:rPr>
     <w:tblPr>
@@ -10372,6 +10823,7 @@
     </w:tcPr>
     <w:tblStylePr w:type="firstRow">
       <w:rPr>
+        <w:rFonts w:eastAsia="黑体"/>
         <w:b/>
         <w:bCs/>
         <w:color w:themeColor="text1" w:val="000000"/>
@@ -10383,6 +10835,7 @@
     </w:tblStylePr>
     <w:tblStylePr w:type="lastRow">
       <w:rPr>
+        <w:rFonts w:eastAsia="黑体"/>
         <w:b/>
         <w:bCs/>
         <w:color w:themeColor="text1" w:val="000000"/>
@@ -10402,6 +10855,7 @@
     </w:tblStylePr>
     <w:tblStylePr w:type="firstCol">
       <w:rPr>
+        <w:rFonts w:eastAsia="黑体"/>
         <w:b/>
         <w:bCs/>
         <w:color w:themeColor="text1" w:val="000000"/>
@@ -10421,6 +10875,7 @@
     </w:tblStylePr>
     <w:tblStylePr w:type="lastCol">
       <w:rPr>
+        <w:rFonts w:eastAsia="黑体"/>
         <w:b w:val="0"/>
         <w:bCs w:val="0"/>
         <w:color w:themeColor="text1" w:val="000000"/>
@@ -10470,7 +10925,7 @@
       <w:spacing w:after="0" w:line="240" w:lineRule="auto"/>
     </w:pPr>
     <w:rPr>
-      <w:rFonts w:asciiTheme="majorHAnsi" w:cstheme="majorBidi" w:eastAsiaTheme="majorEastAsia" w:hAnsiTheme="majorHAnsi"/>
+      <w:rFonts w:asciiTheme="majorHAnsi" w:cstheme="majorBidi" w:hAnsiTheme="majorHAnsi" w:eastAsia="黑体"/>
       <w:color w:themeColor="text1" w:val="000000"/>
     </w:rPr>
     <w:tblPr>
@@ -10497,6 +10952,7 @@
     </w:tcPr>
     <w:tblStylePr w:type="firstRow">
       <w:rPr>
+        <w:rFonts w:eastAsia="黑体"/>
         <w:b/>
         <w:bCs/>
         <w:color w:themeColor="text1" w:val="000000"/>
@@ -10508,6 +10964,7 @@
     </w:tblStylePr>
     <w:tblStylePr w:type="lastRow">
       <w:rPr>
+        <w:rFonts w:eastAsia="黑体"/>
         <w:b/>
         <w:bCs/>
         <w:color w:themeColor="text1" w:val="000000"/>
@@ -10527,6 +10984,7 @@
     </w:tblStylePr>
     <w:tblStylePr w:type="firstCol">
       <w:rPr>
+        <w:rFonts w:eastAsia="黑体"/>
         <w:b/>
         <w:bCs/>
         <w:color w:themeColor="text1" w:val="000000"/>
@@ -10546,6 +11004,7 @@
     </w:tblStylePr>
     <w:tblStylePr w:type="lastCol">
       <w:rPr>
+        <w:rFonts w:eastAsia="黑体"/>
         <w:b w:val="0"/>
         <w:bCs w:val="0"/>
         <w:color w:themeColor="text1" w:val="000000"/>
@@ -10595,7 +11054,7 @@
       <w:spacing w:after="0" w:line="240" w:lineRule="auto"/>
     </w:pPr>
     <w:rPr>
-      <w:rFonts w:asciiTheme="majorHAnsi" w:cstheme="majorBidi" w:eastAsiaTheme="majorEastAsia" w:hAnsiTheme="majorHAnsi"/>
+      <w:rFonts w:asciiTheme="majorHAnsi" w:cstheme="majorBidi" w:hAnsiTheme="majorHAnsi" w:eastAsia="黑体"/>
       <w:color w:themeColor="text1" w:val="000000"/>
     </w:rPr>
     <w:tblPr>
@@ -10622,6 +11081,7 @@
     </w:tcPr>
     <w:tblStylePr w:type="firstRow">
       <w:rPr>
+        <w:rFonts w:eastAsia="黑体"/>
         <w:b/>
         <w:bCs/>
         <w:color w:themeColor="text1" w:val="000000"/>
@@ -10633,6 +11093,7 @@
     </w:tblStylePr>
     <w:tblStylePr w:type="lastRow">
       <w:rPr>
+        <w:rFonts w:eastAsia="黑体"/>
         <w:b/>
         <w:bCs/>
         <w:color w:themeColor="text1" w:val="000000"/>
@@ -10652,6 +11113,7 @@
     </w:tblStylePr>
     <w:tblStylePr w:type="firstCol">
       <w:rPr>
+        <w:rFonts w:eastAsia="黑体"/>
         <w:b/>
         <w:bCs/>
         <w:color w:themeColor="text1" w:val="000000"/>
@@ -10671,6 +11133,7 @@
     </w:tblStylePr>
     <w:tblStylePr w:type="lastCol">
       <w:rPr>
+        <w:rFonts w:eastAsia="黑体"/>
         <w:b w:val="0"/>
         <w:bCs w:val="0"/>
         <w:color w:themeColor="text1" w:val="000000"/>
@@ -10720,7 +11183,7 @@
       <w:spacing w:after="0" w:line="240" w:lineRule="auto"/>
     </w:pPr>
     <w:rPr>
-      <w:rFonts w:asciiTheme="majorHAnsi" w:cstheme="majorBidi" w:eastAsiaTheme="majorEastAsia" w:hAnsiTheme="majorHAnsi"/>
+      <w:rFonts w:asciiTheme="majorHAnsi" w:cstheme="majorBidi" w:hAnsiTheme="majorHAnsi" w:eastAsia="黑体"/>
       <w:color w:themeColor="text1" w:val="000000"/>
     </w:rPr>
     <w:tblPr>
@@ -10747,6 +11210,7 @@
     </w:tcPr>
     <w:tblStylePr w:type="firstRow">
       <w:rPr>
+        <w:rFonts w:eastAsia="黑体"/>
         <w:b/>
         <w:bCs/>
         <w:color w:themeColor="text1" w:val="000000"/>
@@ -10758,6 +11222,7 @@
     </w:tblStylePr>
     <w:tblStylePr w:type="lastRow">
       <w:rPr>
+        <w:rFonts w:eastAsia="黑体"/>
         <w:b/>
         <w:bCs/>
         <w:color w:themeColor="text1" w:val="000000"/>
@@ -10777,6 +11242,7 @@
     </w:tblStylePr>
     <w:tblStylePr w:type="firstCol">
       <w:rPr>
+        <w:rFonts w:eastAsia="黑体"/>
         <w:b/>
         <w:bCs/>
         <w:color w:themeColor="text1" w:val="000000"/>
@@ -10796,6 +11262,7 @@
     </w:tblStylePr>
     <w:tblStylePr w:type="lastCol">
       <w:rPr>
+        <w:rFonts w:eastAsia="黑体"/>
         <w:b w:val="0"/>
         <w:bCs w:val="0"/>
         <w:color w:themeColor="text1" w:val="000000"/>
@@ -10845,7 +11312,7 @@
       <w:spacing w:after="0" w:line="240" w:lineRule="auto"/>
     </w:pPr>
     <w:rPr>
-      <w:rFonts w:asciiTheme="majorHAnsi" w:cstheme="majorBidi" w:eastAsiaTheme="majorEastAsia" w:hAnsiTheme="majorHAnsi"/>
+      <w:rFonts w:asciiTheme="majorHAnsi" w:cstheme="majorBidi" w:hAnsiTheme="majorHAnsi" w:eastAsia="黑体"/>
       <w:color w:themeColor="text1" w:val="000000"/>
     </w:rPr>
     <w:tblPr>
@@ -10872,6 +11339,7 @@
     </w:tcPr>
     <w:tblStylePr w:type="firstRow">
       <w:rPr>
+        <w:rFonts w:eastAsia="黑体"/>
         <w:b/>
         <w:bCs/>
         <w:color w:themeColor="text1" w:val="000000"/>
@@ -10883,6 +11351,7 @@
     </w:tblStylePr>
     <w:tblStylePr w:type="lastRow">
       <w:rPr>
+        <w:rFonts w:eastAsia="黑体"/>
         <w:b/>
         <w:bCs/>
         <w:color w:themeColor="text1" w:val="000000"/>
@@ -10902,6 +11371,7 @@
     </w:tblStylePr>
     <w:tblStylePr w:type="firstCol">
       <w:rPr>
+        <w:rFonts w:eastAsia="黑体"/>
         <w:b/>
         <w:bCs/>
         <w:color w:themeColor="text1" w:val="000000"/>
@@ -10921,6 +11391,7 @@
     </w:tblStylePr>
     <w:tblStylePr w:type="lastCol">
       <w:rPr>
+        <w:rFonts w:eastAsia="黑体"/>
         <w:b w:val="0"/>
         <w:bCs w:val="0"/>
         <w:color w:themeColor="text1" w:val="000000"/>
@@ -10993,6 +11464,7 @@
     </w:tcPr>
     <w:tblStylePr w:type="firstRow">
       <w:rPr>
+        <w:rFonts w:eastAsia="黑体"/>
         <w:b/>
         <w:bCs/>
         <w:i w:val="0"/>
@@ -11014,6 +11486,7 @@
     </w:tblStylePr>
     <w:tblStylePr w:type="lastRow">
       <w:rPr>
+        <w:rFonts w:eastAsia="黑体"/>
         <w:b/>
         <w:bCs/>
         <w:i w:val="0"/>
@@ -11035,6 +11508,7 @@
     </w:tblStylePr>
     <w:tblStylePr w:type="firstCol">
       <w:rPr>
+        <w:rFonts w:eastAsia="黑体"/>
         <w:b/>
         <w:bCs/>
         <w:i w:val="0"/>
@@ -11054,6 +11528,7 @@
     </w:tblStylePr>
     <w:tblStylePr w:type="lastCol">
       <w:rPr>
+        <w:rFonts w:eastAsia="黑体"/>
         <w:b/>
         <w:bCs/>
         <w:i w:val="0"/>
@@ -11134,6 +11609,7 @@
     </w:tcPr>
     <w:tblStylePr w:type="firstRow">
       <w:rPr>
+        <w:rFonts w:eastAsia="黑体"/>
         <w:b/>
         <w:bCs/>
         <w:i w:val="0"/>
@@ -11155,6 +11631,7 @@
     </w:tblStylePr>
     <w:tblStylePr w:type="lastRow">
       <w:rPr>
+        <w:rFonts w:eastAsia="黑体"/>
         <w:b/>
         <w:bCs/>
         <w:i w:val="0"/>
@@ -11176,6 +11653,7 @@
     </w:tblStylePr>
     <w:tblStylePr w:type="firstCol">
       <w:rPr>
+        <w:rFonts w:eastAsia="黑体"/>
         <w:b/>
         <w:bCs/>
         <w:i w:val="0"/>
@@ -11195,6 +11673,7 @@
     </w:tblStylePr>
     <w:tblStylePr w:type="lastCol">
       <w:rPr>
+        <w:rFonts w:eastAsia="黑体"/>
         <w:b/>
         <w:bCs/>
         <w:i w:val="0"/>
@@ -11275,6 +11754,7 @@
     </w:tcPr>
     <w:tblStylePr w:type="firstRow">
       <w:rPr>
+        <w:rFonts w:eastAsia="黑体"/>
         <w:b/>
         <w:bCs/>
         <w:i w:val="0"/>
@@ -11296,6 +11776,7 @@
     </w:tblStylePr>
     <w:tblStylePr w:type="lastRow">
       <w:rPr>
+        <w:rFonts w:eastAsia="黑体"/>
         <w:b/>
         <w:bCs/>
         <w:i w:val="0"/>
@@ -11317,6 +11798,7 @@
     </w:tblStylePr>
     <w:tblStylePr w:type="firstCol">
       <w:rPr>
+        <w:rFonts w:eastAsia="黑体"/>
         <w:b/>
         <w:bCs/>
         <w:i w:val="0"/>
@@ -11336,6 +11818,7 @@
     </w:tblStylePr>
     <w:tblStylePr w:type="lastCol">
       <w:rPr>
+        <w:rFonts w:eastAsia="黑体"/>
         <w:b/>
         <w:bCs/>
         <w:i w:val="0"/>
@@ -11416,6 +11899,7 @@
     </w:tcPr>
     <w:tblStylePr w:type="firstRow">
       <w:rPr>
+        <w:rFonts w:eastAsia="黑体"/>
         <w:b/>
         <w:bCs/>
         <w:i w:val="0"/>
@@ -11437,6 +11921,7 @@
     </w:tblStylePr>
     <w:tblStylePr w:type="lastRow">
       <w:rPr>
+        <w:rFonts w:eastAsia="黑体"/>
         <w:b/>
         <w:bCs/>
         <w:i w:val="0"/>
@@ -11458,6 +11943,7 @@
     </w:tblStylePr>
     <w:tblStylePr w:type="firstCol">
       <w:rPr>
+        <w:rFonts w:eastAsia="黑体"/>
         <w:b/>
         <w:bCs/>
         <w:i w:val="0"/>
@@ -11477,6 +11963,7 @@
     </w:tblStylePr>
     <w:tblStylePr w:type="lastCol">
       <w:rPr>
+        <w:rFonts w:eastAsia="黑体"/>
         <w:b/>
         <w:bCs/>
         <w:i w:val="0"/>
@@ -11557,6 +12044,7 @@
     </w:tcPr>
     <w:tblStylePr w:type="firstRow">
       <w:rPr>
+        <w:rFonts w:eastAsia="黑体"/>
         <w:b/>
         <w:bCs/>
         <w:i w:val="0"/>
@@ -11578,6 +12066,7 @@
     </w:tblStylePr>
     <w:tblStylePr w:type="lastRow">
       <w:rPr>
+        <w:rFonts w:eastAsia="黑体"/>
         <w:b/>
         <w:bCs/>
         <w:i w:val="0"/>
@@ -11599,6 +12088,7 @@
     </w:tblStylePr>
     <w:tblStylePr w:type="firstCol">
       <w:rPr>
+        <w:rFonts w:eastAsia="黑体"/>
         <w:b/>
         <w:bCs/>
         <w:i w:val="0"/>
@@ -11618,6 +12108,7 @@
     </w:tblStylePr>
     <w:tblStylePr w:type="lastCol">
       <w:rPr>
+        <w:rFonts w:eastAsia="黑体"/>
         <w:b/>
         <w:bCs/>
         <w:i w:val="0"/>
@@ -11698,6 +12189,7 @@
     </w:tcPr>
     <w:tblStylePr w:type="firstRow">
       <w:rPr>
+        <w:rFonts w:eastAsia="黑体"/>
         <w:b/>
         <w:bCs/>
         <w:i w:val="0"/>
@@ -11719,6 +12211,7 @@
     </w:tblStylePr>
     <w:tblStylePr w:type="lastRow">
       <w:rPr>
+        <w:rFonts w:eastAsia="黑体"/>
         <w:b/>
         <w:bCs/>
         <w:i w:val="0"/>
@@ -11740,6 +12233,7 @@
     </w:tblStylePr>
     <w:tblStylePr w:type="firstCol">
       <w:rPr>
+        <w:rFonts w:eastAsia="黑体"/>
         <w:b/>
         <w:bCs/>
         <w:i w:val="0"/>
@@ -11759,6 +12253,7 @@
     </w:tblStylePr>
     <w:tblStylePr w:type="lastCol">
       <w:rPr>
+        <w:rFonts w:eastAsia="黑体"/>
         <w:b/>
         <w:bCs/>
         <w:i w:val="0"/>
@@ -11839,6 +12334,7 @@
     </w:tcPr>
     <w:tblStylePr w:type="firstRow">
       <w:rPr>
+        <w:rFonts w:eastAsia="黑体"/>
         <w:b/>
         <w:bCs/>
         <w:i w:val="0"/>
@@ -11860,6 +12356,7 @@
     </w:tblStylePr>
     <w:tblStylePr w:type="lastRow">
       <w:rPr>
+        <w:rFonts w:eastAsia="黑体"/>
         <w:b/>
         <w:bCs/>
         <w:i w:val="0"/>
@@ -11881,6 +12378,7 @@
     </w:tblStylePr>
     <w:tblStylePr w:type="firstCol">
       <w:rPr>
+        <w:rFonts w:eastAsia="黑体"/>
         <w:b/>
         <w:bCs/>
         <w:i w:val="0"/>
@@ -11900,6 +12398,7 @@
     </w:tblStylePr>
     <w:tblStylePr w:type="lastCol">
       <w:rPr>
+        <w:rFonts w:eastAsia="黑体"/>
         <w:b/>
         <w:bCs/>
         <w:i w:val="0"/>
@@ -11957,6 +12456,7 @@
       <w:spacing w:after="0" w:line="240" w:lineRule="auto"/>
     </w:pPr>
     <w:rPr>
+      <w:rFonts w:eastAsia="黑体"/>
       <w:color w:themeColor="background1" w:val="FFFFFF"/>
     </w:rPr>
     <w:tblPr>
@@ -11975,6 +12475,7 @@
     </w:tcPr>
     <w:tblStylePr w:type="firstRow">
       <w:rPr>
+        <w:rFonts w:eastAsia="黑体"/>
         <w:b/>
         <w:bCs/>
       </w:rPr>
@@ -12071,6 +12572,7 @@
       <w:spacing w:after="0" w:line="240" w:lineRule="auto"/>
     </w:pPr>
     <w:rPr>
+      <w:rFonts w:eastAsia="黑体"/>
       <w:color w:themeColor="background1" w:val="FFFFFF"/>
     </w:rPr>
     <w:tblPr>
@@ -12089,6 +12591,7 @@
     </w:tcPr>
     <w:tblStylePr w:type="firstRow">
       <w:rPr>
+        <w:rFonts w:eastAsia="黑体"/>
         <w:b/>
         <w:bCs/>
       </w:rPr>
@@ -12185,6 +12688,7 @@
       <w:spacing w:after="0" w:line="240" w:lineRule="auto"/>
     </w:pPr>
     <w:rPr>
+      <w:rFonts w:eastAsia="黑体"/>
       <w:color w:themeColor="background1" w:val="FFFFFF"/>
     </w:rPr>
     <w:tblPr>
@@ -12203,6 +12707,7 @@
     </w:tcPr>
     <w:tblStylePr w:type="firstRow">
       <w:rPr>
+        <w:rFonts w:eastAsia="黑体"/>
         <w:b/>
         <w:bCs/>
       </w:rPr>
@@ -12299,6 +12804,7 @@
       <w:spacing w:after="0" w:line="240" w:lineRule="auto"/>
     </w:pPr>
     <w:rPr>
+      <w:rFonts w:eastAsia="黑体"/>
       <w:color w:themeColor="background1" w:val="FFFFFF"/>
     </w:rPr>
     <w:tblPr>
@@ -12317,6 +12823,7 @@
     </w:tcPr>
     <w:tblStylePr w:type="firstRow">
       <w:rPr>
+        <w:rFonts w:eastAsia="黑体"/>
         <w:b/>
         <w:bCs/>
       </w:rPr>
@@ -12413,6 +12920,7 @@
       <w:spacing w:after="0" w:line="240" w:lineRule="auto"/>
     </w:pPr>
     <w:rPr>
+      <w:rFonts w:eastAsia="黑体"/>
       <w:color w:themeColor="background1" w:val="FFFFFF"/>
     </w:rPr>
     <w:tblPr>
@@ -12431,6 +12939,7 @@
     </w:tcPr>
     <w:tblStylePr w:type="firstRow">
       <w:rPr>
+        <w:rFonts w:eastAsia="黑体"/>
         <w:b/>
         <w:bCs/>
       </w:rPr>
@@ -12527,6 +13036,7 @@
       <w:spacing w:after="0" w:line="240" w:lineRule="auto"/>
     </w:pPr>
     <w:rPr>
+      <w:rFonts w:eastAsia="黑体"/>
       <w:color w:themeColor="background1" w:val="FFFFFF"/>
     </w:rPr>
     <w:tblPr>
@@ -12545,6 +13055,7 @@
     </w:tcPr>
     <w:tblStylePr w:type="firstRow">
       <w:rPr>
+        <w:rFonts w:eastAsia="黑体"/>
         <w:b/>
         <w:bCs/>
       </w:rPr>
@@ -12641,6 +13152,7 @@
       <w:spacing w:after="0" w:line="240" w:lineRule="auto"/>
     </w:pPr>
     <w:rPr>
+      <w:rFonts w:eastAsia="黑体"/>
       <w:color w:themeColor="background1" w:val="FFFFFF"/>
     </w:rPr>
     <w:tblPr>
@@ -12659,6 +13171,7 @@
     </w:tcPr>
     <w:tblStylePr w:type="firstRow">
       <w:rPr>
+        <w:rFonts w:eastAsia="黑体"/>
         <w:b/>
         <w:bCs/>
       </w:rPr>
@@ -12755,6 +13268,7 @@
       <w:spacing w:after="0" w:line="240" w:lineRule="auto"/>
     </w:pPr>
     <w:rPr>
+      <w:rFonts w:eastAsia="黑体"/>
       <w:color w:themeColor="text1" w:val="000000"/>
     </w:rPr>
     <w:tblPr>
@@ -12781,6 +13295,7 @@
     </w:tcPr>
     <w:tblStylePr w:type="firstRow">
       <w:rPr>
+        <w:rFonts w:eastAsia="黑体"/>
         <w:b/>
         <w:bCs/>
       </w:rPr>
@@ -12799,6 +13314,7 @@
     </w:tblStylePr>
     <w:tblStylePr w:type="lastRow">
       <w:rPr>
+        <w:rFonts w:eastAsia="黑体"/>
         <w:b/>
         <w:bCs/>
         <w:color w:themeColor="background1" w:val="FFFFFF"/>
@@ -12813,6 +13329,7 @@
     </w:tblStylePr>
     <w:tblStylePr w:type="firstCol">
       <w:rPr>
+        <w:rFonts w:eastAsia="黑体"/>
         <w:color w:themeColor="background1" w:val="FFFFFF"/>
       </w:rPr>
       <w:tblPr/>
@@ -12830,6 +13347,7 @@
     </w:tblStylePr>
     <w:tblStylePr w:type="lastCol">
       <w:rPr>
+        <w:rFonts w:eastAsia="黑体"/>
         <w:color w:themeColor="background1" w:val="FFFFFF"/>
       </w:rPr>
       <w:tblPr/>
@@ -12859,11 +13377,13 @@
     </w:tblStylePr>
     <w:tblStylePr w:type="neCell">
       <w:rPr>
+        <w:rFonts w:eastAsia="黑体"/>
         <w:color w:themeColor="text1" w:val="000000"/>
       </w:rPr>
     </w:tblStylePr>
     <w:tblStylePr w:type="nwCell">
       <w:rPr>
+        <w:rFonts w:eastAsia="黑体"/>
         <w:color w:themeColor="text1" w:val="000000"/>
       </w:rPr>
     </w:tblStylePr>
@@ -12877,6 +13397,7 @@
       <w:spacing w:after="0" w:line="240" w:lineRule="auto"/>
     </w:pPr>
     <w:rPr>
+      <w:rFonts w:eastAsia="黑体"/>
       <w:color w:themeColor="text1" w:val="000000"/>
     </w:rPr>
     <w:tblPr>
@@ -12903,6 +13424,7 @@
     </w:tcPr>
     <w:tblStylePr w:type="firstRow">
       <w:rPr>
+        <w:rFonts w:eastAsia="黑体"/>
         <w:b/>
         <w:bCs/>
       </w:rPr>
@@ -12921,6 +13443,7 @@
     </w:tblStylePr>
     <w:tblStylePr w:type="lastRow">
       <w:rPr>
+        <w:rFonts w:eastAsia="黑体"/>
         <w:b/>
         <w:bCs/>
         <w:color w:themeColor="background1" w:val="FFFFFF"/>
@@ -12935,6 +13458,7 @@
     </w:tblStylePr>
     <w:tblStylePr w:type="firstCol">
       <w:rPr>
+        <w:rFonts w:eastAsia="黑体"/>
         <w:color w:themeColor="background1" w:val="FFFFFF"/>
       </w:rPr>
       <w:tblPr/>
@@ -12952,6 +13476,7 @@
     </w:tblStylePr>
     <w:tblStylePr w:type="lastCol">
       <w:rPr>
+        <w:rFonts w:eastAsia="黑体"/>
         <w:color w:themeColor="background1" w:val="FFFFFF"/>
       </w:rPr>
       <w:tblPr/>
@@ -12981,11 +13506,13 @@
     </w:tblStylePr>
     <w:tblStylePr w:type="neCell">
       <w:rPr>
+        <w:rFonts w:eastAsia="黑体"/>
         <w:color w:themeColor="text1" w:val="000000"/>
       </w:rPr>
     </w:tblStylePr>
     <w:tblStylePr w:type="nwCell">
       <w:rPr>
+        <w:rFonts w:eastAsia="黑体"/>
         <w:color w:themeColor="text1" w:val="000000"/>
       </w:rPr>
     </w:tblStylePr>
@@ -12999,6 +13526,7 @@
       <w:spacing w:after="0" w:line="240" w:lineRule="auto"/>
     </w:pPr>
     <w:rPr>
+      <w:rFonts w:eastAsia="黑体"/>
       <w:color w:themeColor="text1" w:val="000000"/>
     </w:rPr>
     <w:tblPr>
@@ -13025,6 +13553,7 @@
     </w:tcPr>
     <w:tblStylePr w:type="firstRow">
       <w:rPr>
+        <w:rFonts w:eastAsia="黑体"/>
         <w:b/>
         <w:bCs/>
       </w:rPr>
@@ -13043,6 +13572,7 @@
     </w:tblStylePr>
     <w:tblStylePr w:type="lastRow">
       <w:rPr>
+        <w:rFonts w:eastAsia="黑体"/>
         <w:b/>
         <w:bCs/>
         <w:color w:themeColor="background1" w:val="FFFFFF"/>
@@ -13057,6 +13587,7 @@
     </w:tblStylePr>
     <w:tblStylePr w:type="firstCol">
       <w:rPr>
+        <w:rFonts w:eastAsia="黑体"/>
         <w:color w:themeColor="background1" w:val="FFFFFF"/>
       </w:rPr>
       <w:tblPr/>
@@ -13074,6 +13605,7 @@
     </w:tblStylePr>
     <w:tblStylePr w:type="lastCol">
       <w:rPr>
+        <w:rFonts w:eastAsia="黑体"/>
         <w:color w:themeColor="background1" w:val="FFFFFF"/>
       </w:rPr>
       <w:tblPr/>
@@ -13103,11 +13635,13 @@
     </w:tblStylePr>
     <w:tblStylePr w:type="neCell">
       <w:rPr>
+        <w:rFonts w:eastAsia="黑体"/>
         <w:color w:themeColor="text1" w:val="000000"/>
       </w:rPr>
     </w:tblStylePr>
     <w:tblStylePr w:type="nwCell">
       <w:rPr>
+        <w:rFonts w:eastAsia="黑体"/>
         <w:color w:themeColor="text1" w:val="000000"/>
       </w:rPr>
     </w:tblStylePr>
@@ -13121,6 +13655,7 @@
       <w:spacing w:after="0" w:line="240" w:lineRule="auto"/>
     </w:pPr>
     <w:rPr>
+      <w:rFonts w:eastAsia="黑体"/>
       <w:color w:themeColor="text1" w:val="000000"/>
     </w:rPr>
     <w:tblPr>
@@ -13147,6 +13682,7 @@
     </w:tcPr>
     <w:tblStylePr w:type="firstRow">
       <w:rPr>
+        <w:rFonts w:eastAsia="黑体"/>
         <w:b/>
         <w:bCs/>
       </w:rPr>
@@ -13165,6 +13701,7 @@
     </w:tblStylePr>
     <w:tblStylePr w:type="lastRow">
       <w:rPr>
+        <w:rFonts w:eastAsia="黑体"/>
         <w:b/>
         <w:bCs/>
         <w:color w:themeColor="background1" w:val="FFFFFF"/>
@@ -13179,6 +13716,7 @@
     </w:tblStylePr>
     <w:tblStylePr w:type="firstCol">
       <w:rPr>
+        <w:rFonts w:eastAsia="黑体"/>
         <w:color w:themeColor="background1" w:val="FFFFFF"/>
       </w:rPr>
       <w:tblPr/>
@@ -13196,6 +13734,7 @@
     </w:tblStylePr>
     <w:tblStylePr w:type="lastCol">
       <w:rPr>
+        <w:rFonts w:eastAsia="黑体"/>
         <w:color w:themeColor="background1" w:val="FFFFFF"/>
       </w:rPr>
       <w:tblPr/>
@@ -13233,6 +13772,7 @@
       <w:spacing w:after="0" w:line="240" w:lineRule="auto"/>
     </w:pPr>
     <w:rPr>
+      <w:rFonts w:eastAsia="黑体"/>
       <w:color w:themeColor="text1" w:val="000000"/>
     </w:rPr>
     <w:tblPr>
@@ -13259,6 +13799,7 @@
     </w:tcPr>
     <w:tblStylePr w:type="firstRow">
       <w:rPr>
+        <w:rFonts w:eastAsia="黑体"/>
         <w:b/>
         <w:bCs/>
       </w:rPr>
@@ -13277,6 +13818,7 @@
     </w:tblStylePr>
     <w:tblStylePr w:type="lastRow">
       <w:rPr>
+        <w:rFonts w:eastAsia="黑体"/>
         <w:b/>
         <w:bCs/>
         <w:color w:themeColor="background1" w:val="FFFFFF"/>
@@ -13291,6 +13833,7 @@
     </w:tblStylePr>
     <w:tblStylePr w:type="firstCol">
       <w:rPr>
+        <w:rFonts w:eastAsia="黑体"/>
         <w:color w:themeColor="background1" w:val="FFFFFF"/>
       </w:rPr>
       <w:tblPr/>
@@ -13308,6 +13851,7 @@
     </w:tblStylePr>
     <w:tblStylePr w:type="lastCol">
       <w:rPr>
+        <w:rFonts w:eastAsia="黑体"/>
         <w:color w:themeColor="background1" w:val="FFFFFF"/>
       </w:rPr>
       <w:tblPr/>
@@ -13337,11 +13881,13 @@
     </w:tblStylePr>
     <w:tblStylePr w:type="neCell">
       <w:rPr>
+        <w:rFonts w:eastAsia="黑体"/>
         <w:color w:themeColor="text1" w:val="000000"/>
       </w:rPr>
     </w:tblStylePr>
     <w:tblStylePr w:type="nwCell">
       <w:rPr>
+        <w:rFonts w:eastAsia="黑体"/>
         <w:color w:themeColor="text1" w:val="000000"/>
       </w:rPr>
     </w:tblStylePr>
@@ -13355,6 +13901,7 @@
       <w:spacing w:after="0" w:line="240" w:lineRule="auto"/>
     </w:pPr>
     <w:rPr>
+      <w:rFonts w:eastAsia="黑体"/>
       <w:color w:themeColor="text1" w:val="000000"/>
     </w:rPr>
     <w:tblPr>
@@ -13381,6 +13928,7 @@
     </w:tcPr>
     <w:tblStylePr w:type="firstRow">
       <w:rPr>
+        <w:rFonts w:eastAsia="黑体"/>
         <w:b/>
         <w:bCs/>
       </w:rPr>
@@ -13399,6 +13947,7 @@
     </w:tblStylePr>
     <w:tblStylePr w:type="lastRow">
       <w:rPr>
+        <w:rFonts w:eastAsia="黑体"/>
         <w:b/>
         <w:bCs/>
         <w:color w:themeColor="background1" w:val="FFFFFF"/>
@@ -13413,6 +13962,7 @@
     </w:tblStylePr>
     <w:tblStylePr w:type="firstCol">
       <w:rPr>
+        <w:rFonts w:eastAsia="黑体"/>
         <w:color w:themeColor="background1" w:val="FFFFFF"/>
       </w:rPr>
       <w:tblPr/>
@@ -13430,6 +13980,7 @@
     </w:tblStylePr>
     <w:tblStylePr w:type="lastCol">
       <w:rPr>
+        <w:rFonts w:eastAsia="黑体"/>
         <w:color w:themeColor="background1" w:val="FFFFFF"/>
       </w:rPr>
       <w:tblPr/>
@@ -13459,11 +14010,13 @@
     </w:tblStylePr>
     <w:tblStylePr w:type="neCell">
       <w:rPr>
+        <w:rFonts w:eastAsia="黑体"/>
         <w:color w:themeColor="text1" w:val="000000"/>
       </w:rPr>
     </w:tblStylePr>
     <w:tblStylePr w:type="nwCell">
       <w:rPr>
+        <w:rFonts w:eastAsia="黑体"/>
         <w:color w:themeColor="text1" w:val="000000"/>
       </w:rPr>
     </w:tblStylePr>
@@ -13477,6 +14030,7 @@
       <w:spacing w:after="0" w:line="240" w:lineRule="auto"/>
     </w:pPr>
     <w:rPr>
+      <w:rFonts w:eastAsia="黑体"/>
       <w:color w:themeColor="text1" w:val="000000"/>
     </w:rPr>
     <w:tblPr>
@@ -13503,6 +14057,7 @@
     </w:tcPr>
     <w:tblStylePr w:type="firstRow">
       <w:rPr>
+        <w:rFonts w:eastAsia="黑体"/>
         <w:b/>
         <w:bCs/>
       </w:rPr>
@@ -13521,6 +14076,7 @@
     </w:tblStylePr>
     <w:tblStylePr w:type="lastRow">
       <w:rPr>
+        <w:rFonts w:eastAsia="黑体"/>
         <w:b/>
         <w:bCs/>
         <w:color w:themeColor="background1" w:val="FFFFFF"/>
@@ -13535,6 +14091,7 @@
     </w:tblStylePr>
     <w:tblStylePr w:type="firstCol">
       <w:rPr>
+        <w:rFonts w:eastAsia="黑体"/>
         <w:color w:themeColor="background1" w:val="FFFFFF"/>
       </w:rPr>
       <w:tblPr/>
@@ -13552,6 +14109,7 @@
     </w:tblStylePr>
     <w:tblStylePr w:type="lastCol">
       <w:rPr>
+        <w:rFonts w:eastAsia="黑体"/>
         <w:color w:themeColor="background1" w:val="FFFFFF"/>
       </w:rPr>
       <w:tblPr/>
@@ -13581,11 +14139,13 @@
     </w:tblStylePr>
     <w:tblStylePr w:type="neCell">
       <w:rPr>
+        <w:rFonts w:eastAsia="黑体"/>
         <w:color w:themeColor="text1" w:val="000000"/>
       </w:rPr>
     </w:tblStylePr>
     <w:tblStylePr w:type="nwCell">
       <w:rPr>
+        <w:rFonts w:eastAsia="黑体"/>
         <w:color w:themeColor="text1" w:val="000000"/>
       </w:rPr>
     </w:tblStylePr>
@@ -13599,6 +14159,7 @@
       <w:spacing w:after="0" w:line="240" w:lineRule="auto"/>
     </w:pPr>
     <w:rPr>
+      <w:rFonts w:eastAsia="黑体"/>
       <w:color w:themeColor="text1" w:val="000000"/>
     </w:rPr>
     <w:tblPr>
@@ -13617,6 +14178,7 @@
     </w:tcPr>
     <w:tblStylePr w:type="firstRow">
       <w:rPr>
+        <w:rFonts w:eastAsia="黑体"/>
         <w:b/>
         <w:bCs/>
         <w:color w:themeColor="background1" w:val="FFFFFF"/>
@@ -13631,6 +14193,7 @@
     </w:tblStylePr>
     <w:tblStylePr w:type="lastRow">
       <w:rPr>
+        <w:rFonts w:eastAsia="黑体"/>
         <w:b/>
         <w:bCs/>
         <w:color w:themeColor="accent2" w:themeShade="CC" w:val="9E3A38"/>
@@ -13645,12 +14208,14 @@
     </w:tblStylePr>
     <w:tblStylePr w:type="firstCol">
       <w:rPr>
+        <w:rFonts w:eastAsia="黑体"/>
         <w:b/>
         <w:bCs/>
       </w:rPr>
     </w:tblStylePr>
     <w:tblStylePr w:type="lastCol">
       <w:rPr>
+        <w:rFonts w:eastAsia="黑体"/>
         <w:b/>
         <w:bCs/>
       </w:rPr>
@@ -13685,6 +14250,7 @@
       <w:spacing w:after="0" w:line="240" w:lineRule="auto"/>
     </w:pPr>
     <w:rPr>
+      <w:rFonts w:eastAsia="黑体"/>
       <w:color w:themeColor="text1" w:val="000000"/>
     </w:rPr>
     <w:tblPr>
@@ -13703,6 +14269,7 @@
     </w:tcPr>
     <w:tblStylePr w:type="firstRow">
       <w:rPr>
+        <w:rFonts w:eastAsia="黑体"/>
         <w:b/>
         <w:bCs/>
         <w:color w:themeColor="background1" w:val="FFFFFF"/>
@@ -13717,6 +14284,7 @@
     </w:tblStylePr>
     <w:tblStylePr w:type="lastRow">
       <w:rPr>
+        <w:rFonts w:eastAsia="黑体"/>
         <w:b/>
         <w:bCs/>
         <w:color w:themeColor="accent2" w:themeShade="CC" w:val="9E3A38"/>
@@ -13731,12 +14299,14 @@
     </w:tblStylePr>
     <w:tblStylePr w:type="firstCol">
       <w:rPr>
+        <w:rFonts w:eastAsia="黑体"/>
         <w:b/>
         <w:bCs/>
       </w:rPr>
     </w:tblStylePr>
     <w:tblStylePr w:type="lastCol">
       <w:rPr>
+        <w:rFonts w:eastAsia="黑体"/>
         <w:b/>
         <w:bCs/>
       </w:rPr>
@@ -13771,6 +14341,7 @@
       <w:spacing w:after="0" w:line="240" w:lineRule="auto"/>
     </w:pPr>
     <w:rPr>
+      <w:rFonts w:eastAsia="黑体"/>
       <w:color w:themeColor="text1" w:val="000000"/>
     </w:rPr>
     <w:tblPr>
@@ -13789,6 +14360,7 @@
     </w:tcPr>
     <w:tblStylePr w:type="firstRow">
       <w:rPr>
+        <w:rFonts w:eastAsia="黑体"/>
         <w:b/>
         <w:bCs/>
         <w:color w:themeColor="background1" w:val="FFFFFF"/>
@@ -13803,6 +14375,7 @@
     </w:tblStylePr>
     <w:tblStylePr w:type="lastRow">
       <w:rPr>
+        <w:rFonts w:eastAsia="黑体"/>
         <w:b/>
         <w:bCs/>
         <w:color w:themeColor="accent2" w:themeShade="CC" w:val="9E3A38"/>
@@ -13817,12 +14390,14 @@
     </w:tblStylePr>
     <w:tblStylePr w:type="firstCol">
       <w:rPr>
+        <w:rFonts w:eastAsia="黑体"/>
         <w:b/>
         <w:bCs/>
       </w:rPr>
     </w:tblStylePr>
     <w:tblStylePr w:type="lastCol">
       <w:rPr>
+        <w:rFonts w:eastAsia="黑体"/>
         <w:b/>
         <w:bCs/>
       </w:rPr>
@@ -13857,6 +14432,7 @@
       <w:spacing w:after="0" w:line="240" w:lineRule="auto"/>
     </w:pPr>
     <w:rPr>
+      <w:rFonts w:eastAsia="黑体"/>
       <w:color w:themeColor="text1" w:val="000000"/>
     </w:rPr>
     <w:tblPr>
@@ -13875,6 +14451,7 @@
     </w:tcPr>
     <w:tblStylePr w:type="firstRow">
       <w:rPr>
+        <w:rFonts w:eastAsia="黑体"/>
         <w:b/>
         <w:bCs/>
         <w:color w:themeColor="background1" w:val="FFFFFF"/>
@@ -13889,6 +14466,7 @@
     </w:tblStylePr>
     <w:tblStylePr w:type="lastRow">
       <w:rPr>
+        <w:rFonts w:eastAsia="黑体"/>
         <w:b/>
         <w:bCs/>
         <w:color w:themeColor="accent4" w:themeShade="CC" w:val="664E82"/>
@@ -13903,12 +14481,14 @@
     </w:tblStylePr>
     <w:tblStylePr w:type="firstCol">
       <w:rPr>
+        <w:rFonts w:eastAsia="黑体"/>
         <w:b/>
         <w:bCs/>
       </w:rPr>
     </w:tblStylePr>
     <w:tblStylePr w:type="lastCol">
       <w:rPr>
+        <w:rFonts w:eastAsia="黑体"/>
         <w:b/>
         <w:bCs/>
       </w:rPr>
@@ -13943,6 +14523,7 @@
       <w:spacing w:after="0" w:line="240" w:lineRule="auto"/>
     </w:pPr>
     <w:rPr>
+      <w:rFonts w:eastAsia="黑体"/>
       <w:color w:themeColor="text1" w:val="000000"/>
     </w:rPr>
     <w:tblPr>
@@ -13961,6 +14542,7 @@
     </w:tcPr>
     <w:tblStylePr w:type="firstRow">
       <w:rPr>
+        <w:rFonts w:eastAsia="黑体"/>
         <w:b/>
         <w:bCs/>
         <w:color w:themeColor="background1" w:val="FFFFFF"/>
@@ -13975,6 +14557,7 @@
     </w:tblStylePr>
     <w:tblStylePr w:type="lastRow">
       <w:rPr>
+        <w:rFonts w:eastAsia="黑体"/>
         <w:b/>
         <w:bCs/>
         <w:color w:themeColor="accent3" w:themeShade="CC" w:val="7E9C40"/>
@@ -13989,12 +14572,14 @@
     </w:tblStylePr>
     <w:tblStylePr w:type="firstCol">
       <w:rPr>
+        <w:rFonts w:eastAsia="黑体"/>
         <w:b/>
         <w:bCs/>
       </w:rPr>
     </w:tblStylePr>
     <w:tblStylePr w:type="lastCol">
       <w:rPr>
+        <w:rFonts w:eastAsia="黑体"/>
         <w:b/>
         <w:bCs/>
       </w:rPr>
@@ -14029,6 +14614,7 @@
       <w:spacing w:after="0" w:line="240" w:lineRule="auto"/>
     </w:pPr>
     <w:rPr>
+      <w:rFonts w:eastAsia="黑体"/>
       <w:color w:themeColor="text1" w:val="000000"/>
     </w:rPr>
     <w:tblPr>
@@ -14047,6 +14633,7 @@
     </w:tcPr>
     <w:tblStylePr w:type="firstRow">
       <w:rPr>
+        <w:rFonts w:eastAsia="黑体"/>
         <w:b/>
         <w:bCs/>
         <w:color w:themeColor="background1" w:val="FFFFFF"/>
@@ -14061,6 +14648,7 @@
     </w:tblStylePr>
     <w:tblStylePr w:type="lastRow">
       <w:rPr>
+        <w:rFonts w:eastAsia="黑体"/>
         <w:b/>
         <w:bCs/>
         <w:color w:themeColor="accent6" w:themeShade="CC" w:val="F2730A"/>
@@ -14075,12 +14663,14 @@
     </w:tblStylePr>
     <w:tblStylePr w:type="firstCol">
       <w:rPr>
+        <w:rFonts w:eastAsia="黑体"/>
         <w:b/>
         <w:bCs/>
       </w:rPr>
     </w:tblStylePr>
     <w:tblStylePr w:type="lastCol">
       <w:rPr>
+        <w:rFonts w:eastAsia="黑体"/>
         <w:b/>
         <w:bCs/>
       </w:rPr>
@@ -14115,6 +14705,7 @@
       <w:spacing w:after="0" w:line="240" w:lineRule="auto"/>
     </w:pPr>
     <w:rPr>
+      <w:rFonts w:eastAsia="黑体"/>
       <w:color w:themeColor="text1" w:val="000000"/>
     </w:rPr>
     <w:tblPr>
@@ -14133,6 +14724,7 @@
     </w:tcPr>
     <w:tblStylePr w:type="firstRow">
       <w:rPr>
+        <w:rFonts w:eastAsia="黑体"/>
         <w:b/>
         <w:bCs/>
         <w:color w:themeColor="background1" w:val="FFFFFF"/>
@@ -14147,6 +14739,7 @@
     </w:tblStylePr>
     <w:tblStylePr w:type="lastRow">
       <w:rPr>
+        <w:rFonts w:eastAsia="黑体"/>
         <w:b/>
         <w:bCs/>
         <w:color w:themeColor="accent5" w:themeShade="CC" w:val="348DA5"/>
@@ -14161,12 +14754,14 @@
     </w:tblStylePr>
     <w:tblStylePr w:type="firstCol">
       <w:rPr>
+        <w:rFonts w:eastAsia="黑体"/>
         <w:b/>
         <w:bCs/>
       </w:rPr>
     </w:tblStylePr>
     <w:tblStylePr w:type="lastCol">
       <w:rPr>
+        <w:rFonts w:eastAsia="黑体"/>
         <w:b/>
         <w:bCs/>
       </w:rPr>
@@ -14201,6 +14796,7 @@
       <w:spacing w:after="0" w:line="240" w:lineRule="auto"/>
     </w:pPr>
     <w:rPr>
+      <w:rFonts w:eastAsia="黑体"/>
       <w:color w:themeColor="text1" w:val="000000"/>
     </w:rPr>
     <w:tblPr>
@@ -14222,6 +14818,7 @@
     </w:tcPr>
     <w:tblStylePr w:type="firstRow">
       <w:rPr>
+        <w:rFonts w:eastAsia="黑体"/>
         <w:b/>
         <w:bCs/>
       </w:rPr>
@@ -14232,6 +14829,7 @@
     </w:tblStylePr>
     <w:tblStylePr w:type="lastRow">
       <w:rPr>
+        <w:rFonts w:eastAsia="黑体"/>
         <w:b/>
         <w:bCs/>
         <w:color w:themeColor="text1" w:val="000000"/>
@@ -14243,6 +14841,7 @@
     </w:tblStylePr>
     <w:tblStylePr w:type="firstCol">
       <w:rPr>
+        <w:rFonts w:eastAsia="黑体"/>
         <w:color w:themeColor="background1" w:val="FFFFFF"/>
       </w:rPr>
       <w:tblPr/>
@@ -14252,6 +14851,7 @@
     </w:tblStylePr>
     <w:tblStylePr w:type="lastCol">
       <w:rPr>
+        <w:rFonts w:eastAsia="黑体"/>
         <w:color w:themeColor="background1" w:val="FFFFFF"/>
       </w:rPr>
       <w:tblPr/>
@@ -14281,6 +14881,7 @@
       <w:spacing w:after="0" w:line="240" w:lineRule="auto"/>
     </w:pPr>
     <w:rPr>
+      <w:rFonts w:eastAsia="黑体"/>
       <w:color w:themeColor="text1" w:val="000000"/>
     </w:rPr>
     <w:tblPr>
@@ -14302,6 +14903,7 @@
     </w:tcPr>
     <w:tblStylePr w:type="firstRow">
       <w:rPr>
+        <w:rFonts w:eastAsia="黑体"/>
         <w:b/>
         <w:bCs/>
       </w:rPr>
@@ -14312,6 +14914,7 @@
     </w:tblStylePr>
     <w:tblStylePr w:type="lastRow">
       <w:rPr>
+        <w:rFonts w:eastAsia="黑体"/>
         <w:b/>
         <w:bCs/>
         <w:color w:themeColor="text1" w:val="000000"/>
@@ -14323,6 +14926,7 @@
     </w:tblStylePr>
     <w:tblStylePr w:type="firstCol">
       <w:rPr>
+        <w:rFonts w:eastAsia="黑体"/>
         <w:color w:themeColor="background1" w:val="FFFFFF"/>
       </w:rPr>
       <w:tblPr/>
@@ -14332,6 +14936,7 @@
     </w:tblStylePr>
     <w:tblStylePr w:type="lastCol">
       <w:rPr>
+        <w:rFonts w:eastAsia="黑体"/>
         <w:color w:themeColor="background1" w:val="FFFFFF"/>
       </w:rPr>
       <w:tblPr/>
@@ -14361,6 +14966,7 @@
       <w:spacing w:after="0" w:line="240" w:lineRule="auto"/>
     </w:pPr>
     <w:rPr>
+      <w:rFonts w:eastAsia="黑体"/>
       <w:color w:themeColor="text1" w:val="000000"/>
     </w:rPr>
     <w:tblPr>
@@ -14382,6 +14988,7 @@
     </w:tcPr>
     <w:tblStylePr w:type="firstRow">
       <w:rPr>
+        <w:rFonts w:eastAsia="黑体"/>
         <w:b/>
         <w:bCs/>
       </w:rPr>
@@ -14392,6 +14999,7 @@
     </w:tblStylePr>
     <w:tblStylePr w:type="lastRow">
       <w:rPr>
+        <w:rFonts w:eastAsia="黑体"/>
         <w:b/>
         <w:bCs/>
         <w:color w:themeColor="text1" w:val="000000"/>
@@ -14403,6 +15011,7 @@
     </w:tblStylePr>
     <w:tblStylePr w:type="firstCol">
       <w:rPr>
+        <w:rFonts w:eastAsia="黑体"/>
         <w:color w:themeColor="background1" w:val="FFFFFF"/>
       </w:rPr>
       <w:tblPr/>
@@ -14412,6 +15021,7 @@
     </w:tblStylePr>
     <w:tblStylePr w:type="lastCol">
       <w:rPr>
+        <w:rFonts w:eastAsia="黑体"/>
         <w:color w:themeColor="background1" w:val="FFFFFF"/>
       </w:rPr>
       <w:tblPr/>
@@ -14441,6 +15051,7 @@
       <w:spacing w:after="0" w:line="240" w:lineRule="auto"/>
     </w:pPr>
     <w:rPr>
+      <w:rFonts w:eastAsia="黑体"/>
       <w:color w:themeColor="text1" w:val="000000"/>
     </w:rPr>
     <w:tblPr>
@@ -14462,6 +15073,7 @@
     </w:tcPr>
     <w:tblStylePr w:type="firstRow">
       <w:rPr>
+        <w:rFonts w:eastAsia="黑体"/>
         <w:b/>
         <w:bCs/>
       </w:rPr>
@@ -14472,6 +15084,7 @@
     </w:tblStylePr>
     <w:tblStylePr w:type="lastRow">
       <w:rPr>
+        <w:rFonts w:eastAsia="黑体"/>
         <w:b/>
         <w:bCs/>
         <w:color w:themeColor="text1" w:val="000000"/>
@@ -14483,6 +15096,7 @@
     </w:tblStylePr>
     <w:tblStylePr w:type="firstCol">
       <w:rPr>
+        <w:rFonts w:eastAsia="黑体"/>
         <w:color w:themeColor="background1" w:val="FFFFFF"/>
       </w:rPr>
       <w:tblPr/>
@@ -14492,6 +15106,7 @@
     </w:tblStylePr>
     <w:tblStylePr w:type="lastCol">
       <w:rPr>
+        <w:rFonts w:eastAsia="黑体"/>
         <w:color w:themeColor="background1" w:val="FFFFFF"/>
       </w:rPr>
       <w:tblPr/>
@@ -14521,6 +15136,7 @@
       <w:spacing w:after="0" w:line="240" w:lineRule="auto"/>
     </w:pPr>
     <w:rPr>
+      <w:rFonts w:eastAsia="黑体"/>
       <w:color w:themeColor="text1" w:val="000000"/>
     </w:rPr>
     <w:tblPr>
@@ -14542,6 +15158,7 @@
     </w:tcPr>
     <w:tblStylePr w:type="firstRow">
       <w:rPr>
+        <w:rFonts w:eastAsia="黑体"/>
         <w:b/>
         <w:bCs/>
       </w:rPr>
@@ -14552,6 +15169,7 @@
     </w:tblStylePr>
     <w:tblStylePr w:type="lastRow">
       <w:rPr>
+        <w:rFonts w:eastAsia="黑体"/>
         <w:b/>
         <w:bCs/>
         <w:color w:themeColor="text1" w:val="000000"/>
@@ -14563,6 +15181,7 @@
     </w:tblStylePr>
     <w:tblStylePr w:type="firstCol">
       <w:rPr>
+        <w:rFonts w:eastAsia="黑体"/>
         <w:color w:themeColor="background1" w:val="FFFFFF"/>
       </w:rPr>
       <w:tblPr/>
@@ -14572,6 +15191,7 @@
     </w:tblStylePr>
     <w:tblStylePr w:type="lastCol">
       <w:rPr>
+        <w:rFonts w:eastAsia="黑体"/>
         <w:color w:themeColor="background1" w:val="FFFFFF"/>
       </w:rPr>
       <w:tblPr/>
@@ -14601,6 +15221,7 @@
       <w:spacing w:after="0" w:line="240" w:lineRule="auto"/>
     </w:pPr>
     <w:rPr>
+      <w:rFonts w:eastAsia="黑体"/>
       <w:color w:themeColor="text1" w:val="000000"/>
     </w:rPr>
     <w:tblPr>
@@ -14622,6 +15243,7 @@
     </w:tcPr>
     <w:tblStylePr w:type="firstRow">
       <w:rPr>
+        <w:rFonts w:eastAsia="黑体"/>
         <w:b/>
         <w:bCs/>
       </w:rPr>
@@ -14632,6 +15254,7 @@
     </w:tblStylePr>
     <w:tblStylePr w:type="lastRow">
       <w:rPr>
+        <w:rFonts w:eastAsia="黑体"/>
         <w:b/>
         <w:bCs/>
         <w:color w:themeColor="text1" w:val="000000"/>
@@ -14643,6 +15266,7 @@
     </w:tblStylePr>
     <w:tblStylePr w:type="firstCol">
       <w:rPr>
+        <w:rFonts w:eastAsia="黑体"/>
         <w:color w:themeColor="background1" w:val="FFFFFF"/>
       </w:rPr>
       <w:tblPr/>
@@ -14652,6 +15276,7 @@
     </w:tblStylePr>
     <w:tblStylePr w:type="lastCol">
       <w:rPr>
+        <w:rFonts w:eastAsia="黑体"/>
         <w:color w:themeColor="background1" w:val="FFFFFF"/>
       </w:rPr>
       <w:tblPr/>
@@ -14681,6 +15306,7 @@
       <w:spacing w:after="0" w:line="240" w:lineRule="auto"/>
     </w:pPr>
     <w:rPr>
+      <w:rFonts w:eastAsia="黑体"/>
       <w:color w:themeColor="text1" w:val="000000"/>
     </w:rPr>
     <w:tblPr>
@@ -14702,6 +15328,7 @@
     </w:tcPr>
     <w:tblStylePr w:type="firstRow">
       <w:rPr>
+        <w:rFonts w:eastAsia="黑体"/>
         <w:b/>
         <w:bCs/>
       </w:rPr>
@@ -14712,6 +15339,7 @@
     </w:tblStylePr>
     <w:tblStylePr w:type="lastRow">
       <w:rPr>
+        <w:rFonts w:eastAsia="黑体"/>
         <w:b/>
         <w:bCs/>
         <w:color w:themeColor="text1" w:val="000000"/>
@@ -14723,6 +15351,7 @@
     </w:tblStylePr>
     <w:tblStylePr w:type="firstCol">
       <w:rPr>
+        <w:rFonts w:eastAsia="黑体"/>
         <w:color w:themeColor="background1" w:val="FFFFFF"/>
       </w:rPr>
       <w:tblPr/>
@@ -14732,6 +15361,7 @@
     </w:tblStylePr>
     <w:tblStylePr w:type="lastCol">
       <w:rPr>
+        <w:rFonts w:eastAsia="黑体"/>
         <w:color w:themeColor="background1" w:val="FFFFFF"/>
       </w:rPr>
       <w:tblPr/>
@@ -14764,6 +15394,7 @@
     <w:name w:val="KeywordTok"/>
     <w:basedOn w:val="VerbatimChar"/>
     <w:rPr>
+      <w:rFonts w:eastAsia="黑体"/>
       <w:b/>
       <w:color w:val="007020"/>
     </w:rPr>
@@ -14772,6 +15403,7 @@
     <w:name w:val="DataTypeTok"/>
     <w:basedOn w:val="VerbatimChar"/>
     <w:rPr>
+      <w:rFonts w:eastAsia="黑体"/>
       <w:color w:val="902000"/>
     </w:rPr>
   </w:style>
@@ -14779,6 +15411,7 @@
     <w:name w:val="DecValTok"/>
     <w:basedOn w:val="VerbatimChar"/>
     <w:rPr>
+      <w:rFonts w:eastAsia="黑体"/>
       <w:color w:val="40a070"/>
     </w:rPr>
   </w:style>
@@ -14786,6 +15419,7 @@
     <w:name w:val="BaseNTok"/>
     <w:basedOn w:val="VerbatimChar"/>
     <w:rPr>
+      <w:rFonts w:eastAsia="黑体"/>
       <w:color w:val="40a070"/>
     </w:rPr>
   </w:style>
@@ -14793,6 +15427,7 @@
     <w:name w:val="FloatTok"/>
     <w:basedOn w:val="VerbatimChar"/>
     <w:rPr>
+      <w:rFonts w:eastAsia="黑体"/>
       <w:color w:val="40a070"/>
     </w:rPr>
   </w:style>
@@ -14800,6 +15435,7 @@
     <w:name w:val="ConstantTok"/>
     <w:basedOn w:val="VerbatimChar"/>
     <w:rPr>
+      <w:rFonts w:eastAsia="黑体"/>
       <w:color w:val="880000"/>
     </w:rPr>
   </w:style>
@@ -14807,6 +15443,7 @@
     <w:name w:val="CharTok"/>
     <w:basedOn w:val="VerbatimChar"/>
     <w:rPr>
+      <w:rFonts w:eastAsia="黑体"/>
       <w:color w:val="4070a0"/>
     </w:rPr>
   </w:style>
@@ -14814,6 +15451,7 @@
     <w:name w:val="SpecialCharTok"/>
     <w:basedOn w:val="VerbatimChar"/>
     <w:rPr>
+      <w:rFonts w:eastAsia="黑体"/>
       <w:color w:val="4070a0"/>
     </w:rPr>
   </w:style>
@@ -14821,6 +15459,7 @@
     <w:name w:val="StringTok"/>
     <w:basedOn w:val="VerbatimChar"/>
     <w:rPr>
+      <w:rFonts w:eastAsia="黑体"/>
       <w:color w:val="4070a0"/>
     </w:rPr>
   </w:style>
@@ -14828,6 +15467,7 @@
     <w:name w:val="VerbatimStringTok"/>
     <w:basedOn w:val="VerbatimChar"/>
     <w:rPr>
+      <w:rFonts w:eastAsia="黑体"/>
       <w:color w:val="4070a0"/>
     </w:rPr>
   </w:style>
@@ -14835,6 +15475,7 @@
     <w:name w:val="SpecialStringTok"/>
     <w:basedOn w:val="VerbatimChar"/>
     <w:rPr>
+      <w:rFonts w:eastAsia="黑体"/>
       <w:color w:val="bb6688"/>
     </w:rPr>
   </w:style>
@@ -14842,6 +15483,7 @@
     <w:name w:val="ImportTok"/>
     <w:basedOn w:val="VerbatimChar"/>
     <w:rPr>
+      <w:rFonts w:eastAsia="黑体"/>
       <w:b/>
       <w:color w:val="008000"/>
     </w:rPr>
@@ -14850,6 +15492,7 @@
     <w:name w:val="CommentTok"/>
     <w:basedOn w:val="VerbatimChar"/>
     <w:rPr>
+      <w:rFonts w:eastAsia="黑体"/>
       <w:i/>
       <w:color w:val="60a0b0"/>
     </w:rPr>
@@ -14858,6 +15501,7 @@
     <w:name w:val="DocumentationTok"/>
     <w:basedOn w:val="VerbatimChar"/>
     <w:rPr>
+      <w:rFonts w:eastAsia="黑体"/>
       <w:i/>
       <w:color w:val="ba2121"/>
     </w:rPr>
@@ -14866,6 +15510,7 @@
     <w:name w:val="AnnotationTok"/>
     <w:basedOn w:val="VerbatimChar"/>
     <w:rPr>
+      <w:rFonts w:eastAsia="黑体"/>
       <w:b/>
       <w:i/>
       <w:color w:val="60a0b0"/>
@@ -14875,6 +15520,7 @@
     <w:name w:val="CommentVarTok"/>
     <w:basedOn w:val="VerbatimChar"/>
     <w:rPr>
+      <w:rFonts w:eastAsia="黑体"/>
       <w:b/>
       <w:i/>
       <w:color w:val="60a0b0"/>
@@ -14884,6 +15530,7 @@
     <w:name w:val="OtherTok"/>
     <w:basedOn w:val="VerbatimChar"/>
     <w:rPr>
+      <w:rFonts w:eastAsia="黑体"/>
       <w:color w:val="007020"/>
     </w:rPr>
   </w:style>
@@ -14891,6 +15538,7 @@
     <w:name w:val="FunctionTok"/>
     <w:basedOn w:val="VerbatimChar"/>
     <w:rPr>
+      <w:rFonts w:eastAsia="黑体"/>
       <w:color w:val="06287e"/>
     </w:rPr>
   </w:style>
@@ -14898,6 +15546,7 @@
     <w:name w:val="VariableTok"/>
     <w:basedOn w:val="VerbatimChar"/>
     <w:rPr>
+      <w:rFonts w:eastAsia="黑体"/>
       <w:color w:val="19177c"/>
     </w:rPr>
   </w:style>
@@ -14905,6 +15554,7 @@
     <w:name w:val="ControlFlowTok"/>
     <w:basedOn w:val="VerbatimChar"/>
     <w:rPr>
+      <w:rFonts w:eastAsia="黑体"/>
       <w:b/>
       <w:color w:val="007020"/>
     </w:rPr>
@@ -14913,6 +15563,7 @@
     <w:name w:val="OperatorTok"/>
     <w:basedOn w:val="VerbatimChar"/>
     <w:rPr>
+      <w:rFonts w:eastAsia="黑体"/>
       <w:color w:val="666666"/>
     </w:rPr>
   </w:style>
@@ -14920,18 +15571,22 @@
     <w:name w:val="BuiltInTok"/>
     <w:basedOn w:val="VerbatimChar"/>
     <w:rPr>
+      <w:rFonts w:eastAsia="黑体"/>
       <w:color w:val="008000"/>
     </w:rPr>
   </w:style>
   <w:style w:type="character" w:customStyle="1" w:styleId="ExtensionTok">
     <w:name w:val="ExtensionTok"/>
     <w:basedOn w:val="VerbatimChar"/>
-    <w:rPr/>
+    <w:rPr>
+      <w:rFonts w:eastAsia="黑体"/>
+    </w:rPr>
   </w:style>
   <w:style w:type="character" w:customStyle="1" w:styleId="PreprocessorTok">
     <w:name w:val="PreprocessorTok"/>
     <w:basedOn w:val="VerbatimChar"/>
     <w:rPr>
+      <w:rFonts w:eastAsia="黑体"/>
       <w:color w:val="bc7a00"/>
     </w:rPr>
   </w:style>
@@ -14939,18 +15594,22 @@
     <w:name w:val="AttributeTok"/>
     <w:basedOn w:val="VerbatimChar"/>
     <w:rPr>
+      <w:rFonts w:eastAsia="黑体"/>
       <w:color w:val="7d9029"/>
     </w:rPr>
   </w:style>
   <w:style w:type="character" w:customStyle="1" w:styleId="RegionMarkerTok">
     <w:name w:val="RegionMarkerTok"/>
     <w:basedOn w:val="VerbatimChar"/>
-    <w:rPr/>
+    <w:rPr>
+      <w:rFonts w:eastAsia="黑体"/>
+    </w:rPr>
   </w:style>
   <w:style w:type="character" w:customStyle="1" w:styleId="InformationTok">
     <w:name w:val="InformationTok"/>
     <w:basedOn w:val="VerbatimChar"/>
     <w:rPr>
+      <w:rFonts w:eastAsia="黑体"/>
       <w:b/>
       <w:i/>
       <w:color w:val="60a0b0"/>
@@ -14960,6 +15619,7 @@
     <w:name w:val="WarningTok"/>
     <w:basedOn w:val="VerbatimChar"/>
     <w:rPr>
+      <w:rFonts w:eastAsia="黑体"/>
       <w:b/>
       <w:i/>
       <w:color w:val="60a0b0"/>
@@ -14969,6 +15629,7 @@
     <w:name w:val="AlertTok"/>
     <w:basedOn w:val="VerbatimChar"/>
     <w:rPr>
+      <w:rFonts w:eastAsia="黑体"/>
       <w:b/>
       <w:color w:val="ff0000"/>
     </w:rPr>
@@ -14977,6 +15638,7 @@
     <w:name w:val="ErrorTok"/>
     <w:basedOn w:val="VerbatimChar"/>
     <w:rPr>
+      <w:rFonts w:eastAsia="黑体"/>
       <w:b/>
       <w:color w:val="ff0000"/>
     </w:rPr>
@@ -14984,7 +15646,9 @@
   <w:style w:type="character" w:customStyle="1" w:styleId="NormalTok">
     <w:name w:val="NormalTok"/>
     <w:basedOn w:val="VerbatimChar"/>
-    <w:rPr/>
+    <w:rPr>
+      <w:rFonts w:eastAsia="黑体"/>
+    </w:rPr>
   </w:style>
 </w:styles>
 </file>
@@ -15033,12 +15697,12 @@
     <a:fontScheme name="Office">
       <a:majorFont>
         <a:latin typeface="Calibri"/>
-        <a:ea typeface=""/>
+        <a:ea typeface="黑体"/>
         <a:cs typeface=""/>
         <a:font script="Jpan" typeface="ＭＳ ゴシック"/>
         <a:font script="Hang" typeface="맑은 고딕"/>
-        <a:font script="Hans" typeface="宋体"/>
-        <a:font script="Hant" typeface="新細明體"/>
+        <a:font script="Hans" typeface="黑体"/>
+        <a:font script="Hant" typeface="黑体"/>
         <a:font script="Arab" typeface="Times New Roman"/>
         <a:font script="Hebr" typeface="Times New Roman"/>
         <a:font script="Thai" typeface="Angsana New"/>
@@ -15068,12 +15732,12 @@
       </a:majorFont>
       <a:minorFont>
         <a:latin typeface="Cambria"/>
-        <a:ea typeface=""/>
+        <a:ea typeface="黑体"/>
         <a:cs typeface=""/>
         <a:font script="Jpan" typeface="ＭＳ 明朝"/>
         <a:font script="Hang" typeface="맑은 고딕"/>
-        <a:font script="Hans" typeface="宋体"/>
-        <a:font script="Hant" typeface="新細明體"/>
+        <a:font script="Hans" typeface="黑体"/>
+        <a:font script="Hant" typeface="黑体"/>
         <a:font script="Arab" typeface="Arial"/>
         <a:font script="Hebr" typeface="Arial"/>
         <a:font script="Thai" typeface="Cordia New"/>

--- a/08-传感器电路/11-声音传感器电路/驻极体麦克风电路/驻极体麦克风电路.docx
+++ b/08-传感器电路/11-声音传感器电路/驻极体麦克风电路/驻极体麦克风电路.docx
@@ -2626,7 +2626,7 @@
           <w:color w:val="555555"/>
           <w:sz w:val="21"/>
         </w:rPr>
-        <w:t>材料收集者：杜文杰，WX手机：19519196569，QQ:3478827729</w:t>
+        <w:t>材料收集者：杜文杰，微信/手机：19519196569，QQ:3478827729</w:t>
       </w:r>
     </w:p>
     <w:sectPr>
